--- a/ADMIN_MANUAL.docx
+++ b/ADMIN_MANUAL.docx
@@ -10,8 +10,9 @@
         <w:rPr>
           <w:rFonts w:ascii="Arial" w:hAnsi="Arial"/>
           <w:b/>
-          <w:color w:val="7A0C2E"/>
-          <w:sz w:val="48"/>
+          <w:i w:val="0"/>
+          <w:color w:val="000000"/>
+          <w:sz w:val="46"/>
         </w:rPr>
         <w:t>TransitAI UTM</w:t>
         <w:br/>
@@ -25,44 +26,384 @@
       <w:r>
         <w:rPr>
           <w:rFonts w:ascii="Arial" w:hAnsi="Arial"/>
-          <w:color w:val="5B6270"/>
-          <w:sz w:val="22"/>
+          <w:b w:val="0"/>
+          <w:i w:val="0"/>
+          <w:color w:val="000000"/>
+          <w:sz w:val="21"/>
         </w:rPr>
         <w:t>Web-Based Campus Transport Chatbot Prototype</w:t>
         <w:br/>
-        <w:t>MECS0033-52 Artificial Intelligence · Group 5</w:t>
+        <w:t>MECS0033-52 Artificial Intelligence, Section 52, Group 5</w:t>
+      </w:r>
+    </w:p>
+    <w:p>
+      <w:r>
+        <w:rPr>
+          <w:rFonts w:ascii="Arial" w:hAnsi="Arial"/>
+          <w:b w:val="0"/>
+          <w:i w:val="0"/>
+          <w:color w:val="000000"/>
+          <w:sz w:val="20"/>
+        </w:rPr>
+        <w:t>This is the separate Administrator Manual deliverable. The in-app Staff Demo screen is a control surface for demonstration and proof execution; it does not replace this Word manual.</w:t>
       </w:r>
     </w:p>
     <w:tbl>
       <w:tblPr>
+        <w:tblStyle w:val="TableGrid"/>
         <w:tblW w:type="auto" w:w="0"/>
         <w:jc w:val="center"/>
+        <w:tblLayout w:type="fixed"/>
         <w:tblLook w:firstColumn="1" w:firstRow="1" w:lastColumn="0" w:lastRow="0" w:noHBand="0" w:noVBand="1" w:val="04A0"/>
       </w:tblPr>
       <w:tblGrid>
-        <w:gridCol w:w="10080"/>
+        <w:gridCol w:w="5184"/>
+        <w:gridCol w:w="5184"/>
       </w:tblGrid>
       <w:tr>
         <w:tc>
           <w:tcPr>
-            <w:tcW w:type="dxa" w:w="10080"/>
-            <w:shd w:fill="FFF8E6"/>
+            <w:tcW w:type="dxa" w:w="2232"/>
+            <w:vAlign w:val="top"/>
+            <w:tcMar>
+              <w:top w:w="55" w:type="dxa"/>
+              <w:start w:w="95" w:type="dxa"/>
+              <w:bottom w:w="55" w:type="dxa"/>
+              <w:end w:w="95" w:type="dxa"/>
+            </w:tcMar>
           </w:tcPr>
           <w:p>
+            <w:pPr>
+              <w:spacing w:after="0"/>
+            </w:pPr>
+            <w:r/>
             <w:r>
               <w:rPr>
+                <w:rFonts w:ascii="Arial" w:hAnsi="Arial"/>
                 <w:b/>
-                <w:color w:val="7A0C2E"/>
-                <w:sz w:val="20"/>
+                <w:i w:val="0"/>
+                <w:color w:val="000000"/>
+                <w:sz w:val="16"/>
               </w:rPr>
-              <w:t xml:space="preserve">Submission purpose: </w:t>
+              <w:t>Manual item</w:t>
             </w:r>
+          </w:p>
+        </w:tc>
+        <w:tc>
+          <w:tcPr>
+            <w:tcW w:type="dxa" w:w="7272"/>
+            <w:vAlign w:val="top"/>
+            <w:tcMar>
+              <w:top w:w="55" w:type="dxa"/>
+              <w:start w:w="95" w:type="dxa"/>
+              <w:bottom w:w="55" w:type="dxa"/>
+              <w:end w:w="95" w:type="dxa"/>
+            </w:tcMar>
+          </w:tcPr>
+          <w:p>
+            <w:pPr>
+              <w:spacing w:after="0"/>
+            </w:pPr>
+            <w:r/>
             <w:r>
               <w:rPr>
-                <w:color w:val="1E2330"/>
-                <w:sz w:val="20"/>
+                <w:rFonts w:ascii="Arial" w:hAnsi="Arial"/>
+                <w:b/>
+                <w:i w:val="0"/>
+                <w:color w:val="000000"/>
+                <w:sz w:val="16"/>
               </w:rPr>
-              <w:t>This Word manual is the teacher-facing administrator guide. It documents the prototype design, verified and simulated data boundaries, usage process, configuration notes, and screenshots for each required interactive flow.</w:t>
+              <w:t>Description</w:t>
+            </w:r>
+          </w:p>
+        </w:tc>
+      </w:tr>
+      <w:tr>
+        <w:tc>
+          <w:tcPr>
+            <w:tcW w:type="dxa" w:w="2232"/>
+            <w:vAlign w:val="top"/>
+            <w:tcMar>
+              <w:top w:w="55" w:type="dxa"/>
+              <w:start w:w="95" w:type="dxa"/>
+              <w:bottom w:w="55" w:type="dxa"/>
+              <w:end w:w="95" w:type="dxa"/>
+            </w:tcMar>
+          </w:tcPr>
+          <w:p>
+            <w:pPr>
+              <w:spacing w:after="0"/>
+            </w:pPr>
+            <w:r/>
+            <w:r>
+              <w:rPr>
+                <w:rFonts w:ascii="Arial" w:hAnsi="Arial"/>
+                <w:b w:val="0"/>
+                <w:i w:val="0"/>
+                <w:color w:val="000000"/>
+                <w:sz w:val="16"/>
+              </w:rPr>
+              <w:t>Audience</w:t>
+            </w:r>
+          </w:p>
+        </w:tc>
+        <w:tc>
+          <w:tcPr>
+            <w:tcW w:type="dxa" w:w="7272"/>
+            <w:vAlign w:val="top"/>
+            <w:tcMar>
+              <w:top w:w="55" w:type="dxa"/>
+              <w:start w:w="95" w:type="dxa"/>
+              <w:bottom w:w="55" w:type="dxa"/>
+              <w:end w:w="95" w:type="dxa"/>
+            </w:tcMar>
+          </w:tcPr>
+          <w:p>
+            <w:pPr>
+              <w:spacing w:after="0"/>
+            </w:pPr>
+            <w:r/>
+            <w:r>
+              <w:rPr>
+                <w:rFonts w:ascii="Arial" w:hAnsi="Arial"/>
+                <w:b w:val="0"/>
+                <w:i w:val="0"/>
+                <w:color w:val="000000"/>
+                <w:sz w:val="16"/>
+              </w:rPr>
+              <w:t>Lecturer, marker, transport administrator, or maintainer reviewing the prototype.</w:t>
+            </w:r>
+          </w:p>
+        </w:tc>
+      </w:tr>
+      <w:tr>
+        <w:tc>
+          <w:tcPr>
+            <w:tcW w:type="dxa" w:w="2232"/>
+            <w:vAlign w:val="top"/>
+            <w:tcMar>
+              <w:top w:w="55" w:type="dxa"/>
+              <w:start w:w="95" w:type="dxa"/>
+              <w:bottom w:w="55" w:type="dxa"/>
+              <w:end w:w="95" w:type="dxa"/>
+            </w:tcMar>
+          </w:tcPr>
+          <w:p>
+            <w:pPr>
+              <w:spacing w:after="0"/>
+            </w:pPr>
+            <w:r/>
+            <w:r>
+              <w:rPr>
+                <w:rFonts w:ascii="Arial" w:hAnsi="Arial"/>
+                <w:b w:val="0"/>
+                <w:i w:val="0"/>
+                <w:color w:val="000000"/>
+                <w:sz w:val="16"/>
+              </w:rPr>
+              <w:t>Prototype path</w:t>
+            </w:r>
+          </w:p>
+        </w:tc>
+        <w:tc>
+          <w:tcPr>
+            <w:tcW w:type="dxa" w:w="7272"/>
+            <w:vAlign w:val="top"/>
+            <w:tcMar>
+              <w:top w:w="55" w:type="dxa"/>
+              <w:start w:w="95" w:type="dxa"/>
+              <w:bottom w:w="55" w:type="dxa"/>
+              <w:end w:w="95" w:type="dxa"/>
+            </w:tcMar>
+          </w:tcPr>
+          <w:p>
+            <w:pPr>
+              <w:spacing w:after="0"/>
+            </w:pPr>
+            <w:r/>
+            <w:r>
+              <w:rPr>
+                <w:rFonts w:ascii="Arial" w:hAnsi="Arial"/>
+                <w:b w:val="0"/>
+                <w:i w:val="0"/>
+                <w:color w:val="000000"/>
+                <w:sz w:val="16"/>
+              </w:rPr>
+              <w:t>MECS0033-52/Group5Asg1/prototype/index.html</w:t>
+            </w:r>
+          </w:p>
+        </w:tc>
+      </w:tr>
+      <w:tr>
+        <w:tc>
+          <w:tcPr>
+            <w:tcW w:type="dxa" w:w="2232"/>
+            <w:vAlign w:val="top"/>
+            <w:tcMar>
+              <w:top w:w="55" w:type="dxa"/>
+              <w:start w:w="95" w:type="dxa"/>
+              <w:bottom w:w="55" w:type="dxa"/>
+              <w:end w:w="95" w:type="dxa"/>
+            </w:tcMar>
+          </w:tcPr>
+          <w:p>
+            <w:pPr>
+              <w:spacing w:after="0"/>
+            </w:pPr>
+            <w:r/>
+            <w:r>
+              <w:rPr>
+                <w:rFonts w:ascii="Arial" w:hAnsi="Arial"/>
+                <w:b w:val="0"/>
+                <w:i w:val="0"/>
+                <w:color w:val="000000"/>
+                <w:sz w:val="16"/>
+              </w:rPr>
+              <w:t>Run mode</w:t>
+            </w:r>
+          </w:p>
+        </w:tc>
+        <w:tc>
+          <w:tcPr>
+            <w:tcW w:type="dxa" w:w="7272"/>
+            <w:vAlign w:val="top"/>
+            <w:tcMar>
+              <w:top w:w="55" w:type="dxa"/>
+              <w:start w:w="95" w:type="dxa"/>
+              <w:bottom w:w="55" w:type="dxa"/>
+              <w:end w:w="95" w:type="dxa"/>
+            </w:tcMar>
+          </w:tcPr>
+          <w:p>
+            <w:pPr>
+              <w:spacing w:after="0"/>
+            </w:pPr>
+            <w:r/>
+            <w:r>
+              <w:rPr>
+                <w:rFonts w:ascii="Arial" w:hAnsi="Arial"/>
+                <w:b w:val="0"/>
+                <w:i w:val="0"/>
+                <w:color w:val="000000"/>
+                <w:sz w:val="16"/>
+              </w:rPr>
+              <w:t>Open index.html directly, or run python3 -m http.server 8000 from the prototype folder.</w:t>
+            </w:r>
+          </w:p>
+        </w:tc>
+      </w:tr>
+      <w:tr>
+        <w:tc>
+          <w:tcPr>
+            <w:tcW w:type="dxa" w:w="2232"/>
+            <w:vAlign w:val="top"/>
+            <w:tcMar>
+              <w:top w:w="55" w:type="dxa"/>
+              <w:start w:w="95" w:type="dxa"/>
+              <w:bottom w:w="55" w:type="dxa"/>
+              <w:end w:w="95" w:type="dxa"/>
+            </w:tcMar>
+          </w:tcPr>
+          <w:p>
+            <w:pPr>
+              <w:spacing w:after="0"/>
+            </w:pPr>
+            <w:r/>
+            <w:r>
+              <w:rPr>
+                <w:rFonts w:ascii="Arial" w:hAnsi="Arial"/>
+                <w:b w:val="0"/>
+                <w:i w:val="0"/>
+                <w:color w:val="000000"/>
+                <w:sz w:val="16"/>
+              </w:rPr>
+              <w:t>Main grading evidence</w:t>
+            </w:r>
+          </w:p>
+        </w:tc>
+        <w:tc>
+          <w:tcPr>
+            <w:tcW w:type="dxa" w:w="7272"/>
+            <w:vAlign w:val="top"/>
+            <w:tcMar>
+              <w:top w:w="55" w:type="dxa"/>
+              <w:start w:w="95" w:type="dxa"/>
+              <w:bottom w:w="55" w:type="dxa"/>
+              <w:end w:w="95" w:type="dxa"/>
+            </w:tcMar>
+          </w:tcPr>
+          <w:p>
+            <w:pPr>
+              <w:spacing w:after="0"/>
+            </w:pPr>
+            <w:r/>
+            <w:r>
+              <w:rPr>
+                <w:rFonts w:ascii="Arial" w:hAnsi="Arial"/>
+                <w:b w:val="0"/>
+                <w:i w:val="0"/>
+                <w:color w:val="000000"/>
+                <w:sz w:val="16"/>
+              </w:rPr>
+              <w:t>Interactive screen, problem-solving workflow, administrator process, screenshots, and resolution proof.</w:t>
+            </w:r>
+          </w:p>
+        </w:tc>
+      </w:tr>
+      <w:tr>
+        <w:tc>
+          <w:tcPr>
+            <w:tcW w:type="dxa" w:w="2232"/>
+            <w:vAlign w:val="top"/>
+            <w:tcMar>
+              <w:top w:w="55" w:type="dxa"/>
+              <w:start w:w="95" w:type="dxa"/>
+              <w:bottom w:w="55" w:type="dxa"/>
+              <w:end w:w="95" w:type="dxa"/>
+            </w:tcMar>
+          </w:tcPr>
+          <w:p>
+            <w:pPr>
+              <w:spacing w:after="0"/>
+            </w:pPr>
+            <w:r/>
+            <w:r>
+              <w:rPr>
+                <w:rFonts w:ascii="Arial" w:hAnsi="Arial"/>
+                <w:b w:val="0"/>
+                <w:i w:val="0"/>
+                <w:color w:val="000000"/>
+                <w:sz w:val="16"/>
+              </w:rPr>
+              <w:t>Data boundary</w:t>
+            </w:r>
+          </w:p>
+        </w:tc>
+        <w:tc>
+          <w:tcPr>
+            <w:tcW w:type="dxa" w:w="7272"/>
+            <w:vAlign w:val="top"/>
+            <w:tcMar>
+              <w:top w:w="55" w:type="dxa"/>
+              <w:start w:w="95" w:type="dxa"/>
+              <w:bottom w:w="55" w:type="dxa"/>
+              <w:end w:w="95" w:type="dxa"/>
+            </w:tcMar>
+          </w:tcPr>
+          <w:p>
+            <w:pPr>
+              <w:spacing w:after="0"/>
+            </w:pPr>
+            <w:r/>
+            <w:r>
+              <w:rPr>
+                <w:rFonts w:ascii="Arial" w:hAnsi="Arial"/>
+                <w:b w:val="0"/>
+                <w:i w:val="0"/>
+                <w:color w:val="000000"/>
+                <w:sz w:val="16"/>
+              </w:rPr>
+              <w:t>Public route names/stop sequences are used where available; timetable, ETA, delay state and walking notes are configured prototype estimates.</w:t>
             </w:r>
           </w:p>
         </w:tc>
@@ -75,14 +416,25 @@
       </w:pPr>
       <w:r>
         <w:rPr>
-          <w:color w:val="7A0C2E"/>
+          <w:rFonts w:ascii="Arial" w:hAnsi="Arial"/>
+          <w:b/>
+          <w:i w:val="0"/>
+          <w:color w:val="000000"/>
+          <w:sz w:val="31"/>
         </w:rPr>
-        <w:t>1. Prototype Scope</w:t>
+        <w:t>1. Purpose and Rubric Alignment</w:t>
       </w:r>
     </w:p>
     <w:p>
       <w:r>
-        <w:t>TransitAI UTM is a self-contained browser prototype. It demonstrates how an AI campus transport assistant can receive student input, classify intent, retrieve relevant shuttle knowledge, generate a grounded answer, and trigger delay notifications through a logic proof.</w:t>
+        <w:rPr>
+          <w:rFonts w:ascii="Arial" w:hAnsi="Arial"/>
+          <w:b w:val="0"/>
+          <w:i w:val="0"/>
+          <w:color w:val="000000"/>
+          <w:sz w:val="20"/>
+        </w:rPr>
+        <w:t>TransitAI UTM turns the project report into an inspectable browser prototype. The marker can click through the phone-style app, ask transport questions, change demo time, create feedback reports, toggle staff delays, and inspect the AI reasoning evidence.</w:t>
       </w:r>
     </w:p>
     <w:tbl>
@@ -90,46 +442,96 @@
         <w:tblStyle w:val="TableGrid"/>
         <w:tblW w:type="auto" w:w="0"/>
         <w:jc w:val="center"/>
+        <w:tblLayout w:type="fixed"/>
         <w:tblLook w:firstColumn="1" w:firstRow="1" w:lastColumn="0" w:lastRow="0" w:noHBand="0" w:noVBand="1" w:val="04A0"/>
       </w:tblPr>
       <w:tblGrid>
-        <w:gridCol w:w="5040"/>
-        <w:gridCol w:w="5040"/>
+        <w:gridCol w:w="3456"/>
+        <w:gridCol w:w="3456"/>
+        <w:gridCol w:w="3456"/>
       </w:tblGrid>
       <w:tr>
         <w:tc>
           <w:tcPr>
-            <w:tcW w:type="dxa" w:w="2448"/>
-            <w:vAlign w:val="center"/>
-            <w:shd w:fill="FFF4D7"/>
+            <w:tcW w:type="dxa" w:w="2232"/>
+            <w:vAlign w:val="top"/>
+            <w:tcMar>
+              <w:top w:w="55" w:type="dxa"/>
+              <w:start w:w="95" w:type="dxa"/>
+              <w:bottom w:w="55" w:type="dxa"/>
+              <w:end w:w="95" w:type="dxa"/>
+            </w:tcMar>
           </w:tcPr>
           <w:p>
+            <w:pPr>
+              <w:spacing w:after="0"/>
+            </w:pPr>
             <w:r/>
             <w:r>
               <w:rPr>
+                <w:rFonts w:ascii="Arial" w:hAnsi="Arial"/>
                 <w:b/>
-                <w:color w:val="7A0C2E"/>
-                <w:sz w:val="18"/>
+                <w:i w:val="0"/>
+                <w:color w:val="000000"/>
+                <w:sz w:val="16"/>
               </w:rPr>
-              <w:t>Item</w:t>
+              <w:t>Rubric criterion</w:t>
             </w:r>
           </w:p>
         </w:tc>
         <w:tc>
           <w:tcPr>
-            <w:tcW w:type="dxa" w:w="6912"/>
-            <w:vAlign w:val="center"/>
-            <w:shd w:fill="FFF4D7"/>
+            <w:tcW w:type="dxa" w:w="5328"/>
+            <w:vAlign w:val="top"/>
+            <w:tcMar>
+              <w:top w:w="55" w:type="dxa"/>
+              <w:start w:w="95" w:type="dxa"/>
+              <w:bottom w:w="55" w:type="dxa"/>
+              <w:end w:w="95" w:type="dxa"/>
+            </w:tcMar>
           </w:tcPr>
           <w:p>
+            <w:pPr>
+              <w:spacing w:after="0"/>
+            </w:pPr>
             <w:r/>
             <w:r>
               <w:rPr>
+                <w:rFonts w:ascii="Arial" w:hAnsi="Arial"/>
                 <w:b/>
-                <w:color w:val="7A0C2E"/>
-                <w:sz w:val="18"/>
+                <w:i w:val="0"/>
+                <w:color w:val="000000"/>
+                <w:sz w:val="16"/>
               </w:rPr>
-              <w:t>Prototype decision</w:t>
+              <w:t>How the prototype supports full marks</w:t>
+            </w:r>
+          </w:p>
+        </w:tc>
+        <w:tc>
+          <w:tcPr>
+            <w:tcW w:type="dxa" w:w="1944"/>
+            <w:vAlign w:val="top"/>
+            <w:tcMar>
+              <w:top w:w="55" w:type="dxa"/>
+              <w:start w:w="95" w:type="dxa"/>
+              <w:bottom w:w="55" w:type="dxa"/>
+              <w:end w:w="95" w:type="dxa"/>
+            </w:tcMar>
+          </w:tcPr>
+          <w:p>
+            <w:pPr>
+              <w:spacing w:after="0"/>
+            </w:pPr>
+            <w:r/>
+            <w:r>
+              <w:rPr>
+                <w:rFonts w:ascii="Arial" w:hAnsi="Arial"/>
+                <w:b/>
+                <w:i w:val="0"/>
+                <w:color w:val="000000"/>
+                <w:sz w:val="16"/>
+              </w:rPr>
+              <w:t>Where to verify</w:t>
             </w:r>
           </w:p>
         </w:tc>
@@ -137,35 +539,85 @@
       <w:tr>
         <w:tc>
           <w:tcPr>
-            <w:tcW w:type="dxa" w:w="2448"/>
-            <w:vAlign w:val="center"/>
+            <w:tcW w:type="dxa" w:w="2232"/>
+            <w:vAlign w:val="top"/>
+            <w:tcMar>
+              <w:top w:w="55" w:type="dxa"/>
+              <w:start w:w="95" w:type="dxa"/>
+              <w:bottom w:w="55" w:type="dxa"/>
+              <w:end w:w="95" w:type="dxa"/>
+            </w:tcMar>
           </w:tcPr>
           <w:p>
+            <w:pPr>
+              <w:spacing w:after="0"/>
+            </w:pPr>
             <w:r/>
             <w:r>
               <w:rPr>
+                <w:rFonts w:ascii="Arial" w:hAnsi="Arial"/>
                 <w:b w:val="0"/>
-                <w:color w:val="1E2330"/>
-                <w:sz w:val="18"/>
+                <w:i w:val="0"/>
+                <w:color w:val="000000"/>
+                <w:sz w:val="16"/>
               </w:rPr>
-              <w:t>Platform</w:t>
+              <w:t>Originality / Interactive Screen</w:t>
             </w:r>
           </w:p>
         </w:tc>
         <w:tc>
           <w:tcPr>
-            <w:tcW w:type="dxa" w:w="6912"/>
-            <w:vAlign w:val="center"/>
+            <w:tcW w:type="dxa" w:w="5328"/>
+            <w:vAlign w:val="top"/>
+            <w:tcMar>
+              <w:top w:w="55" w:type="dxa"/>
+              <w:start w:w="95" w:type="dxa"/>
+              <w:bottom w:w="55" w:type="dxa"/>
+              <w:end w:w="95" w:type="dxa"/>
+            </w:tcMar>
           </w:tcPr>
           <w:p>
+            <w:pPr>
+              <w:spacing w:after="0"/>
+            </w:pPr>
             <w:r/>
             <w:r>
               <w:rPr>
+                <w:rFonts w:ascii="Arial" w:hAnsi="Arial"/>
                 <w:b w:val="0"/>
-                <w:color w:val="1E2330"/>
-                <w:sz w:val="18"/>
+                <w:i w:val="0"/>
+                <w:color w:val="000000"/>
+                <w:sz w:val="16"/>
               </w:rPr>
-              <w:t>Single-page HTML/CSS/JavaScript app; opens directly in a browser.</w:t>
+              <w:t>Home navigation, chatbot input, intent confidence, RAG-style evidence, timetable search, full-day route timetable, subscription-filtered alerts, feedback escalation, Staff Control Panel, and visible AI pipeline.</w:t>
+            </w:r>
+          </w:p>
+        </w:tc>
+        <w:tc>
+          <w:tcPr>
+            <w:tcW w:type="dxa" w:w="1944"/>
+            <w:vAlign w:val="top"/>
+            <w:tcMar>
+              <w:top w:w="55" w:type="dxa"/>
+              <w:start w:w="95" w:type="dxa"/>
+              <w:bottom w:w="55" w:type="dxa"/>
+              <w:end w:w="95" w:type="dxa"/>
+            </w:tcMar>
+          </w:tcPr>
+          <w:p>
+            <w:pPr>
+              <w:spacing w:after="0"/>
+            </w:pPr>
+            <w:r/>
+            <w:r>
+              <w:rPr>
+                <w:rFonts w:ascii="Arial" w:hAnsi="Arial"/>
+                <w:b w:val="0"/>
+                <w:i w:val="0"/>
+                <w:color w:val="000000"/>
+                <w:sz w:val="16"/>
+              </w:rPr>
+              <w:t>Figures 1-13; index.html</w:t>
             </w:r>
           </w:p>
         </w:tc>
@@ -173,35 +625,85 @@
       <w:tr>
         <w:tc>
           <w:tcPr>
-            <w:tcW w:type="dxa" w:w="2448"/>
-            <w:vAlign w:val="center"/>
+            <w:tcW w:type="dxa" w:w="2232"/>
+            <w:vAlign w:val="top"/>
+            <w:tcMar>
+              <w:top w:w="55" w:type="dxa"/>
+              <w:start w:w="95" w:type="dxa"/>
+              <w:bottom w:w="55" w:type="dxa"/>
+              <w:end w:w="95" w:type="dxa"/>
+            </w:tcMar>
           </w:tcPr>
           <w:p>
+            <w:pPr>
+              <w:spacing w:after="0"/>
+            </w:pPr>
             <w:r/>
             <w:r>
               <w:rPr>
+                <w:rFonts w:ascii="Arial" w:hAnsi="Arial"/>
                 <w:b w:val="0"/>
-                <w:color w:val="1E2330"/>
-                <w:sz w:val="18"/>
+                <w:i w:val="0"/>
+                <w:color w:val="000000"/>
+                <w:sz w:val="16"/>
               </w:rPr>
-              <w:t>Backend</w:t>
+              <w:t>Problem Solving</w:t>
             </w:r>
           </w:p>
         </w:tc>
         <w:tc>
           <w:tcPr>
-            <w:tcW w:type="dxa" w:w="6912"/>
-            <w:vAlign w:val="center"/>
+            <w:tcW w:type="dxa" w:w="5328"/>
+            <w:vAlign w:val="top"/>
+            <w:tcMar>
+              <w:top w:w="55" w:type="dxa"/>
+              <w:start w:w="95" w:type="dxa"/>
+              <w:bottom w:w="55" w:type="dxa"/>
+              <w:end w:w="95" w:type="dxa"/>
+            </w:tcMar>
           </w:tcPr>
           <w:p>
+            <w:pPr>
+              <w:spacing w:after="0"/>
+            </w:pPr>
             <w:r/>
             <w:r>
               <w:rPr>
+                <w:rFonts w:ascii="Arial" w:hAnsi="Arial"/>
                 <w:b w:val="0"/>
-                <w:color w:val="1E2330"/>
-                <w:sz w:val="18"/>
+                <w:i w:val="0"/>
+                <w:color w:val="000000"/>
+                <w:sz w:val="16"/>
               </w:rPr>
-              <w:t>None. No Firebase, API key, server, or database is required for grading.</w:t>
+              <w:t>Addresses common campus transport pain points: route planning, next bus timing, arrival estimate, stop lookup, service delay notification, and passenger issue reporting.</w:t>
+            </w:r>
+          </w:p>
+        </w:tc>
+        <w:tc>
+          <w:tcPr>
+            <w:tcW w:type="dxa" w:w="1944"/>
+            <w:vAlign w:val="top"/>
+            <w:tcMar>
+              <w:top w:w="55" w:type="dxa"/>
+              <w:start w:w="95" w:type="dxa"/>
+              <w:bottom w:w="55" w:type="dxa"/>
+              <w:end w:w="95" w:type="dxa"/>
+            </w:tcMar>
+          </w:tcPr>
+          <w:p>
+            <w:pPr>
+              <w:spacing w:after="0"/>
+            </w:pPr>
+            <w:r/>
+            <w:r>
+              <w:rPr>
+                <w:rFonts w:ascii="Arial" w:hAnsi="Arial"/>
+                <w:b w:val="0"/>
+                <w:i w:val="0"/>
+                <w:color w:val="000000"/>
+                <w:sz w:val="16"/>
+              </w:rPr>
+              <w:t>Chat, Timetable, Alerts, Feedback</w:t>
             </w:r>
           </w:p>
         </w:tc>
@@ -209,107 +711,85 @@
       <w:tr>
         <w:tc>
           <w:tcPr>
-            <w:tcW w:type="dxa" w:w="2448"/>
-            <w:vAlign w:val="center"/>
+            <w:tcW w:type="dxa" w:w="2232"/>
+            <w:vAlign w:val="top"/>
+            <w:tcMar>
+              <w:top w:w="55" w:type="dxa"/>
+              <w:start w:w="95" w:type="dxa"/>
+              <w:bottom w:w="55" w:type="dxa"/>
+              <w:end w:w="95" w:type="dxa"/>
+            </w:tcMar>
           </w:tcPr>
           <w:p>
+            <w:pPr>
+              <w:spacing w:after="0"/>
+            </w:pPr>
             <w:r/>
             <w:r>
               <w:rPr>
+                <w:rFonts w:ascii="Arial" w:hAnsi="Arial"/>
                 <w:b w:val="0"/>
-                <w:color w:val="1E2330"/>
-                <w:sz w:val="18"/>
+                <w:i w:val="0"/>
+                <w:color w:val="000000"/>
+                <w:sz w:val="16"/>
               </w:rPr>
-              <w:t>AI concepts shown</w:t>
+              <w:t>Admin Manual</w:t>
             </w:r>
           </w:p>
         </w:tc>
         <w:tc>
           <w:tcPr>
-            <w:tcW w:type="dxa" w:w="6912"/>
-            <w:vAlign w:val="center"/>
+            <w:tcW w:type="dxa" w:w="5328"/>
+            <w:vAlign w:val="top"/>
+            <w:tcMar>
+              <w:top w:w="55" w:type="dxa"/>
+              <w:start w:w="95" w:type="dxa"/>
+              <w:bottom w:w="55" w:type="dxa"/>
+              <w:end w:w="95" w:type="dxa"/>
+            </w:tcMar>
           </w:tcPr>
           <w:p>
+            <w:pPr>
+              <w:spacing w:after="0"/>
+            </w:pPr>
             <w:r/>
             <w:r>
               <w:rPr>
+                <w:rFonts w:ascii="Arial" w:hAnsi="Arial"/>
                 <w:b w:val="0"/>
-                <w:color w:val="1E2330"/>
-                <w:sz w:val="18"/>
+                <w:i w:val="0"/>
+                <w:color w:val="000000"/>
+                <w:sz w:val="16"/>
               </w:rPr>
-              <w:t>Intent recognition, RAG-style retrieval, conversation memory, predicate logic, resolution refutation.</w:t>
-            </w:r>
-          </w:p>
-        </w:tc>
-      </w:tr>
-      <w:tr>
-        <w:tc>
-          <w:tcPr>
-            <w:tcW w:type="dxa" w:w="2448"/>
-            <w:vAlign w:val="center"/>
-          </w:tcPr>
-          <w:p>
-            <w:r/>
-            <w:r>
-              <w:rPr>
-                <w:b w:val="0"/>
-                <w:color w:val="1E2330"/>
-                <w:sz w:val="18"/>
-              </w:rPr>
-              <w:t>Data policy</w:t>
+              <w:t>Explains component map, truthful data policy, configuration, operating steps, proof procedure, troubleshooting, and screenshot-guided usage.</w:t>
             </w:r>
           </w:p>
         </w:tc>
         <w:tc>
           <w:tcPr>
-            <w:tcW w:type="dxa" w:w="6912"/>
-            <w:vAlign w:val="center"/>
+            <w:tcW w:type="dxa" w:w="1944"/>
+            <w:vAlign w:val="top"/>
+            <w:tcMar>
+              <w:top w:w="55" w:type="dxa"/>
+              <w:start w:w="95" w:type="dxa"/>
+              <w:bottom w:w="55" w:type="dxa"/>
+              <w:end w:w="95" w:type="dxa"/>
+            </w:tcMar>
           </w:tcPr>
           <w:p>
+            <w:pPr>
+              <w:spacing w:after="0"/>
+            </w:pPr>
             <w:r/>
             <w:r>
               <w:rPr>
+                <w:rFonts w:ascii="Arial" w:hAnsi="Arial"/>
                 <w:b w:val="0"/>
-                <w:color w:val="1E2330"/>
-                <w:sz w:val="18"/>
+                <w:i w:val="0"/>
+                <w:color w:val="000000"/>
+                <w:sz w:val="16"/>
               </w:rPr>
-              <w:t>Use public route labels/sequences where available. Mark missing or live data as prototype simulation.</w:t>
-            </w:r>
-          </w:p>
-        </w:tc>
-      </w:tr>
-      <w:tr>
-        <w:tc>
-          <w:tcPr>
-            <w:tcW w:type="dxa" w:w="2448"/>
-            <w:vAlign w:val="center"/>
-          </w:tcPr>
-          <w:p>
-            <w:r/>
-            <w:r>
-              <w:rPr>
-                <w:b w:val="0"/>
-                <w:color w:val="1E2330"/>
-                <w:sz w:val="18"/>
-              </w:rPr>
-              <w:t>Presentation safety</w:t>
-            </w:r>
-          </w:p>
-        </w:tc>
-        <w:tc>
-          <w:tcPr>
-            <w:tcW w:type="dxa" w:w="6912"/>
-            <w:vAlign w:val="center"/>
-          </w:tcPr>
-          <w:p>
-            <w:r/>
-            <w:r>
-              <w:rPr>
-                <w:b w:val="0"/>
-                <w:color w:val="1E2330"/>
-                <w:sz w:val="18"/>
-              </w:rPr>
-              <w:t>Default demo clock is 10:00 so the app still shows active service during a night presentation.</w:t>
+              <w:t>This ADMIN_MANUAL.docx</w:t>
             </w:r>
           </w:p>
         </w:tc>
@@ -322,14 +802,25 @@
       </w:pPr>
       <w:r>
         <w:rPr>
-          <w:color w:val="7A0C2E"/>
+          <w:rFonts w:ascii="Arial" w:hAnsi="Arial"/>
+          <w:b/>
+          <w:i w:val="0"/>
+          <w:color w:val="000000"/>
+          <w:sz w:val="31"/>
         </w:rPr>
-        <w:t>2. Data Source And Accuracy Policy</w:t>
+        <w:t>2. Architecture and Component Map</w:t>
       </w:r>
     </w:p>
     <w:p>
       <w:r>
-        <w:t>The prototype avoids pretending that simulated data is official. The app and manual separate route information that could be aligned to public UTM-related sources from data that must remain mock/simulated.</w:t>
+        <w:rPr>
+          <w:rFonts w:ascii="Arial" w:hAnsi="Arial"/>
+          <w:b w:val="0"/>
+          <w:i w:val="0"/>
+          <w:color w:val="000000"/>
+          <w:sz w:val="20"/>
+        </w:rPr>
+        <w:t>The prototype is deliberately self-contained: HTML, CSS and vanilla JavaScript only. There is no Firebase, no server, no API key and no build step. This is appropriate for a 10 percent proof of concept because the AI workflow is visible and repeatable during marking.</w:t>
       </w:r>
     </w:p>
     <w:tbl>
@@ -337,27 +828,891 @@
         <w:tblStyle w:val="TableGrid"/>
         <w:tblW w:type="auto" w:w="0"/>
         <w:jc w:val="center"/>
+        <w:tblLayout w:type="fixed"/>
         <w:tblLook w:firstColumn="1" w:firstRow="1" w:lastColumn="0" w:lastRow="0" w:noHBand="0" w:noVBand="1" w:val="04A0"/>
       </w:tblPr>
       <w:tblGrid>
-        <w:gridCol w:w="3360"/>
-        <w:gridCol w:w="3360"/>
-        <w:gridCol w:w="3360"/>
+        <w:gridCol w:w="2592"/>
+        <w:gridCol w:w="2592"/>
+        <w:gridCol w:w="2592"/>
+        <w:gridCol w:w="2592"/>
       </w:tblGrid>
       <w:tr>
         <w:tc>
           <w:tcPr>
-            <w:tcW w:type="dxa" w:w="3360"/>
-            <w:vAlign w:val="center"/>
-            <w:shd w:fill="FFF4D7"/>
+            <w:tcW w:type="dxa" w:w="1123"/>
+            <w:vAlign w:val="top"/>
+            <w:tcMar>
+              <w:top w:w="55" w:type="dxa"/>
+              <w:start w:w="95" w:type="dxa"/>
+              <w:bottom w:w="55" w:type="dxa"/>
+              <w:end w:w="95" w:type="dxa"/>
+            </w:tcMar>
           </w:tcPr>
           <w:p>
+            <w:pPr>
+              <w:spacing w:after="0"/>
+            </w:pPr>
             <w:r/>
             <w:r>
               <w:rPr>
+                <w:rFonts w:ascii="Arial" w:hAnsi="Arial"/>
                 <w:b/>
-                <w:color w:val="7A0C2E"/>
-                <w:sz w:val="18"/>
+                <w:i w:val="0"/>
+                <w:color w:val="000000"/>
+                <w:sz w:val="16"/>
+              </w:rPr>
+              <w:t>File</w:t>
+            </w:r>
+          </w:p>
+        </w:tc>
+        <w:tc>
+          <w:tcPr>
+            <w:tcW w:type="dxa" w:w="1224"/>
+            <w:vAlign w:val="top"/>
+            <w:tcMar>
+              <w:top w:w="55" w:type="dxa"/>
+              <w:start w:w="95" w:type="dxa"/>
+              <w:bottom w:w="55" w:type="dxa"/>
+              <w:end w:w="95" w:type="dxa"/>
+            </w:tcMar>
+          </w:tcPr>
+          <w:p>
+            <w:pPr>
+              <w:spacing w:after="0"/>
+            </w:pPr>
+            <w:r/>
+            <w:r>
+              <w:rPr>
+                <w:rFonts w:ascii="Arial" w:hAnsi="Arial"/>
+                <w:b/>
+                <w:i w:val="0"/>
+                <w:color w:val="000000"/>
+                <w:sz w:val="16"/>
+              </w:rPr>
+              <w:t>Main object</w:t>
+            </w:r>
+          </w:p>
+        </w:tc>
+        <w:tc>
+          <w:tcPr>
+            <w:tcW w:type="dxa" w:w="3240"/>
+            <w:vAlign w:val="top"/>
+            <w:tcMar>
+              <w:top w:w="55" w:type="dxa"/>
+              <w:start w:w="95" w:type="dxa"/>
+              <w:bottom w:w="55" w:type="dxa"/>
+              <w:end w:w="95" w:type="dxa"/>
+            </w:tcMar>
+          </w:tcPr>
+          <w:p>
+            <w:pPr>
+              <w:spacing w:after="0"/>
+            </w:pPr>
+            <w:r/>
+            <w:r>
+              <w:rPr>
+                <w:rFonts w:ascii="Arial" w:hAnsi="Arial"/>
+                <w:b/>
+                <w:i w:val="0"/>
+                <w:color w:val="000000"/>
+                <w:sz w:val="16"/>
+              </w:rPr>
+              <w:t>Important functions</w:t>
+            </w:r>
+          </w:p>
+        </w:tc>
+        <w:tc>
+          <w:tcPr>
+            <w:tcW w:type="dxa" w:w="3917"/>
+            <w:vAlign w:val="top"/>
+            <w:tcMar>
+              <w:top w:w="55" w:type="dxa"/>
+              <w:start w:w="95" w:type="dxa"/>
+              <w:bottom w:w="55" w:type="dxa"/>
+              <w:end w:w="95" w:type="dxa"/>
+            </w:tcMar>
+          </w:tcPr>
+          <w:p>
+            <w:pPr>
+              <w:spacing w:after="0"/>
+            </w:pPr>
+            <w:r/>
+            <w:r>
+              <w:rPr>
+                <w:rFonts w:ascii="Arial" w:hAnsi="Arial"/>
+                <w:b/>
+                <w:i w:val="0"/>
+                <w:color w:val="000000"/>
+                <w:sz w:val="16"/>
+              </w:rPr>
+              <w:t>Responsibility</w:t>
+            </w:r>
+          </w:p>
+        </w:tc>
+      </w:tr>
+      <w:tr>
+        <w:tc>
+          <w:tcPr>
+            <w:tcW w:type="dxa" w:w="1123"/>
+            <w:vAlign w:val="top"/>
+            <w:tcMar>
+              <w:top w:w="55" w:type="dxa"/>
+              <w:start w:w="95" w:type="dxa"/>
+              <w:bottom w:w="55" w:type="dxa"/>
+              <w:end w:w="95" w:type="dxa"/>
+            </w:tcMar>
+          </w:tcPr>
+          <w:p>
+            <w:pPr>
+              <w:spacing w:after="0"/>
+            </w:pPr>
+            <w:r/>
+            <w:r>
+              <w:rPr>
+                <w:rFonts w:ascii="Arial" w:hAnsi="Arial"/>
+                <w:b w:val="0"/>
+                <w:i w:val="0"/>
+                <w:color w:val="000000"/>
+                <w:sz w:val="16"/>
+              </w:rPr>
+              <w:t>js/kb.js</w:t>
+            </w:r>
+          </w:p>
+        </w:tc>
+        <w:tc>
+          <w:tcPr>
+            <w:tcW w:type="dxa" w:w="1224"/>
+            <w:vAlign w:val="top"/>
+            <w:tcMar>
+              <w:top w:w="55" w:type="dxa"/>
+              <w:start w:w="95" w:type="dxa"/>
+              <w:bottom w:w="55" w:type="dxa"/>
+              <w:end w:w="95" w:type="dxa"/>
+            </w:tcMar>
+          </w:tcPr>
+          <w:p>
+            <w:pPr>
+              <w:spacing w:after="0"/>
+            </w:pPr>
+            <w:r/>
+            <w:r>
+              <w:rPr>
+                <w:rFonts w:ascii="Arial" w:hAnsi="Arial"/>
+                <w:b w:val="0"/>
+                <w:i w:val="0"/>
+                <w:color w:val="000000"/>
+                <w:sz w:val="16"/>
+              </w:rPr>
+              <w:t>KB, KBUtil</w:t>
+            </w:r>
+          </w:p>
+        </w:tc>
+        <w:tc>
+          <w:tcPr>
+            <w:tcW w:type="dxa" w:w="3240"/>
+            <w:vAlign w:val="top"/>
+            <w:tcMar>
+              <w:top w:w="55" w:type="dxa"/>
+              <w:start w:w="95" w:type="dxa"/>
+              <w:bottom w:w="55" w:type="dxa"/>
+              <w:end w:w="95" w:type="dxa"/>
+            </w:tcMar>
+          </w:tcPr>
+          <w:p>
+            <w:pPr>
+              <w:spacing w:after="0"/>
+            </w:pPr>
+            <w:r/>
+            <w:r>
+              <w:rPr>
+                <w:rFonts w:ascii="Arial" w:hAnsi="Arial"/>
+                <w:b w:val="0"/>
+                <w:i w:val="0"/>
+                <w:color w:val="000000"/>
+                <w:sz w:val="16"/>
+              </w:rPr>
+              <w:t>findStop, findStops, routesServing, routesBetween, nextDeparture, setClock, subscribe, setDelayed, logFeedback</w:t>
+            </w:r>
+          </w:p>
+        </w:tc>
+        <w:tc>
+          <w:tcPr>
+            <w:tcW w:type="dxa" w:w="3917"/>
+            <w:vAlign w:val="top"/>
+            <w:tcMar>
+              <w:top w:w="55" w:type="dxa"/>
+              <w:start w:w="95" w:type="dxa"/>
+              <w:bottom w:w="55" w:type="dxa"/>
+              <w:end w:w="95" w:type="dxa"/>
+            </w:tcMar>
+          </w:tcPr>
+          <w:p>
+            <w:pPr>
+              <w:spacing w:after="0"/>
+            </w:pPr>
+            <w:r/>
+            <w:r>
+              <w:rPr>
+                <w:rFonts w:ascii="Arial" w:hAnsi="Arial"/>
+                <w:b w:val="0"/>
+                <w:i w:val="0"/>
+                <w:color w:val="000000"/>
+                <w:sz w:val="16"/>
+              </w:rPr>
+              <w:t>Knowledge base, route/stop lookup, directional route matching, timetable estimates, subscriptions, delays and feedback state.</w:t>
+            </w:r>
+          </w:p>
+        </w:tc>
+      </w:tr>
+      <w:tr>
+        <w:tc>
+          <w:tcPr>
+            <w:tcW w:type="dxa" w:w="1123"/>
+            <w:vAlign w:val="top"/>
+            <w:tcMar>
+              <w:top w:w="55" w:type="dxa"/>
+              <w:start w:w="95" w:type="dxa"/>
+              <w:bottom w:w="55" w:type="dxa"/>
+              <w:end w:w="95" w:type="dxa"/>
+            </w:tcMar>
+          </w:tcPr>
+          <w:p>
+            <w:pPr>
+              <w:spacing w:after="0"/>
+            </w:pPr>
+            <w:r/>
+            <w:r>
+              <w:rPr>
+                <w:rFonts w:ascii="Arial" w:hAnsi="Arial"/>
+                <w:b w:val="0"/>
+                <w:i w:val="0"/>
+                <w:color w:val="000000"/>
+                <w:sz w:val="16"/>
+              </w:rPr>
+              <w:t>js/intent.js</w:t>
+            </w:r>
+          </w:p>
+        </w:tc>
+        <w:tc>
+          <w:tcPr>
+            <w:tcW w:type="dxa" w:w="1224"/>
+            <w:vAlign w:val="top"/>
+            <w:tcMar>
+              <w:top w:w="55" w:type="dxa"/>
+              <w:start w:w="95" w:type="dxa"/>
+              <w:bottom w:w="55" w:type="dxa"/>
+              <w:end w:w="95" w:type="dxa"/>
+            </w:tcMar>
+          </w:tcPr>
+          <w:p>
+            <w:pPr>
+              <w:spacing w:after="0"/>
+            </w:pPr>
+            <w:r/>
+            <w:r>
+              <w:rPr>
+                <w:rFonts w:ascii="Arial" w:hAnsi="Arial"/>
+                <w:b w:val="0"/>
+                <w:i w:val="0"/>
+                <w:color w:val="000000"/>
+                <w:sz w:val="16"/>
+              </w:rPr>
+              <w:t>Intent</w:t>
+            </w:r>
+          </w:p>
+        </w:tc>
+        <w:tc>
+          <w:tcPr>
+            <w:tcW w:type="dxa" w:w="3240"/>
+            <w:vAlign w:val="top"/>
+            <w:tcMar>
+              <w:top w:w="55" w:type="dxa"/>
+              <w:start w:w="95" w:type="dxa"/>
+              <w:bottom w:w="55" w:type="dxa"/>
+              <w:end w:w="95" w:type="dxa"/>
+            </w:tcMar>
+          </w:tcPr>
+          <w:p>
+            <w:pPr>
+              <w:spacing w:after="0"/>
+            </w:pPr>
+            <w:r/>
+            <w:r>
+              <w:rPr>
+                <w:rFonts w:ascii="Arial" w:hAnsi="Arial"/>
+                <w:b w:val="0"/>
+                <w:i w:val="0"/>
+                <w:color w:val="000000"/>
+                <w:sz w:val="16"/>
+              </w:rPr>
+              <w:t>classify(query)</w:t>
+            </w:r>
+          </w:p>
+        </w:tc>
+        <w:tc>
+          <w:tcPr>
+            <w:tcW w:type="dxa" w:w="3917"/>
+            <w:vAlign w:val="top"/>
+            <w:tcMar>
+              <w:top w:w="55" w:type="dxa"/>
+              <w:start w:w="95" w:type="dxa"/>
+              <w:bottom w:w="55" w:type="dxa"/>
+              <w:end w:w="95" w:type="dxa"/>
+            </w:tcMar>
+          </w:tcPr>
+          <w:p>
+            <w:pPr>
+              <w:spacing w:after="0"/>
+            </w:pPr>
+            <w:r/>
+            <w:r>
+              <w:rPr>
+                <w:rFonts w:ascii="Arial" w:hAnsi="Arial"/>
+                <w:b w:val="0"/>
+                <w:i w:val="0"/>
+                <w:color w:val="000000"/>
+                <w:sz w:val="16"/>
+              </w:rPr>
+              <w:t>Scores six major intents and exposes confidence in the UI.</w:t>
+            </w:r>
+          </w:p>
+        </w:tc>
+      </w:tr>
+      <w:tr>
+        <w:tc>
+          <w:tcPr>
+            <w:tcW w:type="dxa" w:w="1123"/>
+            <w:vAlign w:val="top"/>
+            <w:tcMar>
+              <w:top w:w="55" w:type="dxa"/>
+              <w:start w:w="95" w:type="dxa"/>
+              <w:bottom w:w="55" w:type="dxa"/>
+              <w:end w:w="95" w:type="dxa"/>
+            </w:tcMar>
+          </w:tcPr>
+          <w:p>
+            <w:pPr>
+              <w:spacing w:after="0"/>
+            </w:pPr>
+            <w:r/>
+            <w:r>
+              <w:rPr>
+                <w:rFonts w:ascii="Arial" w:hAnsi="Arial"/>
+                <w:b w:val="0"/>
+                <w:i w:val="0"/>
+                <w:color w:val="000000"/>
+                <w:sz w:val="16"/>
+              </w:rPr>
+              <w:t>js/retriever.js</w:t>
+            </w:r>
+          </w:p>
+        </w:tc>
+        <w:tc>
+          <w:tcPr>
+            <w:tcW w:type="dxa" w:w="1224"/>
+            <w:vAlign w:val="top"/>
+            <w:tcMar>
+              <w:top w:w="55" w:type="dxa"/>
+              <w:start w:w="95" w:type="dxa"/>
+              <w:bottom w:w="55" w:type="dxa"/>
+              <w:end w:w="95" w:type="dxa"/>
+            </w:tcMar>
+          </w:tcPr>
+          <w:p>
+            <w:pPr>
+              <w:spacing w:after="0"/>
+            </w:pPr>
+            <w:r/>
+            <w:r>
+              <w:rPr>
+                <w:rFonts w:ascii="Arial" w:hAnsi="Arial"/>
+                <w:b w:val="0"/>
+                <w:i w:val="0"/>
+                <w:color w:val="000000"/>
+                <w:sz w:val="16"/>
+              </w:rPr>
+              <w:t>Retriever</w:t>
+            </w:r>
+          </w:p>
+        </w:tc>
+        <w:tc>
+          <w:tcPr>
+            <w:tcW w:type="dxa" w:w="3240"/>
+            <w:vAlign w:val="top"/>
+            <w:tcMar>
+              <w:top w:w="55" w:type="dxa"/>
+              <w:start w:w="95" w:type="dxa"/>
+              <w:bottom w:w="55" w:type="dxa"/>
+              <w:end w:w="95" w:type="dxa"/>
+            </w:tcMar>
+          </w:tcPr>
+          <w:p>
+            <w:pPr>
+              <w:spacing w:after="0"/>
+            </w:pPr>
+            <w:r/>
+            <w:r>
+              <w:rPr>
+                <w:rFonts w:ascii="Arial" w:hAnsi="Arial"/>
+                <w:b w:val="0"/>
+                <w:i w:val="0"/>
+                <w:color w:val="000000"/>
+                <w:sz w:val="16"/>
+              </w:rPr>
+              <w:t>retrieve(query, k)</w:t>
+            </w:r>
+          </w:p>
+        </w:tc>
+        <w:tc>
+          <w:tcPr>
+            <w:tcW w:type="dxa" w:w="3917"/>
+            <w:vAlign w:val="top"/>
+            <w:tcMar>
+              <w:top w:w="55" w:type="dxa"/>
+              <w:start w:w="95" w:type="dxa"/>
+              <w:bottom w:w="55" w:type="dxa"/>
+              <w:end w:w="95" w:type="dxa"/>
+            </w:tcMar>
+          </w:tcPr>
+          <w:p>
+            <w:pPr>
+              <w:spacing w:after="0"/>
+            </w:pPr>
+            <w:r/>
+            <w:r>
+              <w:rPr>
+                <w:rFonts w:ascii="Arial" w:hAnsi="Arial"/>
+                <w:b w:val="0"/>
+                <w:i w:val="0"/>
+                <w:color w:val="000000"/>
+                <w:sz w:val="16"/>
+              </w:rPr>
+              <w:t>RAG-style token retrieval over stops, routes, FAQs, alerts and source notes.</w:t>
+            </w:r>
+          </w:p>
+        </w:tc>
+      </w:tr>
+      <w:tr>
+        <w:tc>
+          <w:tcPr>
+            <w:tcW w:type="dxa" w:w="1123"/>
+            <w:vAlign w:val="top"/>
+            <w:tcMar>
+              <w:top w:w="55" w:type="dxa"/>
+              <w:start w:w="95" w:type="dxa"/>
+              <w:bottom w:w="55" w:type="dxa"/>
+              <w:end w:w="95" w:type="dxa"/>
+            </w:tcMar>
+          </w:tcPr>
+          <w:p>
+            <w:pPr>
+              <w:spacing w:after="0"/>
+            </w:pPr>
+            <w:r/>
+            <w:r>
+              <w:rPr>
+                <w:rFonts w:ascii="Arial" w:hAnsi="Arial"/>
+                <w:b w:val="0"/>
+                <w:i w:val="0"/>
+                <w:color w:val="000000"/>
+                <w:sz w:val="16"/>
+              </w:rPr>
+              <w:t>js/resolution.js</w:t>
+            </w:r>
+          </w:p>
+        </w:tc>
+        <w:tc>
+          <w:tcPr>
+            <w:tcW w:type="dxa" w:w="1224"/>
+            <w:vAlign w:val="top"/>
+            <w:tcMar>
+              <w:top w:w="55" w:type="dxa"/>
+              <w:start w:w="95" w:type="dxa"/>
+              <w:bottom w:w="55" w:type="dxa"/>
+              <w:end w:w="95" w:type="dxa"/>
+            </w:tcMar>
+          </w:tcPr>
+          <w:p>
+            <w:pPr>
+              <w:spacing w:after="0"/>
+            </w:pPr>
+            <w:r/>
+            <w:r>
+              <w:rPr>
+                <w:rFonts w:ascii="Arial" w:hAnsi="Arial"/>
+                <w:b w:val="0"/>
+                <w:i w:val="0"/>
+                <w:color w:val="000000"/>
+                <w:sz w:val="16"/>
+              </w:rPr>
+              <w:t>Resolution</w:t>
+            </w:r>
+          </w:p>
+        </w:tc>
+        <w:tc>
+          <w:tcPr>
+            <w:tcW w:type="dxa" w:w="3240"/>
+            <w:vAlign w:val="top"/>
+            <w:tcMar>
+              <w:top w:w="55" w:type="dxa"/>
+              <w:start w:w="95" w:type="dxa"/>
+              <w:bottom w:w="55" w:type="dxa"/>
+              <w:end w:w="95" w:type="dxa"/>
+            </w:tcMar>
+          </w:tcPr>
+          <w:p>
+            <w:pPr>
+              <w:spacing w:after="0"/>
+            </w:pPr>
+            <w:r/>
+            <w:r>
+              <w:rPr>
+                <w:rFonts w:ascii="Arial" w:hAnsi="Arial"/>
+                <w:b w:val="0"/>
+                <w:i w:val="0"/>
+                <w:color w:val="000000"/>
+                <w:sz w:val="16"/>
+              </w:rPr>
+              <w:t>prove(user, route)</w:t>
+            </w:r>
+          </w:p>
+        </w:tc>
+        <w:tc>
+          <w:tcPr>
+            <w:tcW w:type="dxa" w:w="3917"/>
+            <w:vAlign w:val="top"/>
+            <w:tcMar>
+              <w:top w:w="55" w:type="dxa"/>
+              <w:start w:w="95" w:type="dxa"/>
+              <w:bottom w:w="55" w:type="dxa"/>
+              <w:end w:w="95" w:type="dxa"/>
+            </w:tcMar>
+          </w:tcPr>
+          <w:p>
+            <w:pPr>
+              <w:spacing w:after="0"/>
+            </w:pPr>
+            <w:r/>
+            <w:r>
+              <w:rPr>
+                <w:rFonts w:ascii="Arial" w:hAnsi="Arial"/>
+                <w:b w:val="0"/>
+                <w:i w:val="0"/>
+                <w:color w:val="000000"/>
+                <w:sz w:val="16"/>
+              </w:rPr>
+              <w:t>First-order resolution-refutation proof for NotifyUser(user, route, delay).</w:t>
+            </w:r>
+          </w:p>
+        </w:tc>
+      </w:tr>
+      <w:tr>
+        <w:tc>
+          <w:tcPr>
+            <w:tcW w:type="dxa" w:w="1123"/>
+            <w:vAlign w:val="top"/>
+            <w:tcMar>
+              <w:top w:w="55" w:type="dxa"/>
+              <w:start w:w="95" w:type="dxa"/>
+              <w:bottom w:w="55" w:type="dxa"/>
+              <w:end w:w="95" w:type="dxa"/>
+            </w:tcMar>
+          </w:tcPr>
+          <w:p>
+            <w:pPr>
+              <w:spacing w:after="0"/>
+            </w:pPr>
+            <w:r/>
+            <w:r>
+              <w:rPr>
+                <w:rFonts w:ascii="Arial" w:hAnsi="Arial"/>
+                <w:b w:val="0"/>
+                <w:i w:val="0"/>
+                <w:color w:val="000000"/>
+                <w:sz w:val="16"/>
+              </w:rPr>
+              <w:t>js/chat.js</w:t>
+            </w:r>
+          </w:p>
+        </w:tc>
+        <w:tc>
+          <w:tcPr>
+            <w:tcW w:type="dxa" w:w="1224"/>
+            <w:vAlign w:val="top"/>
+            <w:tcMar>
+              <w:top w:w="55" w:type="dxa"/>
+              <w:start w:w="95" w:type="dxa"/>
+              <w:bottom w:w="55" w:type="dxa"/>
+              <w:end w:w="95" w:type="dxa"/>
+            </w:tcMar>
+          </w:tcPr>
+          <w:p>
+            <w:pPr>
+              <w:spacing w:after="0"/>
+            </w:pPr>
+            <w:r/>
+            <w:r>
+              <w:rPr>
+                <w:rFonts w:ascii="Arial" w:hAnsi="Arial"/>
+                <w:b w:val="0"/>
+                <w:i w:val="0"/>
+                <w:color w:val="000000"/>
+                <w:sz w:val="16"/>
+              </w:rPr>
+              <w:t>Chat</w:t>
+            </w:r>
+          </w:p>
+        </w:tc>
+        <w:tc>
+          <w:tcPr>
+            <w:tcW w:type="dxa" w:w="3240"/>
+            <w:vAlign w:val="top"/>
+            <w:tcMar>
+              <w:top w:w="55" w:type="dxa"/>
+              <w:start w:w="95" w:type="dxa"/>
+              <w:bottom w:w="55" w:type="dxa"/>
+              <w:end w:w="95" w:type="dxa"/>
+            </w:tcMar>
+          </w:tcPr>
+          <w:p>
+            <w:pPr>
+              <w:spacing w:after="0"/>
+            </w:pPr>
+            <w:r/>
+            <w:r>
+              <w:rPr>
+                <w:rFonts w:ascii="Arial" w:hAnsi="Arial"/>
+                <w:b w:val="0"/>
+                <w:i w:val="0"/>
+                <w:color w:val="000000"/>
+                <w:sz w:val="16"/>
+              </w:rPr>
+              <w:t>send(text), init()</w:t>
+            </w:r>
+          </w:p>
+        </w:tc>
+        <w:tc>
+          <w:tcPr>
+            <w:tcW w:type="dxa" w:w="3917"/>
+            <w:vAlign w:val="top"/>
+            <w:tcMar>
+              <w:top w:w="55" w:type="dxa"/>
+              <w:start w:w="95" w:type="dxa"/>
+              <w:bottom w:w="55" w:type="dxa"/>
+              <w:end w:w="95" w:type="dxa"/>
+            </w:tcMar>
+          </w:tcPr>
+          <w:p>
+            <w:pPr>
+              <w:spacing w:after="0"/>
+            </w:pPr>
+            <w:r/>
+            <w:r>
+              <w:rPr>
+                <w:rFonts w:ascii="Arial" w:hAnsi="Arial"/>
+                <w:b w:val="0"/>
+                <w:i w:val="0"/>
+                <w:color w:val="000000"/>
+                <w:sz w:val="16"/>
+              </w:rPr>
+              <w:t>Conversation controller, session memory, response cards and AI pipeline updates.</w:t>
+            </w:r>
+          </w:p>
+        </w:tc>
+      </w:tr>
+      <w:tr>
+        <w:tc>
+          <w:tcPr>
+            <w:tcW w:type="dxa" w:w="1123"/>
+            <w:vAlign w:val="top"/>
+            <w:tcMar>
+              <w:top w:w="55" w:type="dxa"/>
+              <w:start w:w="95" w:type="dxa"/>
+              <w:bottom w:w="55" w:type="dxa"/>
+              <w:end w:w="95" w:type="dxa"/>
+            </w:tcMar>
+          </w:tcPr>
+          <w:p>
+            <w:pPr>
+              <w:spacing w:after="0"/>
+            </w:pPr>
+            <w:r/>
+            <w:r>
+              <w:rPr>
+                <w:rFonts w:ascii="Arial" w:hAnsi="Arial"/>
+                <w:b w:val="0"/>
+                <w:i w:val="0"/>
+                <w:color w:val="000000"/>
+                <w:sz w:val="16"/>
+              </w:rPr>
+              <w:t>js/app.js</w:t>
+            </w:r>
+          </w:p>
+        </w:tc>
+        <w:tc>
+          <w:tcPr>
+            <w:tcW w:type="dxa" w:w="1224"/>
+            <w:vAlign w:val="top"/>
+            <w:tcMar>
+              <w:top w:w="55" w:type="dxa"/>
+              <w:start w:w="95" w:type="dxa"/>
+              <w:bottom w:w="55" w:type="dxa"/>
+              <w:end w:w="95" w:type="dxa"/>
+            </w:tcMar>
+          </w:tcPr>
+          <w:p>
+            <w:pPr>
+              <w:spacing w:after="0"/>
+            </w:pPr>
+            <w:r/>
+            <w:r>
+              <w:rPr>
+                <w:rFonts w:ascii="Arial" w:hAnsi="Arial"/>
+                <w:b w:val="0"/>
+                <w:i w:val="0"/>
+                <w:color w:val="000000"/>
+                <w:sz w:val="16"/>
+              </w:rPr>
+              <w:t>App</w:t>
+            </w:r>
+          </w:p>
+        </w:tc>
+        <w:tc>
+          <w:tcPr>
+            <w:tcW w:type="dxa" w:w="3240"/>
+            <w:vAlign w:val="top"/>
+            <w:tcMar>
+              <w:top w:w="55" w:type="dxa"/>
+              <w:start w:w="95" w:type="dxa"/>
+              <w:bottom w:w="55" w:type="dxa"/>
+              <w:end w:w="95" w:type="dxa"/>
+            </w:tcMar>
+          </w:tcPr>
+          <w:p>
+            <w:pPr>
+              <w:spacing w:after="0"/>
+            </w:pPr>
+            <w:r/>
+            <w:r>
+              <w:rPr>
+                <w:rFonts w:ascii="Arial" w:hAnsi="Arial"/>
+                <w:b w:val="0"/>
+                <w:i w:val="0"/>
+                <w:color w:val="000000"/>
+                <w:sz w:val="16"/>
+              </w:rPr>
+              <w:t>showScreen, showStop, showRouteTimetable, renderAlerts, renderAdmin, runProof</w:t>
+            </w:r>
+          </w:p>
+        </w:tc>
+        <w:tc>
+          <w:tcPr>
+            <w:tcW w:type="dxa" w:w="3917"/>
+            <w:vAlign w:val="top"/>
+            <w:tcMar>
+              <w:top w:w="55" w:type="dxa"/>
+              <w:start w:w="95" w:type="dxa"/>
+              <w:bottom w:w="55" w:type="dxa"/>
+              <w:end w:w="95" w:type="dxa"/>
+            </w:tcMar>
+          </w:tcPr>
+          <w:p>
+            <w:pPr>
+              <w:spacing w:after="0"/>
+            </w:pPr>
+            <w:r/>
+            <w:r>
+              <w:rPr>
+                <w:rFonts w:ascii="Arial" w:hAnsi="Arial"/>
+                <w:b w:val="0"/>
+                <w:i w:val="0"/>
+                <w:color w:val="000000"/>
+                <w:sz w:val="16"/>
+              </w:rPr>
+              <w:t>Screen routing, timetable, Alerts, Feedback, Staff Control Panel and proof display.</w:t>
+            </w:r>
+          </w:p>
+        </w:tc>
+      </w:tr>
+    </w:tbl>
+    <w:p/>
+    <w:p>
+      <w:r>
+        <w:rPr>
+          <w:rFonts w:ascii="Arial" w:hAnsi="Arial"/>
+          <w:b w:val="0"/>
+          <w:i w:val="0"/>
+          <w:color w:val="000000"/>
+          <w:sz w:val="20"/>
+        </w:rPr>
+        <w:t>Runtime flow: user question -&gt; Intent.classify() -&gt; Retriever.retrieve() -&gt; per-intent response handler -&gt; grounded UI card + AI pipeline panel. Staff delay flow: Staff Control Panel toggle -&gt; KBUtil.setDelayed() -&gt; Resolution.prove() -&gt; Alerts screen for subscribed users only.</w:t>
+      </w:r>
+    </w:p>
+    <w:p>
+      <w:pPr>
+        <w:pStyle w:val="Heading1"/>
+      </w:pPr>
+      <w:r>
+        <w:rPr>
+          <w:rFonts w:ascii="Arial" w:hAnsi="Arial"/>
+          <w:b/>
+          <w:i w:val="0"/>
+          <w:color w:val="000000"/>
+          <w:sz w:val="31"/>
+        </w:rPr>
+        <w:t>3. Data Source and Accuracy Policy</w:t>
+      </w:r>
+    </w:p>
+    <w:p>
+      <w:r>
+        <w:rPr>
+          <w:rFonts w:ascii="Arial" w:hAnsi="Arial"/>
+          <w:b w:val="0"/>
+          <w:i w:val="0"/>
+          <w:color w:val="000000"/>
+          <w:sz w:val="20"/>
+        </w:rPr>
+        <w:t>Use this explanation during presentation: route names and stop sequences are aligned to public UTM/DVC/KDOJ sources where available. Timetable, ETA, delay duration, operating state and walking notes are configured estimates for demonstrating the AI concept, because no verified live UTM shuttle feed is connected.</w:t>
+      </w:r>
+    </w:p>
+    <w:tbl>
+      <w:tblPr>
+        <w:tblStyle w:val="TableGrid"/>
+        <w:tblW w:type="auto" w:w="0"/>
+        <w:jc w:val="center"/>
+        <w:tblLayout w:type="fixed"/>
+        <w:tblLook w:firstColumn="1" w:firstRow="1" w:lastColumn="0" w:lastRow="0" w:noHBand="0" w:noVBand="1" w:val="04A0"/>
+      </w:tblPr>
+      <w:tblGrid>
+        <w:gridCol w:w="3456"/>
+        <w:gridCol w:w="3456"/>
+        <w:gridCol w:w="3456"/>
+      </w:tblGrid>
+      <w:tr>
+        <w:tc>
+          <w:tcPr>
+            <w:tcW w:type="dxa" w:w="2952"/>
+            <w:vAlign w:val="top"/>
+            <w:tcMar>
+              <w:top w:w="55" w:type="dxa"/>
+              <w:start w:w="95" w:type="dxa"/>
+              <w:bottom w:w="55" w:type="dxa"/>
+              <w:end w:w="95" w:type="dxa"/>
+            </w:tcMar>
+          </w:tcPr>
+          <w:p>
+            <w:pPr>
+              <w:spacing w:after="0"/>
+            </w:pPr>
+            <w:r/>
+            <w:r>
+              <w:rPr>
+                <w:rFonts w:ascii="Arial" w:hAnsi="Arial"/>
+                <w:b/>
+                <w:i w:val="0"/>
+                <w:color w:val="000000"/>
+                <w:sz w:val="16"/>
               </w:rPr>
               <w:t>Data shown</w:t>
             </w:r>
@@ -365,17 +1720,27 @@
         </w:tc>
         <w:tc>
           <w:tcPr>
-            <w:tcW w:type="dxa" w:w="3360"/>
-            <w:vAlign w:val="center"/>
-            <w:shd w:fill="FFF4D7"/>
+            <w:tcW w:type="dxa" w:w="1584"/>
+            <w:vAlign w:val="top"/>
+            <w:tcMar>
+              <w:top w:w="55" w:type="dxa"/>
+              <w:start w:w="95" w:type="dxa"/>
+              <w:bottom w:w="55" w:type="dxa"/>
+              <w:end w:w="95" w:type="dxa"/>
+            </w:tcMar>
           </w:tcPr>
           <w:p>
+            <w:pPr>
+              <w:spacing w:after="0"/>
+            </w:pPr>
             <w:r/>
             <w:r>
               <w:rPr>
+                <w:rFonts w:ascii="Arial" w:hAnsi="Arial"/>
                 <w:b/>
-                <w:color w:val="7A0C2E"/>
-                <w:sz w:val="18"/>
+                <w:i w:val="0"/>
+                <w:color w:val="000000"/>
+                <w:sz w:val="16"/>
               </w:rPr>
               <w:t>Status</w:t>
             </w:r>
@@ -383,17 +1748,27 @@
         </w:tc>
         <w:tc>
           <w:tcPr>
-            <w:tcW w:type="dxa" w:w="3360"/>
-            <w:vAlign w:val="center"/>
-            <w:shd w:fill="FFF4D7"/>
+            <w:tcW w:type="dxa" w:w="4968"/>
+            <w:vAlign w:val="top"/>
+            <w:tcMar>
+              <w:top w:w="55" w:type="dxa"/>
+              <w:start w:w="95" w:type="dxa"/>
+              <w:bottom w:w="55" w:type="dxa"/>
+              <w:end w:w="95" w:type="dxa"/>
+            </w:tcMar>
           </w:tcPr>
           <w:p>
+            <w:pPr>
+              <w:spacing w:after="0"/>
+            </w:pPr>
             <w:r/>
             <w:r>
               <w:rPr>
+                <w:rFonts w:ascii="Arial" w:hAnsi="Arial"/>
                 <w:b/>
-                <w:color w:val="7A0C2E"/>
-                <w:sz w:val="18"/>
+                <w:i w:val="0"/>
+                <w:color w:val="000000"/>
+                <w:sz w:val="16"/>
               </w:rPr>
               <w:t>Administrator explanation</w:t>
             </w:r>
@@ -403,52 +1778,85 @@
       <w:tr>
         <w:tc>
           <w:tcPr>
-            <w:tcW w:type="dxa" w:w="3360"/>
-            <w:vAlign w:val="center"/>
+            <w:tcW w:type="dxa" w:w="2952"/>
+            <w:vAlign w:val="top"/>
+            <w:tcMar>
+              <w:top w:w="55" w:type="dxa"/>
+              <w:start w:w="95" w:type="dxa"/>
+              <w:bottom w:w="55" w:type="dxa"/>
+              <w:end w:w="95" w:type="dxa"/>
+            </w:tcMar>
           </w:tcPr>
           <w:p>
+            <w:pPr>
+              <w:spacing w:after="0"/>
+            </w:pPr>
             <w:r/>
             <w:r>
               <w:rPr>
+                <w:rFonts w:ascii="Arial" w:hAnsi="Arial"/>
                 <w:b w:val="0"/>
-                <w:color w:val="1E2330"/>
-                <w:sz w:val="18"/>
+                <w:i w:val="0"/>
+                <w:color w:val="000000"/>
+                <w:sz w:val="16"/>
               </w:rPr>
-              <w:t>BAS A/B/C/D/E/F/G/H route labels and public stop sequences</w:t>
+              <w:t>BAS A/B/C/D/E/F/G/H route labels and stop sequences</w:t>
             </w:r>
           </w:p>
         </w:tc>
         <w:tc>
           <w:tcPr>
-            <w:tcW w:type="dxa" w:w="3360"/>
-            <w:vAlign w:val="center"/>
+            <w:tcW w:type="dxa" w:w="1584"/>
+            <w:vAlign w:val="top"/>
+            <w:tcMar>
+              <w:top w:w="55" w:type="dxa"/>
+              <w:start w:w="95" w:type="dxa"/>
+              <w:bottom w:w="55" w:type="dxa"/>
+              <w:end w:w="95" w:type="dxa"/>
+            </w:tcMar>
           </w:tcPr>
           <w:p>
+            <w:pPr>
+              <w:spacing w:after="0"/>
+            </w:pPr>
             <w:r/>
             <w:r>
               <w:rPr>
+                <w:rFonts w:ascii="Arial" w:hAnsi="Arial"/>
                 <w:b w:val="0"/>
-                <w:color w:val="1E2330"/>
-                <w:sz w:val="18"/>
+                <w:i w:val="0"/>
+                <w:color w:val="000000"/>
+                <w:sz w:val="16"/>
               </w:rPr>
-              <w:t>Public route listing aligned</w:t>
+              <w:t>Public-list aligned</w:t>
             </w:r>
           </w:p>
         </w:tc>
         <w:tc>
           <w:tcPr>
-            <w:tcW w:type="dxa" w:w="3360"/>
-            <w:vAlign w:val="center"/>
+            <w:tcW w:type="dxa" w:w="4968"/>
+            <w:vAlign w:val="top"/>
+            <w:tcMar>
+              <w:top w:w="55" w:type="dxa"/>
+              <w:start w:w="95" w:type="dxa"/>
+              <w:bottom w:w="55" w:type="dxa"/>
+              <w:end w:w="95" w:type="dxa"/>
+            </w:tcMar>
           </w:tcPr>
           <w:p>
+            <w:pPr>
+              <w:spacing w:after="0"/>
+            </w:pPr>
             <w:r/>
             <w:r>
               <w:rPr>
+                <w:rFonts w:ascii="Arial" w:hAnsi="Arial"/>
                 <w:b w:val="0"/>
-                <w:color w:val="1E2330"/>
-                <w:sz w:val="18"/>
+                <w:i w:val="0"/>
+                <w:color w:val="000000"/>
+                <w:sz w:val="16"/>
               </w:rPr>
-              <w:t>Used from UTM/KDOJ public route listings where available.</w:t>
+              <w:t>Used as route/sequence reference where public UTM/DVC/KDOJ listings are available. Do not claim they prove current live operation.</w:t>
             </w:r>
           </w:p>
         </w:tc>
@@ -456,16 +1864,27 @@
       <w:tr>
         <w:tc>
           <w:tcPr>
-            <w:tcW w:type="dxa" w:w="3360"/>
-            <w:vAlign w:val="center"/>
+            <w:tcW w:type="dxa" w:w="2952"/>
+            <w:vAlign w:val="top"/>
+            <w:tcMar>
+              <w:top w:w="55" w:type="dxa"/>
+              <w:start w:w="95" w:type="dxa"/>
+              <w:bottom w:w="55" w:type="dxa"/>
+              <w:end w:w="95" w:type="dxa"/>
+            </w:tcMar>
           </w:tcPr>
           <w:p>
+            <w:pPr>
+              <w:spacing w:after="0"/>
+            </w:pPr>
             <w:r/>
             <w:r>
               <w:rPr>
+                <w:rFonts w:ascii="Arial" w:hAnsi="Arial"/>
                 <w:b w:val="0"/>
-                <w:color w:val="1E2330"/>
-                <w:sz w:val="18"/>
+                <w:i w:val="0"/>
+                <w:color w:val="000000"/>
+                <w:sz w:val="16"/>
               </w:rPr>
               <w:t>Stop labels such as CP, KP, K9/K10, KTC, KDOJ, KDSE, KTDI, N24, SKT, P19, T02, T08, V01</w:t>
             </w:r>
@@ -473,16 +1892,27 @@
         </w:tc>
         <w:tc>
           <w:tcPr>
-            <w:tcW w:type="dxa" w:w="3360"/>
-            <w:vAlign w:val="center"/>
+            <w:tcW w:type="dxa" w:w="1584"/>
+            <w:vAlign w:val="top"/>
+            <w:tcMar>
+              <w:top w:w="55" w:type="dxa"/>
+              <w:start w:w="95" w:type="dxa"/>
+              <w:bottom w:w="55" w:type="dxa"/>
+              <w:end w:w="95" w:type="dxa"/>
+            </w:tcMar>
           </w:tcPr>
           <w:p>
+            <w:pPr>
+              <w:spacing w:after="0"/>
+            </w:pPr>
             <w:r/>
             <w:r>
               <w:rPr>
+                <w:rFonts w:ascii="Arial" w:hAnsi="Arial"/>
                 <w:b w:val="0"/>
-                <w:color w:val="1E2330"/>
-                <w:sz w:val="18"/>
+                <w:i w:val="0"/>
+                <w:color w:val="000000"/>
+                <w:sz w:val="16"/>
               </w:rPr>
               <w:t>Public stop labels</w:t>
             </w:r>
@@ -490,18 +1920,29 @@
         </w:tc>
         <w:tc>
           <w:tcPr>
-            <w:tcW w:type="dxa" w:w="3360"/>
-            <w:vAlign w:val="center"/>
+            <w:tcW w:type="dxa" w:w="4968"/>
+            <w:vAlign w:val="top"/>
+            <w:tcMar>
+              <w:top w:w="55" w:type="dxa"/>
+              <w:start w:w="95" w:type="dxa"/>
+              <w:bottom w:w="55" w:type="dxa"/>
+              <w:end w:w="95" w:type="dxa"/>
+            </w:tcMar>
           </w:tcPr>
           <w:p>
+            <w:pPr>
+              <w:spacing w:after="0"/>
+            </w:pPr>
             <w:r/>
             <w:r>
               <w:rPr>
+                <w:rFonts w:ascii="Arial" w:hAnsi="Arial"/>
                 <w:b w:val="0"/>
-                <w:color w:val="1E2330"/>
-                <w:sz w:val="18"/>
+                <w:i w:val="0"/>
+                <w:color w:val="000000"/>
+                <w:sz w:val="16"/>
               </w:rPr>
-              <w:t>Used because they appear in public route listings.</w:t>
+              <w:t>Used as route-stop codes because they appear in public route listings.</w:t>
             </w:r>
           </w:p>
         </w:tc>
@@ -509,52 +1950,85 @@
       <w:tr>
         <w:tc>
           <w:tcPr>
-            <w:tcW w:type="dxa" w:w="3360"/>
-            <w:vAlign w:val="center"/>
+            <w:tcW w:type="dxa" w:w="2952"/>
+            <w:vAlign w:val="top"/>
+            <w:tcMar>
+              <w:top w:w="55" w:type="dxa"/>
+              <w:start w:w="95" w:type="dxa"/>
+              <w:bottom w:w="55" w:type="dxa"/>
+              <w:end w:w="95" w:type="dxa"/>
+            </w:tcMar>
           </w:tcPr>
           <w:p>
+            <w:pPr>
+              <w:spacing w:after="0"/>
+            </w:pPr>
             <w:r/>
             <w:r>
               <w:rPr>
+                <w:rFonts w:ascii="Arial" w:hAnsi="Arial"/>
                 <w:b w:val="0"/>
-                <w:color w:val="1E2330"/>
-                <w:sz w:val="18"/>
+                <w:i w:val="0"/>
+                <w:color w:val="000000"/>
+                <w:sz w:val="16"/>
               </w:rPr>
-              <w:t>FKE query support</w:t>
+              <w:t>FKE mapping</w:t>
             </w:r>
           </w:p>
         </w:tc>
         <w:tc>
           <w:tcPr>
-            <w:tcW w:type="dxa" w:w="3360"/>
-            <w:vAlign w:val="center"/>
+            <w:tcW w:type="dxa" w:w="1584"/>
+            <w:vAlign w:val="top"/>
+            <w:tcMar>
+              <w:top w:w="55" w:type="dxa"/>
+              <w:start w:w="95" w:type="dxa"/>
+              <w:bottom w:w="55" w:type="dxa"/>
+              <w:end w:w="95" w:type="dxa"/>
+            </w:tcMar>
           </w:tcPr>
           <w:p>
+            <w:pPr>
+              <w:spacing w:after="0"/>
+            </w:pPr>
             <w:r/>
             <w:r>
               <w:rPr>
+                <w:rFonts w:ascii="Arial" w:hAnsi="Arial"/>
                 <w:b w:val="0"/>
-                <w:color w:val="1E2330"/>
-                <w:sz w:val="18"/>
+                <w:i w:val="0"/>
+                <w:color w:val="000000"/>
+                <w:sz w:val="16"/>
               </w:rPr>
-              <w:t>Partially verified mapping</w:t>
+              <w:t>Partially verified</w:t>
             </w:r>
           </w:p>
         </w:tc>
         <w:tc>
           <w:tcPr>
-            <w:tcW w:type="dxa" w:w="3360"/>
-            <w:vAlign w:val="center"/>
+            <w:tcW w:type="dxa" w:w="4968"/>
+            <w:vAlign w:val="top"/>
+            <w:tcMar>
+              <w:top w:w="55" w:type="dxa"/>
+              <w:start w:w="95" w:type="dxa"/>
+              <w:bottom w:w="55" w:type="dxa"/>
+              <w:end w:w="95" w:type="dxa"/>
+            </w:tcMar>
           </w:tcPr>
           <w:p>
+            <w:pPr>
+              <w:spacing w:after="0"/>
+            </w:pPr>
             <w:r/>
             <w:r>
               <w:rPr>
+                <w:rFonts w:ascii="Arial" w:hAnsi="Arial"/>
                 <w:b w:val="0"/>
-                <w:color w:val="1E2330"/>
-                <w:sz w:val="18"/>
+                <w:i w:val="0"/>
+                <w:color w:val="000000"/>
+                <w:sz w:val="16"/>
               </w:rPr>
-              <w:t>Mapped to P19 / FKE area. The public route list uses P19; public bus-stop pages also show FKE-area stops.</w:t>
+              <w:t>Mapped to P19 / FKE Area because public listings include P19 and FKE-area stop references. Production should confirm exact shelter.</w:t>
             </w:r>
           </w:p>
         </w:tc>
@@ -562,52 +2036,85 @@
       <w:tr>
         <w:tc>
           <w:tcPr>
-            <w:tcW w:type="dxa" w:w="3360"/>
-            <w:vAlign w:val="center"/>
+            <w:tcW w:type="dxa" w:w="2952"/>
+            <w:vAlign w:val="top"/>
+            <w:tcMar>
+              <w:top w:w="55" w:type="dxa"/>
+              <w:start w:w="95" w:type="dxa"/>
+              <w:bottom w:w="55" w:type="dxa"/>
+              <w:end w:w="95" w:type="dxa"/>
+            </w:tcMar>
           </w:tcPr>
           <w:p>
+            <w:pPr>
+              <w:spacing w:after="0"/>
+            </w:pPr>
             <w:r/>
             <w:r>
               <w:rPr>
+                <w:rFonts w:ascii="Arial" w:hAnsi="Arial"/>
                 <w:b w:val="0"/>
-                <w:color w:val="1E2330"/>
-                <w:sz w:val="18"/>
+                <w:i w:val="0"/>
+                <w:color w:val="000000"/>
+                <w:sz w:val="16"/>
               </w:rPr>
-              <w:t>FC query support</w:t>
+              <w:t>FC mapping</w:t>
             </w:r>
           </w:p>
         </w:tc>
         <w:tc>
           <w:tcPr>
-            <w:tcW w:type="dxa" w:w="3360"/>
-            <w:vAlign w:val="center"/>
+            <w:tcW w:type="dxa" w:w="1584"/>
+            <w:vAlign w:val="top"/>
+            <w:tcMar>
+              <w:top w:w="55" w:type="dxa"/>
+              <w:start w:w="95" w:type="dxa"/>
+              <w:bottom w:w="55" w:type="dxa"/>
+              <w:end w:w="95" w:type="dxa"/>
+            </w:tcMar>
           </w:tcPr>
           <w:p>
+            <w:pPr>
+              <w:spacing w:after="0"/>
+            </w:pPr>
             <w:r/>
             <w:r>
               <w:rPr>
+                <w:rFonts w:ascii="Arial" w:hAnsi="Arial"/>
                 <w:b w:val="0"/>
-                <w:color w:val="1E2330"/>
-                <w:sz w:val="18"/>
+                <w:i w:val="0"/>
+                <w:color w:val="000000"/>
+                <w:sz w:val="16"/>
               </w:rPr>
-              <w:t>Prototype mapping</w:t>
+              <w:t>Prototype alias</w:t>
             </w:r>
           </w:p>
         </w:tc>
         <w:tc>
           <w:tcPr>
-            <w:tcW w:type="dxa" w:w="3360"/>
-            <w:vAlign w:val="center"/>
+            <w:tcW w:type="dxa" w:w="4968"/>
+            <w:vAlign w:val="top"/>
+            <w:tcMar>
+              <w:top w:w="55" w:type="dxa"/>
+              <w:start w:w="95" w:type="dxa"/>
+              <w:bottom w:w="55" w:type="dxa"/>
+              <w:end w:w="95" w:type="dxa"/>
+            </w:tcMar>
           </w:tcPr>
           <w:p>
+            <w:pPr>
+              <w:spacing w:after="0"/>
+            </w:pPr>
             <w:r/>
             <w:r>
               <w:rPr>
+                <w:rFonts w:ascii="Arial" w:hAnsi="Arial"/>
                 <w:b w:val="0"/>
-                <w:color w:val="1E2330"/>
-                <w:sz w:val="18"/>
+                <w:i w:val="0"/>
+                <w:color w:val="000000"/>
+                <w:sz w:val="16"/>
               </w:rPr>
-              <w:t>Mapped to N24 / Cluster Area because N24 appears in public route listings; exact FC stop mapping was not found.</w:t>
+              <w:t>Mapped to N24 / Cluster Area for the report demo. Exact current FC shuttle-stop mapping was not found.</w:t>
             </w:r>
           </w:p>
         </w:tc>
@@ -615,16 +2122,27 @@
       <w:tr>
         <w:tc>
           <w:tcPr>
-            <w:tcW w:type="dxa" w:w="3360"/>
-            <w:vAlign w:val="center"/>
+            <w:tcW w:type="dxa" w:w="2952"/>
+            <w:vAlign w:val="top"/>
+            <w:tcMar>
+              <w:top w:w="55" w:type="dxa"/>
+              <w:start w:w="95" w:type="dxa"/>
+              <w:bottom w:w="55" w:type="dxa"/>
+              <w:end w:w="95" w:type="dxa"/>
+            </w:tcMar>
           </w:tcPr>
           <w:p>
+            <w:pPr>
+              <w:spacing w:after="0"/>
+            </w:pPr>
             <w:r/>
             <w:r>
               <w:rPr>
+                <w:rFonts w:ascii="Arial" w:hAnsi="Arial"/>
                 <w:b w:val="0"/>
-                <w:color w:val="1E2330"/>
-                <w:sz w:val="18"/>
+                <w:i w:val="0"/>
+                <w:color w:val="000000"/>
+                <w:sz w:val="16"/>
               </w:rPr>
               <w:t>PSZ Library</w:t>
             </w:r>
@@ -632,35 +2150,57 @@
         </w:tc>
         <w:tc>
           <w:tcPr>
-            <w:tcW w:type="dxa" w:w="3360"/>
-            <w:vAlign w:val="center"/>
+            <w:tcW w:type="dxa" w:w="1584"/>
+            <w:vAlign w:val="top"/>
+            <w:tcMar>
+              <w:top w:w="55" w:type="dxa"/>
+              <w:start w:w="95" w:type="dxa"/>
+              <w:bottom w:w="55" w:type="dxa"/>
+              <w:end w:w="95" w:type="dxa"/>
+            </w:tcMar>
           </w:tcPr>
           <w:p>
+            <w:pPr>
+              <w:spacing w:after="0"/>
+            </w:pPr>
             <w:r/>
             <w:r>
               <w:rPr>
+                <w:rFonts w:ascii="Arial" w:hAnsi="Arial"/>
                 <w:b w:val="0"/>
-                <w:color w:val="1E2330"/>
-                <w:sz w:val="18"/>
+                <w:i w:val="0"/>
+                <w:color w:val="000000"/>
+                <w:sz w:val="16"/>
               </w:rPr>
-              <w:t>Verified campus landmark, route stop unverified</w:t>
+              <w:t>Landmark only</w:t>
             </w:r>
           </w:p>
         </w:tc>
         <w:tc>
           <w:tcPr>
-            <w:tcW w:type="dxa" w:w="3360"/>
-            <w:vAlign w:val="center"/>
+            <w:tcW w:type="dxa" w:w="4968"/>
+            <w:vAlign w:val="top"/>
+            <w:tcMar>
+              <w:top w:w="55" w:type="dxa"/>
+              <w:start w:w="95" w:type="dxa"/>
+              <w:bottom w:w="55" w:type="dxa"/>
+              <w:end w:w="95" w:type="dxa"/>
+            </w:tcMar>
           </w:tcPr>
           <w:p>
+            <w:pPr>
+              <w:spacing w:after="0"/>
+            </w:pPr>
             <w:r/>
             <w:r>
               <w:rPr>
+                <w:rFonts w:ascii="Arial" w:hAnsi="Arial"/>
                 <w:b w:val="0"/>
-                <w:color w:val="1E2330"/>
-                <w:sz w:val="18"/>
+                <w:i w:val="0"/>
+                <w:color w:val="000000"/>
+                <w:sz w:val="16"/>
               </w:rPr>
-              <w:t>The app can describe PSZ but does not invent a direct route to PSZ.</w:t>
+              <w:t>The app can identify PSZ as a campus landmark, but it does not invent a direct shuttle route to PSZ.</w:t>
             </w:r>
           </w:p>
         </w:tc>
@@ -668,33 +2208,141 @@
       <w:tr>
         <w:tc>
           <w:tcPr>
-            <w:tcW w:type="dxa" w:w="3360"/>
-            <w:vAlign w:val="center"/>
+            <w:tcW w:type="dxa" w:w="2952"/>
+            <w:vAlign w:val="top"/>
+            <w:tcMar>
+              <w:top w:w="55" w:type="dxa"/>
+              <w:start w:w="95" w:type="dxa"/>
+              <w:bottom w:w="55" w:type="dxa"/>
+              <w:end w:w="95" w:type="dxa"/>
+            </w:tcMar>
           </w:tcPr>
           <w:p>
+            <w:pPr>
+              <w:spacing w:after="0"/>
+            </w:pPr>
             <w:r/>
             <w:r>
               <w:rPr>
+                <w:rFonts w:ascii="Arial" w:hAnsi="Arial"/>
                 <w:b w:val="0"/>
-                <w:color w:val="1E2330"/>
-                <w:sz w:val="18"/>
+                <w:i w:val="0"/>
+                <w:color w:val="000000"/>
+                <w:sz w:val="16"/>
               </w:rPr>
-              <w:t>Next departure, headway, operating hours, ETA</w:t>
+              <w:t>Next bus, full-day timetable, service window, ETA and delay duration</w:t>
             </w:r>
           </w:p>
         </w:tc>
         <w:tc>
           <w:tcPr>
-            <w:tcW w:type="dxa" w:w="3360"/>
-            <w:vAlign w:val="center"/>
+            <w:tcW w:type="dxa" w:w="1584"/>
+            <w:vAlign w:val="top"/>
+            <w:tcMar>
+              <w:top w:w="55" w:type="dxa"/>
+              <w:start w:w="95" w:type="dxa"/>
+              <w:bottom w:w="55" w:type="dxa"/>
+              <w:end w:w="95" w:type="dxa"/>
+            </w:tcMar>
           </w:tcPr>
           <w:p>
+            <w:pPr>
+              <w:spacing w:after="0"/>
+            </w:pPr>
             <w:r/>
             <w:r>
               <w:rPr>
+                <w:rFonts w:ascii="Arial" w:hAnsi="Arial"/>
                 <w:b w:val="0"/>
-                <w:color w:val="1E2330"/>
-                <w:sz w:val="18"/>
+                <w:i w:val="0"/>
+                <w:color w:val="000000"/>
+                <w:sz w:val="16"/>
+              </w:rPr>
+              <w:t>Prototype estimate</w:t>
+            </w:r>
+          </w:p>
+        </w:tc>
+        <w:tc>
+          <w:tcPr>
+            <w:tcW w:type="dxa" w:w="4968"/>
+            <w:vAlign w:val="top"/>
+            <w:tcMar>
+              <w:top w:w="55" w:type="dxa"/>
+              <w:start w:w="95" w:type="dxa"/>
+              <w:bottom w:w="55" w:type="dxa"/>
+              <w:end w:w="95" w:type="dxa"/>
+            </w:tcMar>
+          </w:tcPr>
+          <w:p>
+            <w:pPr>
+              <w:spacing w:after="0"/>
+            </w:pPr>
+            <w:r/>
+            <w:r>
+              <w:rPr>
+                <w:rFonts w:ascii="Arial" w:hAnsi="Arial"/>
+                <w:b w:val="0"/>
+                <w:i w:val="0"/>
+                <w:color w:val="000000"/>
+                <w:sz w:val="16"/>
+              </w:rPr>
+              <w:t>Calculated from configured operating windows/headways and demo time. Not an official live timetable.</w:t>
+            </w:r>
+          </w:p>
+        </w:tc>
+      </w:tr>
+      <w:tr>
+        <w:tc>
+          <w:tcPr>
+            <w:tcW w:type="dxa" w:w="2952"/>
+            <w:vAlign w:val="top"/>
+            <w:tcMar>
+              <w:top w:w="55" w:type="dxa"/>
+              <w:start w:w="95" w:type="dxa"/>
+              <w:bottom w:w="55" w:type="dxa"/>
+              <w:end w:w="95" w:type="dxa"/>
+            </w:tcMar>
+          </w:tcPr>
+          <w:p>
+            <w:pPr>
+              <w:spacing w:after="0"/>
+            </w:pPr>
+            <w:r/>
+            <w:r>
+              <w:rPr>
+                <w:rFonts w:ascii="Arial" w:hAnsi="Arial"/>
+                <w:b w:val="0"/>
+                <w:i w:val="0"/>
+                <w:color w:val="000000"/>
+                <w:sz w:val="16"/>
+              </w:rPr>
+              <w:t>Delay alert</w:t>
+            </w:r>
+          </w:p>
+        </w:tc>
+        <w:tc>
+          <w:tcPr>
+            <w:tcW w:type="dxa" w:w="1584"/>
+            <w:vAlign w:val="top"/>
+            <w:tcMar>
+              <w:top w:w="55" w:type="dxa"/>
+              <w:start w:w="95" w:type="dxa"/>
+              <w:bottom w:w="55" w:type="dxa"/>
+              <w:end w:w="95" w:type="dxa"/>
+            </w:tcMar>
+          </w:tcPr>
+          <w:p>
+            <w:pPr>
+              <w:spacing w:after="0"/>
+            </w:pPr>
+            <w:r/>
+            <w:r>
+              <w:rPr>
+                <w:rFonts w:ascii="Arial" w:hAnsi="Arial"/>
+                <w:b w:val="0"/>
+                <w:i w:val="0"/>
+                <w:color w:val="000000"/>
+                <w:sz w:val="16"/>
               </w:rPr>
               <w:t>Prototype simulation</w:t>
             </w:r>
@@ -702,71 +2350,29 @@
         </w:tc>
         <w:tc>
           <w:tcPr>
-            <w:tcW w:type="dxa" w:w="3360"/>
-            <w:vAlign w:val="center"/>
+            <w:tcW w:type="dxa" w:w="4968"/>
+            <w:vAlign w:val="top"/>
+            <w:tcMar>
+              <w:top w:w="55" w:type="dxa"/>
+              <w:start w:w="95" w:type="dxa"/>
+              <w:bottom w:w="55" w:type="dxa"/>
+              <w:end w:w="95" w:type="dxa"/>
+            </w:tcMar>
           </w:tcPr>
           <w:p>
+            <w:pPr>
+              <w:spacing w:after="0"/>
+            </w:pPr>
             <w:r/>
             <w:r>
               <w:rPr>
+                <w:rFonts w:ascii="Arial" w:hAnsi="Arial"/>
                 <w:b w:val="0"/>
-                <w:color w:val="1E2330"/>
-                <w:sz w:val="18"/>
+                <w:i w:val="0"/>
+                <w:color w:val="000000"/>
+                <w:sz w:val="16"/>
               </w:rPr>
-              <w:t>Used only to demonstrate response flow and demo-time behavior; not official timetable data.</w:t>
-            </w:r>
-          </w:p>
-        </w:tc>
-      </w:tr>
-      <w:tr>
-        <w:tc>
-          <w:tcPr>
-            <w:tcW w:type="dxa" w:w="3360"/>
-            <w:vAlign w:val="center"/>
-          </w:tcPr>
-          <w:p>
-            <w:r/>
-            <w:r>
-              <w:rPr>
-                <w:b w:val="0"/>
-                <w:color w:val="1E2330"/>
-                <w:sz w:val="18"/>
-              </w:rPr>
-              <w:t>Delay status</w:t>
-            </w:r>
-          </w:p>
-        </w:tc>
-        <w:tc>
-          <w:tcPr>
-            <w:tcW w:type="dxa" w:w="3360"/>
-            <w:vAlign w:val="center"/>
-          </w:tcPr>
-          <w:p>
-            <w:r/>
-            <w:r>
-              <w:rPr>
-                <w:b w:val="0"/>
-                <w:color w:val="1E2330"/>
-                <w:sz w:val="18"/>
-              </w:rPr>
-              <w:t>Prototype simulation</w:t>
-            </w:r>
-          </w:p>
-        </w:tc>
-        <w:tc>
-          <w:tcPr>
-            <w:tcW w:type="dxa" w:w="3360"/>
-            <w:vAlign w:val="center"/>
-          </w:tcPr>
-          <w:p>
-            <w:r/>
-            <w:r>
-              <w:rPr>
-                <w:b w:val="0"/>
-                <w:color w:val="1E2330"/>
-                <w:sz w:val="18"/>
-              </w:rPr>
-              <w:t>Staff Demo toggle simulates a staff-issued disruption so the resolution proof can be shown.</w:t>
+              <w:t>Staff toggle simulates transport staff publishing a disruption so the logic proof and alert workflow can be shown.</w:t>
             </w:r>
           </w:p>
         </w:tc>
@@ -774,27 +2380,15 @@
     </w:tbl>
     <w:p/>
     <w:p>
-      <w:pPr>
-        <w:pStyle w:val="ListBullet"/>
-      </w:pPr>
       <w:r>
-        <w:t>Source 1: UTM DVC Development shuttle bus schedule page - https://dvcdev.utm.my/announcement/shuttle-bus-schedule/</w:t>
-      </w:r>
-    </w:p>
-    <w:p>
-      <w:pPr>
-        <w:pStyle w:val="ListBullet"/>
-      </w:pPr>
-      <w:r>
-        <w:t>Source 2: KDOJ UTM Bus Schedule route list - https://www.kdoj.com.my/insight/utm-bus-schedule/</w:t>
-      </w:r>
-    </w:p>
-    <w:p>
-      <w:pPr>
-        <w:pStyle w:val="ListBullet"/>
-      </w:pPr>
-      <w:r>
-        <w:t>Source 3: UTM JB 2025 shuttle timetable PDF - https://studentppi.utmspace.edu.my/wp-content/uploads/2024/12/Jadual-Bas-Shuttle-Kampus-UTM-JB-2025-01012025.pdf</w:t>
+        <w:rPr>
+          <w:rFonts w:ascii="Arial" w:hAnsi="Arial"/>
+          <w:b w:val="0"/>
+          <w:i w:val="0"/>
+          <w:color w:val="000000"/>
+          <w:sz w:val="20"/>
+        </w:rPr>
+        <w:t>Sources checked on 2 July 2026: UTM DVC Development shuttle bus schedule page, KDOJ UTM Bus Schedule route list, and the UTM JB 2025 shuttle timetable PDF.</w:t>
       </w:r>
     </w:p>
     <w:p>
@@ -803,574 +2397,25 @@
       </w:pPr>
       <w:r>
         <w:rPr>
-          <w:color w:val="7A0C2E"/>
+          <w:rFonts w:ascii="Arial" w:hAnsi="Arial"/>
+          <w:b/>
+          <w:i w:val="0"/>
+          <w:color w:val="000000"/>
+          <w:sz w:val="31"/>
         </w:rPr>
-        <w:t>3. Component And Function Map</w:t>
-      </w:r>
-    </w:p>
-    <w:tbl>
-      <w:tblPr>
-        <w:tblStyle w:val="TableGrid"/>
-        <w:tblW w:type="auto" w:w="0"/>
-        <w:jc w:val="center"/>
-        <w:tblLook w:firstColumn="1" w:firstRow="1" w:lastColumn="0" w:lastRow="0" w:noHBand="0" w:noVBand="1" w:val="04A0"/>
-      </w:tblPr>
-      <w:tblGrid>
-        <w:gridCol w:w="2520"/>
-        <w:gridCol w:w="2520"/>
-        <w:gridCol w:w="2520"/>
-        <w:gridCol w:w="2520"/>
-      </w:tblGrid>
-      <w:tr>
-        <w:tc>
-          <w:tcPr>
-            <w:tcW w:type="dxa" w:w="2520"/>
-            <w:vAlign w:val="center"/>
-            <w:shd w:fill="FFF4D7"/>
-          </w:tcPr>
-          <w:p>
-            <w:r/>
-            <w:r>
-              <w:rPr>
-                <w:b/>
-                <w:color w:val="7A0C2E"/>
-                <w:sz w:val="18"/>
-              </w:rPr>
-              <w:t>File</w:t>
-            </w:r>
-          </w:p>
-        </w:tc>
-        <w:tc>
-          <w:tcPr>
-            <w:tcW w:type="dxa" w:w="2520"/>
-            <w:vAlign w:val="center"/>
-            <w:shd w:fill="FFF4D7"/>
-          </w:tcPr>
-          <w:p>
-            <w:r/>
-            <w:r>
-              <w:rPr>
-                <w:b/>
-                <w:color w:val="7A0C2E"/>
-                <w:sz w:val="18"/>
-              </w:rPr>
-              <w:t>Main object</w:t>
-            </w:r>
-          </w:p>
-        </w:tc>
-        <w:tc>
-          <w:tcPr>
-            <w:tcW w:type="dxa" w:w="2520"/>
-            <w:vAlign w:val="center"/>
-            <w:shd w:fill="FFF4D7"/>
-          </w:tcPr>
-          <w:p>
-            <w:r/>
-            <w:r>
-              <w:rPr>
-                <w:b/>
-                <w:color w:val="7A0C2E"/>
-                <w:sz w:val="18"/>
-              </w:rPr>
-              <w:t>Important functions</w:t>
-            </w:r>
-          </w:p>
-        </w:tc>
-        <w:tc>
-          <w:tcPr>
-            <w:tcW w:type="dxa" w:w="2520"/>
-            <w:vAlign w:val="center"/>
-            <w:shd w:fill="FFF4D7"/>
-          </w:tcPr>
-          <w:p>
-            <w:r/>
-            <w:r>
-              <w:rPr>
-                <w:b/>
-                <w:color w:val="7A0C2E"/>
-                <w:sz w:val="18"/>
-              </w:rPr>
-              <w:t>Responsibility</w:t>
-            </w:r>
-          </w:p>
-        </w:tc>
-      </w:tr>
-      <w:tr>
-        <w:tc>
-          <w:tcPr>
-            <w:tcW w:type="dxa" w:w="2520"/>
-            <w:vAlign w:val="center"/>
-          </w:tcPr>
-          <w:p>
-            <w:r/>
-            <w:r>
-              <w:rPr>
-                <w:b w:val="0"/>
-                <w:color w:val="1E2330"/>
-                <w:sz w:val="18"/>
-              </w:rPr>
-              <w:t>js/kb.js</w:t>
-            </w:r>
-          </w:p>
-        </w:tc>
-        <w:tc>
-          <w:tcPr>
-            <w:tcW w:type="dxa" w:w="2520"/>
-            <w:vAlign w:val="center"/>
-          </w:tcPr>
-          <w:p>
-            <w:r/>
-            <w:r>
-              <w:rPr>
-                <w:b w:val="0"/>
-                <w:color w:val="1E2330"/>
-                <w:sz w:val="18"/>
-              </w:rPr>
-              <w:t>KB, KBUtil</w:t>
-            </w:r>
-          </w:p>
-        </w:tc>
-        <w:tc>
-          <w:tcPr>
-            <w:tcW w:type="dxa" w:w="2520"/>
-            <w:vAlign w:val="center"/>
-          </w:tcPr>
-          <w:p>
-            <w:r/>
-            <w:r>
-              <w:rPr>
-                <w:b w:val="0"/>
-                <w:color w:val="1E2330"/>
-                <w:sz w:val="18"/>
-              </w:rPr>
-              <w:t>findStop, routesBetween, nextDeparture, setClock, setDelayed</w:t>
-            </w:r>
-          </w:p>
-        </w:tc>
-        <w:tc>
-          <w:tcPr>
-            <w:tcW w:type="dxa" w:w="2520"/>
-            <w:vAlign w:val="center"/>
-          </w:tcPr>
-          <w:p>
-            <w:r/>
-            <w:r>
-              <w:rPr>
-                <w:b w:val="0"/>
-                <w:color w:val="1E2330"/>
-                <w:sz w:val="18"/>
-              </w:rPr>
-              <w:t>Knowledge base, route data, demo clock, delay state.</w:t>
-            </w:r>
-          </w:p>
-        </w:tc>
-      </w:tr>
-      <w:tr>
-        <w:tc>
-          <w:tcPr>
-            <w:tcW w:type="dxa" w:w="2520"/>
-            <w:vAlign w:val="center"/>
-          </w:tcPr>
-          <w:p>
-            <w:r/>
-            <w:r>
-              <w:rPr>
-                <w:b w:val="0"/>
-                <w:color w:val="1E2330"/>
-                <w:sz w:val="18"/>
-              </w:rPr>
-              <w:t>js/intent.js</w:t>
-            </w:r>
-          </w:p>
-        </w:tc>
-        <w:tc>
-          <w:tcPr>
-            <w:tcW w:type="dxa" w:w="2520"/>
-            <w:vAlign w:val="center"/>
-          </w:tcPr>
-          <w:p>
-            <w:r/>
-            <w:r>
-              <w:rPr>
-                <w:b w:val="0"/>
-                <w:color w:val="1E2330"/>
-                <w:sz w:val="18"/>
-              </w:rPr>
-              <w:t>Intent</w:t>
-            </w:r>
-          </w:p>
-        </w:tc>
-        <w:tc>
-          <w:tcPr>
-            <w:tcW w:type="dxa" w:w="2520"/>
-            <w:vAlign w:val="center"/>
-          </w:tcPr>
-          <w:p>
-            <w:r/>
-            <w:r>
-              <w:rPr>
-                <w:b w:val="0"/>
-                <w:color w:val="1E2330"/>
-                <w:sz w:val="18"/>
-              </w:rPr>
-              <w:t>classify(query)</w:t>
-            </w:r>
-          </w:p>
-        </w:tc>
-        <w:tc>
-          <w:tcPr>
-            <w:tcW w:type="dxa" w:w="2520"/>
-            <w:vAlign w:val="center"/>
-          </w:tcPr>
-          <w:p>
-            <w:r/>
-            <w:r>
-              <w:rPr>
-                <w:b w:val="0"/>
-                <w:color w:val="1E2330"/>
-                <w:sz w:val="18"/>
-              </w:rPr>
-              <w:t>Scores six intents and exposes confidence to the UI.</w:t>
-            </w:r>
-          </w:p>
-        </w:tc>
-      </w:tr>
-      <w:tr>
-        <w:tc>
-          <w:tcPr>
-            <w:tcW w:type="dxa" w:w="2520"/>
-            <w:vAlign w:val="center"/>
-          </w:tcPr>
-          <w:p>
-            <w:r/>
-            <w:r>
-              <w:rPr>
-                <w:b w:val="0"/>
-                <w:color w:val="1E2330"/>
-                <w:sz w:val="18"/>
-              </w:rPr>
-              <w:t>js/retriever.js</w:t>
-            </w:r>
-          </w:p>
-        </w:tc>
-        <w:tc>
-          <w:tcPr>
-            <w:tcW w:type="dxa" w:w="2520"/>
-            <w:vAlign w:val="center"/>
-          </w:tcPr>
-          <w:p>
-            <w:r/>
-            <w:r>
-              <w:rPr>
-                <w:b w:val="0"/>
-                <w:color w:val="1E2330"/>
-                <w:sz w:val="18"/>
-              </w:rPr>
-              <w:t>Retriever</w:t>
-            </w:r>
-          </w:p>
-        </w:tc>
-        <w:tc>
-          <w:tcPr>
-            <w:tcW w:type="dxa" w:w="2520"/>
-            <w:vAlign w:val="center"/>
-          </w:tcPr>
-          <w:p>
-            <w:r/>
-            <w:r>
-              <w:rPr>
-                <w:b w:val="0"/>
-                <w:color w:val="1E2330"/>
-                <w:sz w:val="18"/>
-              </w:rPr>
-              <w:t>retrieve(query, k)</w:t>
-            </w:r>
-          </w:p>
-        </w:tc>
-        <w:tc>
-          <w:tcPr>
-            <w:tcW w:type="dxa" w:w="2520"/>
-            <w:vAlign w:val="center"/>
-          </w:tcPr>
-          <w:p>
-            <w:r/>
-            <w:r>
-              <w:rPr>
-                <w:b w:val="0"/>
-                <w:color w:val="1E2330"/>
-                <w:sz w:val="18"/>
-              </w:rPr>
-              <w:t>RAG-style token-overlap retrieval with source notes.</w:t>
-            </w:r>
-          </w:p>
-        </w:tc>
-      </w:tr>
-      <w:tr>
-        <w:tc>
-          <w:tcPr>
-            <w:tcW w:type="dxa" w:w="2520"/>
-            <w:vAlign w:val="center"/>
-          </w:tcPr>
-          <w:p>
-            <w:r/>
-            <w:r>
-              <w:rPr>
-                <w:b w:val="0"/>
-                <w:color w:val="1E2330"/>
-                <w:sz w:val="18"/>
-              </w:rPr>
-              <w:t>js/resolution.js</w:t>
-            </w:r>
-          </w:p>
-        </w:tc>
-        <w:tc>
-          <w:tcPr>
-            <w:tcW w:type="dxa" w:w="2520"/>
-            <w:vAlign w:val="center"/>
-          </w:tcPr>
-          <w:p>
-            <w:r/>
-            <w:r>
-              <w:rPr>
-                <w:b w:val="0"/>
-                <w:color w:val="1E2330"/>
-                <w:sz w:val="18"/>
-              </w:rPr>
-              <w:t>Resolution</w:t>
-            </w:r>
-          </w:p>
-        </w:tc>
-        <w:tc>
-          <w:tcPr>
-            <w:tcW w:type="dxa" w:w="2520"/>
-            <w:vAlign w:val="center"/>
-          </w:tcPr>
-          <w:p>
-            <w:r/>
-            <w:r>
-              <w:rPr>
-                <w:b w:val="0"/>
-                <w:color w:val="1E2330"/>
-                <w:sz w:val="18"/>
-              </w:rPr>
-              <w:t>prove(user, route)</w:t>
-            </w:r>
-          </w:p>
-        </w:tc>
-        <w:tc>
-          <w:tcPr>
-            <w:tcW w:type="dxa" w:w="2520"/>
-            <w:vAlign w:val="center"/>
-          </w:tcPr>
-          <w:p>
-            <w:r/>
-            <w:r>
-              <w:rPr>
-                <w:b w:val="0"/>
-                <w:color w:val="1E2330"/>
-                <w:sz w:val="18"/>
-              </w:rPr>
-              <w:t>Resolution-refutation proof for delay notifications.</w:t>
-            </w:r>
-          </w:p>
-        </w:tc>
-      </w:tr>
-      <w:tr>
-        <w:tc>
-          <w:tcPr>
-            <w:tcW w:type="dxa" w:w="2520"/>
-            <w:vAlign w:val="center"/>
-          </w:tcPr>
-          <w:p>
-            <w:r/>
-            <w:r>
-              <w:rPr>
-                <w:b w:val="0"/>
-                <w:color w:val="1E2330"/>
-                <w:sz w:val="18"/>
-              </w:rPr>
-              <w:t>js/chat.js</w:t>
-            </w:r>
-          </w:p>
-        </w:tc>
-        <w:tc>
-          <w:tcPr>
-            <w:tcW w:type="dxa" w:w="2520"/>
-            <w:vAlign w:val="center"/>
-          </w:tcPr>
-          <w:p>
-            <w:r/>
-            <w:r>
-              <w:rPr>
-                <w:b w:val="0"/>
-                <w:color w:val="1E2330"/>
-                <w:sz w:val="18"/>
-              </w:rPr>
-              <w:t>Chat</w:t>
-            </w:r>
-          </w:p>
-        </w:tc>
-        <w:tc>
-          <w:tcPr>
-            <w:tcW w:type="dxa" w:w="2520"/>
-            <w:vAlign w:val="center"/>
-          </w:tcPr>
-          <w:p>
-            <w:r/>
-            <w:r>
-              <w:rPr>
-                <w:b w:val="0"/>
-                <w:color w:val="1E2330"/>
-                <w:sz w:val="18"/>
-              </w:rPr>
-              <w:t>send(text), init()</w:t>
-            </w:r>
-          </w:p>
-        </w:tc>
-        <w:tc>
-          <w:tcPr>
-            <w:tcW w:type="dxa" w:w="2520"/>
-            <w:vAlign w:val="center"/>
-          </w:tcPr>
-          <w:p>
-            <w:r/>
-            <w:r>
-              <w:rPr>
-                <w:b w:val="0"/>
-                <w:color w:val="1E2330"/>
-                <w:sz w:val="18"/>
-              </w:rPr>
-              <w:t>Conversation controller, response cards, short-term memory.</w:t>
-            </w:r>
-          </w:p>
-        </w:tc>
-      </w:tr>
-      <w:tr>
-        <w:tc>
-          <w:tcPr>
-            <w:tcW w:type="dxa" w:w="2520"/>
-            <w:vAlign w:val="center"/>
-          </w:tcPr>
-          <w:p>
-            <w:r/>
-            <w:r>
-              <w:rPr>
-                <w:b w:val="0"/>
-                <w:color w:val="1E2330"/>
-                <w:sz w:val="18"/>
-              </w:rPr>
-              <w:t>js/app.js</w:t>
-            </w:r>
-          </w:p>
-        </w:tc>
-        <w:tc>
-          <w:tcPr>
-            <w:tcW w:type="dxa" w:w="2520"/>
-            <w:vAlign w:val="center"/>
-          </w:tcPr>
-          <w:p>
-            <w:r/>
-            <w:r>
-              <w:rPr>
-                <w:b w:val="0"/>
-                <w:color w:val="1E2330"/>
-                <w:sz w:val="18"/>
-              </w:rPr>
-              <w:t>App</w:t>
-            </w:r>
-          </w:p>
-        </w:tc>
-        <w:tc>
-          <w:tcPr>
-            <w:tcW w:type="dxa" w:w="2520"/>
-            <w:vAlign w:val="center"/>
-          </w:tcPr>
-          <w:p>
-            <w:r/>
-            <w:r>
-              <w:rPr>
-                <w:b w:val="0"/>
-                <w:color w:val="1E2330"/>
-                <w:sz w:val="18"/>
-              </w:rPr>
-              <w:t>showScreen, renderAdmin, renderAlerts</w:t>
-            </w:r>
-          </w:p>
-        </w:tc>
-        <w:tc>
-          <w:tcPr>
-            <w:tcW w:type="dxa" w:w="2520"/>
-            <w:vAlign w:val="center"/>
-          </w:tcPr>
-          <w:p>
-            <w:r/>
-            <w:r>
-              <w:rPr>
-                <w:b w:val="0"/>
-                <w:color w:val="1E2330"/>
-                <w:sz w:val="18"/>
-              </w:rPr>
-              <w:t>Screen routing, Staff Demo controls, alerts, feedback, proof display.</w:t>
-            </w:r>
-          </w:p>
-        </w:tc>
-      </w:tr>
-    </w:tbl>
-    <w:p/>
-    <w:p>
-      <w:r>
-        <w:t>Runtime data flow:</w:t>
+        <w:t>4. Screenshot-Guided Operating Procedure</w:t>
       </w:r>
     </w:p>
     <w:p>
-      <w:pPr>
-        <w:pStyle w:val="ListNumber"/>
-      </w:pPr>
-      <w:r>
-        <w:t>User enters a query or taps a quick action.</w:t>
-      </w:r>
-    </w:p>
-    <w:p>
-      <w:pPr>
-        <w:pStyle w:val="ListNumber"/>
-      </w:pPr>
-      <w:r>
-        <w:t>Intent.classify() assigns an intent and confidence score.</w:t>
-      </w:r>
-    </w:p>
-    <w:p>
-      <w:pPr>
-        <w:pStyle w:val="ListNumber"/>
-      </w:pPr>
-      <w:r>
-        <w:t>Retriever.retrieve() selects top knowledge chunks and a source note.</w:t>
-      </w:r>
-    </w:p>
-    <w:p>
-      <w:pPr>
-        <w:pStyle w:val="ListNumber"/>
-      </w:pPr>
-      <w:r>
-        <w:t>The relevant handler renders a grounded response card.</w:t>
-      </w:r>
-    </w:p>
-    <w:p>
-      <w:pPr>
-        <w:pStyle w:val="ListNumber"/>
-      </w:pPr>
-      <w:r>
-        <w:t>The side panel shows intent, retrieval, generation, and data source for transparency.</w:t>
-      </w:r>
-    </w:p>
-    <w:p>
-      <w:pPr>
-        <w:pStyle w:val="Heading1"/>
-      </w:pPr>
       <w:r>
         <w:rPr>
-          <w:color w:val="7A0C2E"/>
+          <w:rFonts w:ascii="Arial" w:hAnsi="Arial"/>
+          <w:b w:val="0"/>
+          <w:i w:val="0"/>
+          <w:color w:val="000000"/>
+          <w:sz w:val="20"/>
         </w:rPr>
-        <w:t>4. Student-Facing Usage With Screenshots</w:t>
+        <w:t>The following figures are current screenshots from the redesigned prototype. The arrows identify the control or evidence to point at during the presentation.</w:t>
       </w:r>
     </w:p>
     <w:p>
@@ -1379,14 +2424,91 @@
       </w:pPr>
       <w:r>
         <w:rPr>
-          <w:color w:val="7A0C2E"/>
+          <w:rFonts w:ascii="Arial" w:hAnsi="Arial"/>
+          <w:b/>
+          <w:i w:val="0"/>
+          <w:color w:val="000000"/>
+          <w:sz w:val="25"/>
         </w:rPr>
-        <w:t>4.1 Home / Chat</w:t>
+        <w:t>4.1 Home Screen and Navigation</w:t>
       </w:r>
     </w:p>
     <w:p>
+      <w:pPr>
+        <w:spacing w:after="60"/>
+        <w:ind w:left="403" w:hanging="403"/>
+      </w:pPr>
       <w:r>
-        <w:t>The first screen is already the usable chatbot, not a landing page. Students can type or use quick actions.</w:t>
+        <w:rPr>
+          <w:rFonts w:ascii="Arial" w:hAnsi="Arial"/>
+          <w:b/>
+          <w:i w:val="0"/>
+          <w:color w:val="000000"/>
+          <w:sz w:val="20"/>
+        </w:rPr>
+        <w:t xml:space="preserve">1. </w:t>
+      </w:r>
+      <w:r>
+        <w:rPr>
+          <w:rFonts w:ascii="Arial" w:hAnsi="Arial"/>
+          <w:b w:val="0"/>
+          <w:i w:val="0"/>
+          <w:color w:val="000000"/>
+          <w:sz w:val="20"/>
+        </w:rPr>
+        <w:t>Open index.html. Confirm the phone status clock is visible at the top right.</w:t>
+      </w:r>
+    </w:p>
+    <w:p>
+      <w:pPr>
+        <w:spacing w:after="60"/>
+        <w:ind w:left="403" w:hanging="403"/>
+      </w:pPr>
+      <w:r>
+        <w:rPr>
+          <w:rFonts w:ascii="Arial" w:hAnsi="Arial"/>
+          <w:b/>
+          <w:i w:val="0"/>
+          <w:color w:val="000000"/>
+          <w:sz w:val="20"/>
+        </w:rPr>
+        <w:t xml:space="preserve">2. </w:t>
+      </w:r>
+      <w:r>
+        <w:rPr>
+          <w:rFonts w:ascii="Arial" w:hAnsi="Arial"/>
+          <w:b w:val="0"/>
+          <w:i w:val="0"/>
+          <w:color w:val="000000"/>
+          <w:sz w:val="20"/>
+        </w:rPr>
+        <w:t>Use Home cards or the bottom tab bar to start the main workflows.</w:t>
+      </w:r>
+    </w:p>
+    <w:p>
+      <w:pPr>
+        <w:spacing w:after="60"/>
+        <w:ind w:left="403" w:hanging="403"/>
+      </w:pPr>
+      <w:r>
+        <w:rPr>
+          <w:rFonts w:ascii="Arial" w:hAnsi="Arial"/>
+          <w:b/>
+          <w:i w:val="0"/>
+          <w:color w:val="000000"/>
+          <w:sz w:val="20"/>
+        </w:rPr>
+        <w:t xml:space="preserve">3. </w:t>
+      </w:r>
+      <w:r>
+        <w:rPr>
+          <w:rFonts w:ascii="Arial" w:hAnsi="Arial"/>
+          <w:b w:val="0"/>
+          <w:i w:val="0"/>
+          <w:color w:val="000000"/>
+          <w:sz w:val="20"/>
+        </w:rPr>
+        <w:t>Keep the AI pipeline panel visible when explaining originality.</w:t>
       </w:r>
     </w:p>
     <w:p>
@@ -1396,7 +2518,7 @@
       <w:r>
         <w:drawing>
           <wp:inline xmlns:a="http://schemas.openxmlformats.org/drawingml/2006/main" xmlns:pic="http://schemas.openxmlformats.org/drawingml/2006/picture">
-            <wp:extent cx="5394960" cy="3523583"/>
+            <wp:extent cx="5989320" cy="3911775"/>
             <wp:docPr id="1" name="Picture 1"/>
             <wp:cNvGraphicFramePr>
               <a:graphicFrameLocks noChangeAspect="1"/>
@@ -1405,7 +2527,7 @@
               <a:graphicData uri="http://schemas.openxmlformats.org/drawingml/2006/picture">
                 <pic:pic>
                   <pic:nvPicPr>
-                    <pic:cNvPr id="0" name="01-home-chat.png"/>
+                    <pic:cNvPr id="0" name="01-home-overview.png"/>
                     <pic:cNvPicPr/>
                   </pic:nvPicPr>
                   <pic:blipFill>
@@ -1417,7 +2539,7 @@
                   <pic:spPr>
                     <a:xfrm>
                       <a:off x="0" y="0"/>
-                      <a:ext cx="5394960" cy="3523583"/>
+                      <a:ext cx="5989320" cy="3911775"/>
                     </a:xfrm>
                     <a:prstGeom prst="rect"/>
                   </pic:spPr>
@@ -1434,11 +2556,13 @@
       </w:pPr>
       <w:r>
         <w:rPr>
+          <w:rFonts w:ascii="Arial" w:hAnsi="Arial"/>
+          <w:b w:val="0"/>
           <w:i/>
-          <w:color w:val="5B6270"/>
-          <w:sz w:val="18"/>
+          <w:color w:val="000000"/>
+          <w:sz w:val="17"/>
         </w:rPr>
-        <w:t>Home screen with phone status time, quick actions, chat composer, and AI pipeline panel.</w:t>
+        <w:t>Figure 1. Home screen with demo clock, navigation cards and AI pipeline panel.</w:t>
       </w:r>
     </w:p>
     <w:p>
@@ -1447,33 +2571,117 @@
       </w:pPr>
       <w:r>
         <w:rPr>
-          <w:color w:val="7A0C2E"/>
+          <w:rFonts w:ascii="Arial" w:hAnsi="Arial"/>
+          <w:b/>
+          <w:i w:val="0"/>
+          <w:color w:val="000000"/>
+          <w:sz w:val="25"/>
         </w:rPr>
-        <w:t>4.2 Schedule Inquiry</w:t>
+        <w:t>4.2 Chat Schedule Answer</w:t>
       </w:r>
     </w:p>
     <w:p>
       <w:pPr>
-        <w:pStyle w:val="ListNumber"/>
+        <w:spacing w:after="60"/>
+        <w:ind w:left="403" w:hanging="403"/>
       </w:pPr>
       <w:r>
-        <w:t>Tap Next bus or type: When is the next bus to FKE?</w:t>
+        <w:rPr>
+          <w:rFonts w:ascii="Arial" w:hAnsi="Arial"/>
+          <w:b/>
+          <w:i w:val="0"/>
+          <w:color w:val="000000"/>
+          <w:sz w:val="20"/>
+        </w:rPr>
+        <w:t xml:space="preserve">1. </w:t>
+      </w:r>
+      <w:r>
+        <w:rPr>
+          <w:rFonts w:ascii="Arial" w:hAnsi="Arial"/>
+          <w:b w:val="0"/>
+          <w:i w:val="0"/>
+          <w:color w:val="000000"/>
+          <w:sz w:val="20"/>
+        </w:rPr>
+        <w:t>Open Chat and ask: When is the next bus to FKE?</w:t>
       </w:r>
     </w:p>
     <w:p>
       <w:pPr>
-        <w:pStyle w:val="ListNumber"/>
+        <w:spacing w:after="60"/>
+        <w:ind w:left="403" w:hanging="403"/>
       </w:pPr>
       <w:r>
-        <w:t>Confirm the intent chip shows Schedule inquiry and a confidence score.</w:t>
+        <w:rPr>
+          <w:rFonts w:ascii="Arial" w:hAnsi="Arial"/>
+          <w:b/>
+          <w:i w:val="0"/>
+          <w:color w:val="000000"/>
+          <w:sz w:val="20"/>
+        </w:rPr>
+        <w:t xml:space="preserve">2. </w:t>
+      </w:r>
+      <w:r>
+        <w:rPr>
+          <w:rFonts w:ascii="Arial" w:hAnsi="Arial"/>
+          <w:b w:val="0"/>
+          <w:i w:val="0"/>
+          <w:color w:val="000000"/>
+          <w:sz w:val="20"/>
+        </w:rPr>
+        <w:t>Point to intent confidence to show the intent recognition result.</w:t>
       </w:r>
     </w:p>
     <w:p>
       <w:pPr>
-        <w:pStyle w:val="ListNumber"/>
+        <w:spacing w:after="60"/>
+        <w:ind w:left="403" w:hanging="403"/>
       </w:pPr>
       <w:r>
-        <w:t>Read the card: route, next departure, operating hours, demo time basis, and data source.</w:t>
+        <w:rPr>
+          <w:rFonts w:ascii="Arial" w:hAnsi="Arial"/>
+          <w:b/>
+          <w:i w:val="0"/>
+          <w:color w:val="000000"/>
+          <w:sz w:val="20"/>
+        </w:rPr>
+        <w:t xml:space="preserve">3. </w:t>
+      </w:r>
+      <w:r>
+        <w:rPr>
+          <w:rFonts w:ascii="Arial" w:hAnsi="Arial"/>
+          <w:b w:val="0"/>
+          <w:i w:val="0"/>
+          <w:color w:val="000000"/>
+          <w:sz w:val="20"/>
+        </w:rPr>
+        <w:t>Point to first bus, last bus, service window and frequency to show the app now behaves like a transport product.</w:t>
+      </w:r>
+    </w:p>
+    <w:p>
+      <w:pPr>
+        <w:spacing w:after="60"/>
+        <w:ind w:left="403" w:hanging="403"/>
+      </w:pPr>
+      <w:r>
+        <w:rPr>
+          <w:rFonts w:ascii="Arial" w:hAnsi="Arial"/>
+          <w:b/>
+          <w:i w:val="0"/>
+          <w:color w:val="000000"/>
+          <w:sz w:val="20"/>
+        </w:rPr>
+        <w:t xml:space="preserve">4. </w:t>
+      </w:r>
+      <w:r>
+        <w:rPr>
+          <w:rFonts w:ascii="Arial" w:hAnsi="Arial"/>
+          <w:b w:val="0"/>
+          <w:i w:val="0"/>
+          <w:color w:val="000000"/>
+          <w:sz w:val="20"/>
+        </w:rPr>
+        <w:t>Explain the source boundary: public route data plus configured timetable estimate.</w:t>
       </w:r>
     </w:p>
     <w:p>
@@ -1483,7 +2691,7 @@
       <w:r>
         <w:drawing>
           <wp:inline xmlns:a="http://schemas.openxmlformats.org/drawingml/2006/main" xmlns:pic="http://schemas.openxmlformats.org/drawingml/2006/picture">
-            <wp:extent cx="5394960" cy="3523583"/>
+            <wp:extent cx="5989320" cy="3911775"/>
             <wp:docPr id="2" name="Picture 2"/>
             <wp:cNvGraphicFramePr>
               <a:graphicFrameLocks noChangeAspect="1"/>
@@ -1492,7 +2700,7 @@
               <a:graphicData uri="http://schemas.openxmlformats.org/drawingml/2006/picture">
                 <pic:pic>
                   <pic:nvPicPr>
-                    <pic:cNvPr id="0" name="02-schedule-demo-time.png"/>
+                    <pic:cNvPr id="0" name="02-chat-schedule.png"/>
                     <pic:cNvPicPr/>
                   </pic:nvPicPr>
                   <pic:blipFill>
@@ -1504,7 +2712,7 @@
                   <pic:spPr>
                     <a:xfrm>
                       <a:off x="0" y="0"/>
-                      <a:ext cx="5394960" cy="3523583"/>
+                      <a:ext cx="5989320" cy="3911775"/>
                     </a:xfrm>
                     <a:prstGeom prst="rect"/>
                   </pic:spPr>
@@ -1521,11 +2729,13 @@
       </w:pPr>
       <w:r>
         <w:rPr>
+          <w:rFonts w:ascii="Arial" w:hAnsi="Arial"/>
+          <w:b w:val="0"/>
           <w:i/>
-          <w:color w:val="5B6270"/>
-          <w:sz w:val="18"/>
+          <w:color w:val="000000"/>
+          <w:sz w:val="17"/>
         </w:rPr>
-        <w:t>Schedule answer using 10:00 demo time. Route sequence is public-list aligned; timing is simulated.</w:t>
+        <w:t>Figure 2. Schedule card with first bus, last bus, service window, frequency and AI pipeline evidence.</w:t>
       </w:r>
     </w:p>
     <w:p>
@@ -1534,33 +2744,117 @@
       </w:pPr>
       <w:r>
         <w:rPr>
-          <w:color w:val="7A0C2E"/>
+          <w:rFonts w:ascii="Arial" w:hAnsi="Arial"/>
+          <w:b/>
+          <w:i w:val="0"/>
+          <w:color w:val="000000"/>
+          <w:sz w:val="25"/>
         </w:rPr>
-        <w:t>4.3 Route Guidance</w:t>
+        <w:t>4.3 Timetable Search and Full-Day Route Timetable</w:t>
       </w:r>
     </w:p>
     <w:p>
       <w:pPr>
-        <w:pStyle w:val="ListNumber"/>
+        <w:spacing w:after="60"/>
+        <w:ind w:left="403" w:hanging="403"/>
       </w:pPr>
       <w:r>
-        <w:t>Type or tap: How do I get from KTDI to P19 FKE?</w:t>
+        <w:rPr>
+          <w:rFonts w:ascii="Arial" w:hAnsi="Arial"/>
+          <w:b/>
+          <w:i w:val="0"/>
+          <w:color w:val="000000"/>
+          <w:sz w:val="20"/>
+        </w:rPr>
+        <w:t xml:space="preserve">1. </w:t>
+      </w:r>
+      <w:r>
+        <w:rPr>
+          <w:rFonts w:ascii="Arial" w:hAnsi="Arial"/>
+          <w:b w:val="0"/>
+          <w:i w:val="0"/>
+          <w:color w:val="000000"/>
+          <w:sz w:val="20"/>
+        </w:rPr>
+        <w:t>Open Bus Timetable.</w:t>
       </w:r>
     </w:p>
     <w:p>
       <w:pPr>
-        <w:pStyle w:val="ListNumber"/>
+        <w:spacing w:after="60"/>
+        <w:ind w:left="403" w:hanging="403"/>
       </w:pPr>
       <w:r>
-        <w:t>The chatbot recommends BAS G1/G2/G3 and displays the ordered stop sequence.</w:t>
+        <w:rPr>
+          <w:rFonts w:ascii="Arial" w:hAnsi="Arial"/>
+          <w:b/>
+          <w:i w:val="0"/>
+          <w:color w:val="000000"/>
+          <w:sz w:val="20"/>
+        </w:rPr>
+        <w:t xml:space="preserve">2. </w:t>
+      </w:r>
+      <w:r>
+        <w:rPr>
+          <w:rFonts w:ascii="Arial" w:hAnsi="Arial"/>
+          <w:b w:val="0"/>
+          <w:i w:val="0"/>
+          <w:color w:val="000000"/>
+          <w:sz w:val="20"/>
+        </w:rPr>
+        <w:t>Search by route, stop or faculty alias, for example FKE.</w:t>
       </w:r>
     </w:p>
     <w:p>
       <w:pPr>
-        <w:pStyle w:val="ListNumber"/>
+        <w:spacing w:after="60"/>
+        <w:ind w:left="403" w:hanging="403"/>
       </w:pPr>
       <w:r>
-        <w:t>Use the source note to explain that the route sequence is public-list aligned while timings remain simulated.</w:t>
+        <w:rPr>
+          <w:rFonts w:ascii="Arial" w:hAnsi="Arial"/>
+          <w:b/>
+          <w:i w:val="0"/>
+          <w:color w:val="000000"/>
+          <w:sz w:val="20"/>
+        </w:rPr>
+        <w:t xml:space="preserve">3. </w:t>
+      </w:r>
+      <w:r>
+        <w:rPr>
+          <w:rFonts w:ascii="Arial" w:hAnsi="Arial"/>
+          <w:b w:val="0"/>
+          <w:i w:val="0"/>
+          <w:color w:val="000000"/>
+          <w:sz w:val="20"/>
+        </w:rPr>
+        <w:t>Tap the BAS G route card to open its route timetable.</w:t>
+      </w:r>
+    </w:p>
+    <w:p>
+      <w:pPr>
+        <w:spacing w:after="60"/>
+        <w:ind w:left="403" w:hanging="403"/>
+      </w:pPr>
+      <w:r>
+        <w:rPr>
+          <w:rFonts w:ascii="Arial" w:hAnsi="Arial"/>
+          <w:b/>
+          <w:i w:val="0"/>
+          <w:color w:val="000000"/>
+          <w:sz w:val="20"/>
+        </w:rPr>
+        <w:t xml:space="preserve">4. </w:t>
+      </w:r>
+      <w:r>
+        <w:rPr>
+          <w:rFonts w:ascii="Arial" w:hAnsi="Arial"/>
+          <w:b w:val="0"/>
+          <w:i w:val="0"/>
+          <w:color w:val="000000"/>
+          <w:sz w:val="20"/>
+        </w:rPr>
+        <w:t>Scroll to show the full-day departure groups and the highlighted next bus.</w:t>
       </w:r>
     </w:p>
     <w:p>
@@ -1570,7 +2864,7 @@
       <w:r>
         <w:drawing>
           <wp:inline xmlns:a="http://schemas.openxmlformats.org/drawingml/2006/main" xmlns:pic="http://schemas.openxmlformats.org/drawingml/2006/picture">
-            <wp:extent cx="5394960" cy="3523583"/>
+            <wp:extent cx="5989320" cy="3911775"/>
             <wp:docPr id="3" name="Picture 3"/>
             <wp:cNvGraphicFramePr>
               <a:graphicFrameLocks noChangeAspect="1"/>
@@ -1579,7 +2873,7 @@
               <a:graphicData uri="http://schemas.openxmlformats.org/drawingml/2006/picture">
                 <pic:pic>
                   <pic:nvPicPr>
-                    <pic:cNvPr id="0" name="03-route-guidance.png"/>
+                    <pic:cNvPr id="0" name="03-timetable-search.png"/>
                     <pic:cNvPicPr/>
                   </pic:nvPicPr>
                   <pic:blipFill>
@@ -1591,7 +2885,7 @@
                   <pic:spPr>
                     <a:xfrm>
                       <a:off x="0" y="0"/>
-                      <a:ext cx="5394960" cy="3523583"/>
+                      <a:ext cx="5989320" cy="3911775"/>
                     </a:xfrm>
                     <a:prstGeom prst="rect"/>
                   </pic:spPr>
@@ -1608,46 +2902,13 @@
       </w:pPr>
       <w:r>
         <w:rPr>
+          <w:rFonts w:ascii="Arial" w:hAnsi="Arial"/>
+          <w:b w:val="0"/>
           <w:i/>
-          <w:color w:val="5B6270"/>
-          <w:sz w:val="18"/>
+          <w:color w:val="000000"/>
+          <w:sz w:val="17"/>
         </w:rPr>
-        <w:t>Route guidance card with BAS G stop sequence and source note.</w:t>
-      </w:r>
-    </w:p>
-    <w:p>
-      <w:pPr>
-        <w:pStyle w:val="Heading2"/>
-      </w:pPr>
-      <w:r>
-        <w:rPr>
-          <w:color w:val="7A0C2E"/>
-        </w:rPr>
-        <w:t>4.4 Arrival ETA</w:t>
-      </w:r>
-    </w:p>
-    <w:p>
-      <w:pPr>
-        <w:pStyle w:val="ListNumber"/>
-      </w:pPr>
-      <w:r>
-        <w:t>Type: When will the next bus arrive at CP?</w:t>
-      </w:r>
-    </w:p>
-    <w:p>
-      <w:pPr>
-        <w:pStyle w:val="ListNumber"/>
-      </w:pPr>
-      <w:r>
-        <w:t>The card shows simulated ETA, scheduled time, demo time basis, and fallback wording.</w:t>
-      </w:r>
-    </w:p>
-    <w:p>
-      <w:pPr>
-        <w:pStyle w:val="ListNumber"/>
-      </w:pPr>
-      <w:r>
-        <w:t>Explain that production would replace this with live GPS or official timetable feed.</w:t>
+        <w:t>Figure 3. Timetable search filtering routes by FKE alias.</w:t>
       </w:r>
     </w:p>
     <w:p>
@@ -1657,7 +2918,7 @@
       <w:r>
         <w:drawing>
           <wp:inline xmlns:a="http://schemas.openxmlformats.org/drawingml/2006/main" xmlns:pic="http://schemas.openxmlformats.org/drawingml/2006/picture">
-            <wp:extent cx="5394960" cy="3523583"/>
+            <wp:extent cx="5989320" cy="3911775"/>
             <wp:docPr id="4" name="Picture 4"/>
             <wp:cNvGraphicFramePr>
               <a:graphicFrameLocks noChangeAspect="1"/>
@@ -1666,7 +2927,7 @@
               <a:graphicData uri="http://schemas.openxmlformats.org/drawingml/2006/picture">
                 <pic:pic>
                   <pic:nvPicPr>
-                    <pic:cNvPr id="0" name="04-arrival-simulated.png"/>
+                    <pic:cNvPr id="0" name="04-route-timetable-detail.png"/>
                     <pic:cNvPicPr/>
                   </pic:nvPicPr>
                   <pic:blipFill>
@@ -1678,7 +2939,7 @@
                   <pic:spPr>
                     <a:xfrm>
                       <a:off x="0" y="0"/>
-                      <a:ext cx="5394960" cy="3523583"/>
+                      <a:ext cx="5989320" cy="3911775"/>
                     </a:xfrm>
                     <a:prstGeom prst="rect"/>
                   </pic:spPr>
@@ -1695,46 +2956,13 @@
       </w:pPr>
       <w:r>
         <w:rPr>
+          <w:rFonts w:ascii="Arial" w:hAnsi="Arial"/>
+          <w:b w:val="0"/>
           <w:i/>
-          <w:color w:val="5B6270"/>
-          <w:sz w:val="18"/>
+          <w:color w:val="000000"/>
+          <w:sz w:val="17"/>
         </w:rPr>
-        <w:t>Arrival screen clearly labelled as simulated ETA.</w:t>
-      </w:r>
-    </w:p>
-    <w:p>
-      <w:pPr>
-        <w:pStyle w:val="Heading2"/>
-      </w:pPr>
-      <w:r>
-        <w:rPr>
-          <w:color w:val="7A0C2E"/>
-        </w:rPr>
-        <w:t>4.5 Bus Stop Detail</w:t>
-      </w:r>
-    </w:p>
-    <w:p>
-      <w:pPr>
-        <w:pStyle w:val="ListNumber"/>
-      </w:pPr>
-      <w:r>
-        <w:t>Type: Where is the FC bus stop?</w:t>
-      </w:r>
-    </w:p>
-    <w:p>
-      <w:pPr>
-        <w:pStyle w:val="ListNumber"/>
-      </w:pPr>
-      <w:r>
-        <w:t>The app opens the bus-stop detail screen.</w:t>
-      </w:r>
-    </w:p>
-    <w:p>
-      <w:pPr>
-        <w:pStyle w:val="ListNumber"/>
-      </w:pPr>
-      <w:r>
-        <w:t>The data-status line tells the administrator whether this is public stop data, verified landmark data, or a prototype mapping.</w:t>
+        <w:t>Figure 4. Route timetable summary with route direction and key timing metrics.</w:t>
       </w:r>
     </w:p>
     <w:p>
@@ -1744,7 +2972,7 @@
       <w:r>
         <w:drawing>
           <wp:inline xmlns:a="http://schemas.openxmlformats.org/drawingml/2006/main" xmlns:pic="http://schemas.openxmlformats.org/drawingml/2006/picture">
-            <wp:extent cx="5394960" cy="3523583"/>
+            <wp:extent cx="5989320" cy="3911775"/>
             <wp:docPr id="5" name="Picture 5"/>
             <wp:cNvGraphicFramePr>
               <a:graphicFrameLocks noChangeAspect="1"/>
@@ -1753,7 +2981,7 @@
               <a:graphicData uri="http://schemas.openxmlformats.org/drawingml/2006/picture">
                 <pic:pic>
                   <pic:nvPicPr>
-                    <pic:cNvPr id="0" name="05-bus-stop-detail.png"/>
+                    <pic:cNvPr id="0" name="04b-route-timetable-times.png"/>
                     <pic:cNvPicPr/>
                   </pic:nvPicPr>
                   <pic:blipFill>
@@ -1765,7 +2993,7 @@
                   <pic:spPr>
                     <a:xfrm>
                       <a:off x="0" y="0"/>
-                      <a:ext cx="5394960" cy="3523583"/>
+                      <a:ext cx="5989320" cy="3911775"/>
                     </a:xfrm>
                     <a:prstGeom prst="rect"/>
                   </pic:spPr>
@@ -1782,22 +3010,13 @@
       </w:pPr>
       <w:r>
         <w:rPr>
+          <w:rFonts w:ascii="Arial" w:hAnsi="Arial"/>
+          <w:b w:val="0"/>
           <w:i/>
-          <w:color w:val="5B6270"/>
-          <w:sz w:val="18"/>
+          <w:color w:val="000000"/>
+          <w:sz w:val="17"/>
         </w:rPr>
-        <w:t>Bus stop detail screen with route serving data, status, facilities, and walking note.</w:t>
-      </w:r>
-    </w:p>
-    <w:p>
-      <w:pPr>
-        <w:pStyle w:val="Heading1"/>
-      </w:pPr>
-      <w:r>
-        <w:rPr>
-          <w:color w:val="7A0C2E"/>
-        </w:rPr>
-        <w:t>5. Staff Demo Operation</w:t>
+        <w:t>Figure 5. Full-day departure grid with morning, afternoon and evening groups.</w:t>
       </w:r>
     </w:p>
     <w:p>
@@ -1806,46 +3025,91 @@
       </w:pPr>
       <w:r>
         <w:rPr>
-          <w:color w:val="7A0C2E"/>
+          <w:rFonts w:ascii="Arial" w:hAnsi="Arial"/>
+          <w:b/>
+          <w:i w:val="0"/>
+          <w:color w:val="000000"/>
+          <w:sz w:val="25"/>
         </w:rPr>
-        <w:t>5.1 Demo Time Control</w:t>
-      </w:r>
-    </w:p>
-    <w:p>
-      <w:r>
-        <w:t>The real current time caused a presentation problem because nighttime demos would show routes as closed. The Staff Demo panel now includes a fixed demo clock. Use 10:00 for normal demo, 20:30 to intentionally demonstrate closed-service behavior, or Live device time if required.</w:t>
+        <w:t>4.4 Route Guidance</w:t>
       </w:r>
     </w:p>
     <w:p>
       <w:pPr>
-        <w:pStyle w:val="ListNumber"/>
+        <w:spacing w:after="60"/>
+        <w:ind w:left="403" w:hanging="403"/>
       </w:pPr>
       <w:r>
-        <w:t>Open Staff Demo.</w:t>
+        <w:rPr>
+          <w:rFonts w:ascii="Arial" w:hAnsi="Arial"/>
+          <w:b/>
+          <w:i w:val="0"/>
+          <w:color w:val="000000"/>
+          <w:sz w:val="20"/>
+        </w:rPr>
+        <w:t xml:space="preserve">1. </w:t>
+      </w:r>
+      <w:r>
+        <w:rPr>
+          <w:rFonts w:ascii="Arial" w:hAnsi="Arial"/>
+          <w:b w:val="0"/>
+          <w:i w:val="0"/>
+          <w:color w:val="000000"/>
+          <w:sz w:val="20"/>
+        </w:rPr>
+        <w:t>Ask: How do I get from KTDI to P19 FKE?</w:t>
       </w:r>
     </w:p>
     <w:p>
       <w:pPr>
-        <w:pStyle w:val="ListNumber"/>
+        <w:spacing w:after="60"/>
+        <w:ind w:left="403" w:hanging="403"/>
       </w:pPr>
       <w:r>
-        <w:t>Choose 08:00, 10:00, 13:00, 17:30, 20:30, or Live device time.</w:t>
+        <w:rPr>
+          <w:rFonts w:ascii="Arial" w:hAnsi="Arial"/>
+          <w:b/>
+          <w:i w:val="0"/>
+          <w:color w:val="000000"/>
+          <w:sz w:val="20"/>
+        </w:rPr>
+        <w:t xml:space="preserve">2. </w:t>
+      </w:r>
+      <w:r>
+        <w:rPr>
+          <w:rFonts w:ascii="Arial" w:hAnsi="Arial"/>
+          <w:b w:val="0"/>
+          <w:i w:val="0"/>
+          <w:color w:val="000000"/>
+          <w:sz w:val="20"/>
+        </w:rPr>
+        <w:t>Show that the route engine uses the ordered stop sequence, so origin must appear before destination.</w:t>
       </w:r>
     </w:p>
     <w:p>
       <w:pPr>
-        <w:pStyle w:val="ListNumber"/>
+        <w:spacing w:after="60"/>
+        <w:ind w:left="403" w:hanging="403"/>
       </w:pPr>
       <w:r>
-        <w:t>Return to Chat and run a schedule or arrival query.</w:t>
+        <w:rPr>
+          <w:rFonts w:ascii="Arial" w:hAnsi="Arial"/>
+          <w:b/>
+          <w:i w:val="0"/>
+          <w:color w:val="000000"/>
+          <w:sz w:val="20"/>
+        </w:rPr>
+        <w:t xml:space="preserve">3. </w:t>
       </w:r>
-    </w:p>
-    <w:p>
-      <w:pPr>
-        <w:pStyle w:val="ListNumber"/>
-      </w:pPr>
       <w:r>
-        <w:t>Point out the Time basis row in the response card.</w:t>
+        <w:rPr>
+          <w:rFonts w:ascii="Arial" w:hAnsi="Arial"/>
+          <w:b w:val="0"/>
+          <w:i w:val="0"/>
+          <w:color w:val="000000"/>
+          <w:sz w:val="20"/>
+        </w:rPr>
+        <w:t>Point to the AI panel showing route_guidance intent and retrieved route/stop chunks.</w:t>
       </w:r>
     </w:p>
     <w:p>
@@ -1855,7 +3119,7 @@
       <w:r>
         <w:drawing>
           <wp:inline xmlns:a="http://schemas.openxmlformats.org/drawingml/2006/main" xmlns:pic="http://schemas.openxmlformats.org/drawingml/2006/picture">
-            <wp:extent cx="5394960" cy="3523583"/>
+            <wp:extent cx="5989320" cy="3911775"/>
             <wp:docPr id="6" name="Picture 6"/>
             <wp:cNvGraphicFramePr>
               <a:graphicFrameLocks noChangeAspect="1"/>
@@ -1864,7 +3128,7 @@
               <a:graphicData uri="http://schemas.openxmlformats.org/drawingml/2006/picture">
                 <pic:pic>
                   <pic:nvPicPr>
-                    <pic:cNvPr id="0" name="06-admin-demo-time-control.png"/>
+                    <pic:cNvPr id="0" name="05-route-guidance.png"/>
                     <pic:cNvPicPr/>
                   </pic:nvPicPr>
                   <pic:blipFill>
@@ -1876,7 +3140,7 @@
                   <pic:spPr>
                     <a:xfrm>
                       <a:off x="0" y="0"/>
-                      <a:ext cx="5394960" cy="3523583"/>
+                      <a:ext cx="5989320" cy="3911775"/>
                     </a:xfrm>
                     <a:prstGeom prst="rect"/>
                   </pic:spPr>
@@ -1893,11 +3157,13 @@
       </w:pPr>
       <w:r>
         <w:rPr>
+          <w:rFonts w:ascii="Arial" w:hAnsi="Arial"/>
+          <w:b w:val="0"/>
           <w:i/>
-          <w:color w:val="5B6270"/>
-          <w:sz w:val="18"/>
+          <w:color w:val="000000"/>
+          <w:sz w:val="17"/>
         </w:rPr>
-        <w:t>Staff Demo time selector plus public-route delay controls.</w:t>
+        <w:t>Figure 6. Directional route guidance from KTDI to P19 / FKE Area.</w:t>
       </w:r>
     </w:p>
     <w:p>
@@ -1906,49 +3172,91 @@
       </w:pPr>
       <w:r>
         <w:rPr>
-          <w:color w:val="7A0C2E"/>
+          <w:rFonts w:ascii="Arial" w:hAnsi="Arial"/>
+          <w:b/>
+          <w:i w:val="0"/>
+          <w:color w:val="000000"/>
+          <w:sz w:val="25"/>
         </w:rPr>
-        <w:t>5.2 Delay Alert And Resolution-Refutation Proof</w:t>
+        <w:t>4.5 Bus Stop Detail</w:t>
       </w:r>
     </w:p>
     <w:p>
       <w:pPr>
-        <w:pStyle w:val="ListNumber"/>
+        <w:spacing w:after="60"/>
+        <w:ind w:left="403" w:hanging="403"/>
       </w:pPr>
       <w:r>
-        <w:t>Open Staff Demo.</w:t>
+        <w:rPr>
+          <w:rFonts w:ascii="Arial" w:hAnsi="Arial"/>
+          <w:b/>
+          <w:i w:val="0"/>
+          <w:color w:val="000000"/>
+          <w:sz w:val="20"/>
+        </w:rPr>
+        <w:t xml:space="preserve">1. </w:t>
+      </w:r>
+      <w:r>
+        <w:rPr>
+          <w:rFonts w:ascii="Arial" w:hAnsi="Arial"/>
+          <w:b w:val="0"/>
+          <w:i w:val="0"/>
+          <w:color w:val="000000"/>
+          <w:sz w:val="20"/>
+        </w:rPr>
+        <w:t>Ask: Where is the FC bus stop?</w:t>
       </w:r>
     </w:p>
     <w:p>
       <w:pPr>
-        <w:pStyle w:val="ListNumber"/>
+        <w:spacing w:after="60"/>
+        <w:ind w:left="403" w:hanging="403"/>
       </w:pPr>
       <w:r>
-        <w:t>Toggle BAS A1/A2 - KP to Lingkaran Ilmu to delayed.</w:t>
+        <w:rPr>
+          <w:rFonts w:ascii="Arial" w:hAnsi="Arial"/>
+          <w:b/>
+          <w:i w:val="0"/>
+          <w:color w:val="000000"/>
+          <w:sz w:val="20"/>
+        </w:rPr>
+        <w:t xml:space="preserve">2. </w:t>
+      </w:r>
+      <w:r>
+        <w:rPr>
+          <w:rFonts w:ascii="Arial" w:hAnsi="Arial"/>
+          <w:b w:val="0"/>
+          <w:i w:val="0"/>
+          <w:color w:val="000000"/>
+          <w:sz w:val="20"/>
+        </w:rPr>
+        <w:t>The app opens the Bus Stop Detail screen for N24 / Cluster Area.</w:t>
       </w:r>
     </w:p>
     <w:p>
       <w:pPr>
-        <w:pStyle w:val="ListNumber"/>
+        <w:spacing w:after="60"/>
+        <w:ind w:left="403" w:hanging="403"/>
       </w:pPr>
       <w:r>
-        <w:t>The app runs Resolution.prove('ali', 'route_a').</w:t>
+        <w:rPr>
+          <w:rFonts w:ascii="Arial" w:hAnsi="Arial"/>
+          <w:b/>
+          <w:i w:val="0"/>
+          <w:color w:val="000000"/>
+          <w:sz w:val="20"/>
+        </w:rPr>
+        <w:t xml:space="preserve">3. </w:t>
       </w:r>
-    </w:p>
-    <w:p>
-      <w:pPr>
-        <w:pStyle w:val="ListNumber"/>
-      </w:pPr>
       <w:r>
-        <w:t>The proof panel prints P1, P2, P3, P4, the negated goal, R1, R2, R3, and the empty clause.</w:t>
-      </w:r>
-    </w:p>
-    <w:p>
-      <w:pPr>
-        <w:pStyle w:val="ListNumber"/>
-      </w:pPr>
-      <w:r>
-        <w:t>Open Alerts to show the resulting notification.</w:t>
+        <w:rPr>
+          <w:rFonts w:ascii="Arial" w:hAnsi="Arial"/>
+          <w:b w:val="0"/>
+          <w:i w:val="0"/>
+          <w:color w:val="000000"/>
+          <w:sz w:val="20"/>
+        </w:rPr>
+        <w:t>Point to Data status to show uncertainty is clearly described instead of overstated.</w:t>
       </w:r>
     </w:p>
     <w:p>
@@ -1958,7 +3266,7 @@
       <w:r>
         <w:drawing>
           <wp:inline xmlns:a="http://schemas.openxmlformats.org/drawingml/2006/main" xmlns:pic="http://schemas.openxmlformats.org/drawingml/2006/picture">
-            <wp:extent cx="5394960" cy="3523583"/>
+            <wp:extent cx="5989320" cy="3911775"/>
             <wp:docPr id="7" name="Picture 7"/>
             <wp:cNvGraphicFramePr>
               <a:graphicFrameLocks noChangeAspect="1"/>
@@ -1967,7 +3275,7 @@
               <a:graphicData uri="http://schemas.openxmlformats.org/drawingml/2006/picture">
                 <pic:pic>
                   <pic:nvPicPr>
-                    <pic:cNvPr id="0" name="07-resolution-proof.png"/>
+                    <pic:cNvPr id="0" name="06-bus-stop-detail.png"/>
                     <pic:cNvPicPr/>
                   </pic:nvPicPr>
                   <pic:blipFill>
@@ -1979,7 +3287,7 @@
                   <pic:spPr>
                     <a:xfrm>
                       <a:off x="0" y="0"/>
-                      <a:ext cx="5394960" cy="3523583"/>
+                      <a:ext cx="5989320" cy="3911775"/>
                     </a:xfrm>
                     <a:prstGeom prst="rect"/>
                   </pic:spPr>
@@ -1996,11 +3304,106 @@
       </w:pPr>
       <w:r>
         <w:rPr>
+          <w:rFonts w:ascii="Arial" w:hAnsi="Arial"/>
+          <w:b w:val="0"/>
           <w:i/>
-          <w:color w:val="5B6270"/>
-          <w:sz w:val="18"/>
+          <w:color w:val="000000"/>
+          <w:sz w:val="17"/>
         </w:rPr>
-        <w:t>Staff Demo proof view after triggering route_a delay.</w:t>
+        <w:t>Figure 7. Bus Stop Detail with routes, data status, facilities and walking guidance.</w:t>
+      </w:r>
+    </w:p>
+    <w:p>
+      <w:pPr>
+        <w:pStyle w:val="Heading2"/>
+      </w:pPr>
+      <w:r>
+        <w:rPr>
+          <w:rFonts w:ascii="Arial" w:hAnsi="Arial"/>
+          <w:b/>
+          <w:i w:val="0"/>
+          <w:color w:val="000000"/>
+          <w:sz w:val="25"/>
+        </w:rPr>
+        <w:t>4.6 Alerts and Subscription Filtering</w:t>
+      </w:r>
+    </w:p>
+    <w:p>
+      <w:pPr>
+        <w:spacing w:after="60"/>
+        <w:ind w:left="403" w:hanging="403"/>
+      </w:pPr>
+      <w:r>
+        <w:rPr>
+          <w:rFonts w:ascii="Arial" w:hAnsi="Arial"/>
+          <w:b/>
+          <w:i w:val="0"/>
+          <w:color w:val="000000"/>
+          <w:sz w:val="20"/>
+        </w:rPr>
+        <w:t xml:space="preserve">1. </w:t>
+      </w:r>
+      <w:r>
+        <w:rPr>
+          <w:rFonts w:ascii="Arial" w:hAnsi="Arial"/>
+          <w:b w:val="0"/>
+          <w:i w:val="0"/>
+          <w:color w:val="000000"/>
+          <w:sz w:val="20"/>
+        </w:rPr>
+        <w:t>In Staff Control Panel, delay a route that Ali is not subscribed to, such as BAS G.</w:t>
+      </w:r>
+    </w:p>
+    <w:p>
+      <w:pPr>
+        <w:spacing w:after="60"/>
+        <w:ind w:left="403" w:hanging="403"/>
+      </w:pPr>
+      <w:r>
+        <w:rPr>
+          <w:rFonts w:ascii="Arial" w:hAnsi="Arial"/>
+          <w:b/>
+          <w:i w:val="0"/>
+          <w:color w:val="000000"/>
+          <w:sz w:val="20"/>
+        </w:rPr>
+        <w:t xml:space="preserve">2. </w:t>
+      </w:r>
+      <w:r>
+        <w:rPr>
+          <w:rFonts w:ascii="Arial" w:hAnsi="Arial"/>
+          <w:b w:val="0"/>
+          <w:i w:val="0"/>
+          <w:color w:val="000000"/>
+          <w:sz w:val="20"/>
+        </w:rPr>
+        <w:t>Open Alerts. The route delay is hidden because Ali is not subscribed to that route.</w:t>
+      </w:r>
+    </w:p>
+    <w:p>
+      <w:pPr>
+        <w:spacing w:after="60"/>
+        <w:ind w:left="403" w:hanging="403"/>
+      </w:pPr>
+      <w:r>
+        <w:rPr>
+          <w:rFonts w:ascii="Arial" w:hAnsi="Arial"/>
+          <w:b/>
+          <w:i w:val="0"/>
+          <w:color w:val="000000"/>
+          <w:sz w:val="20"/>
+        </w:rPr>
+        <w:t xml:space="preserve">3. </w:t>
+      </w:r>
+      <w:r>
+        <w:rPr>
+          <w:rFonts w:ascii="Arial" w:hAnsi="Arial"/>
+          <w:b w:val="0"/>
+          <w:i w:val="0"/>
+          <w:color w:val="000000"/>
+          <w:sz w:val="20"/>
+        </w:rPr>
+        <w:t>Delay BAS A, which Ali is subscribed to. The alert becomes visible with scheduled time, ETA, service window and frequency.</w:t>
       </w:r>
     </w:p>
     <w:p>
@@ -2010,7 +3413,7 @@
       <w:r>
         <w:drawing>
           <wp:inline xmlns:a="http://schemas.openxmlformats.org/drawingml/2006/main" xmlns:pic="http://schemas.openxmlformats.org/drawingml/2006/picture">
-            <wp:extent cx="2926080" cy="5974810"/>
+            <wp:extent cx="5989320" cy="3911775"/>
             <wp:docPr id="8" name="Picture 8"/>
             <wp:cNvGraphicFramePr>
               <a:graphicFrameLocks noChangeAspect="1"/>
@@ -2019,7 +3422,7 @@
               <a:graphicData uri="http://schemas.openxmlformats.org/drawingml/2006/picture">
                 <pic:pic>
                   <pic:nvPicPr>
-                    <pic:cNvPr id="0" name="07b-resolution-proof-box.png"/>
+                    <pic:cNvPr id="0" name="07-alerts-subscription-filter.png"/>
                     <pic:cNvPicPr/>
                   </pic:nvPicPr>
                   <pic:blipFill>
@@ -2031,7 +3434,7 @@
                   <pic:spPr>
                     <a:xfrm>
                       <a:off x="0" y="0"/>
-                      <a:ext cx="2926080" cy="5974810"/>
+                      <a:ext cx="5989320" cy="3911775"/>
                     </a:xfrm>
                     <a:prstGeom prst="rect"/>
                   </pic:spPr>
@@ -2048,11 +3451,13 @@
       </w:pPr>
       <w:r>
         <w:rPr>
+          <w:rFonts w:ascii="Arial" w:hAnsi="Arial"/>
+          <w:b w:val="0"/>
           <w:i/>
-          <w:color w:val="5B6270"/>
-          <w:sz w:val="18"/>
+          <w:color w:val="000000"/>
+          <w:sz w:val="17"/>
         </w:rPr>
-        <w:t>Resolution proof trace: empty clause proves NotifyUser(ali, route_a, delay).</w:t>
+        <w:t>Figure 8. Alerts screen proving unsubscribed route delays stay hidden.</w:t>
       </w:r>
     </w:p>
     <w:p>
@@ -2062,7 +3467,7 @@
       <w:r>
         <w:drawing>
           <wp:inline xmlns:a="http://schemas.openxmlformats.org/drawingml/2006/main" xmlns:pic="http://schemas.openxmlformats.org/drawingml/2006/picture">
-            <wp:extent cx="5394960" cy="3523583"/>
+            <wp:extent cx="5989320" cy="3911775"/>
             <wp:docPr id="9" name="Picture 9"/>
             <wp:cNvGraphicFramePr>
               <a:graphicFrameLocks noChangeAspect="1"/>
@@ -2083,7 +3488,7 @@
                   <pic:spPr>
                     <a:xfrm>
                       <a:off x="0" y="0"/>
-                      <a:ext cx="5394960" cy="3523583"/>
+                      <a:ext cx="5989320" cy="3911775"/>
                     </a:xfrm>
                     <a:prstGeom prst="rect"/>
                   </pic:spPr>
@@ -2100,11 +3505,13 @@
       </w:pPr>
       <w:r>
         <w:rPr>
+          <w:rFonts w:ascii="Arial" w:hAnsi="Arial"/>
+          <w:b w:val="0"/>
           <w:i/>
-          <w:color w:val="5B6270"/>
-          <w:sz w:val="18"/>
+          <w:color w:val="000000"/>
+          <w:sz w:val="17"/>
         </w:rPr>
-        <w:t>Alerts screen after a successful proof-triggered delay notification.</w:t>
+        <w:t>Figure 9. Subscribed BAS A delay alert with ETA and route timing details.</w:t>
       </w:r>
     </w:p>
     <w:p>
@@ -2113,41 +3520,91 @@
       </w:pPr>
       <w:r>
         <w:rPr>
-          <w:color w:val="7A0C2E"/>
+          <w:rFonts w:ascii="Arial" w:hAnsi="Arial"/>
+          <w:b/>
+          <w:i w:val="0"/>
+          <w:color w:val="000000"/>
+          <w:sz w:val="25"/>
         </w:rPr>
-        <w:t>5.3 Feedback / Escalation</w:t>
+        <w:t>4.7 Feedback and Staff Report Follow-Up</w:t>
       </w:r>
     </w:p>
     <w:p>
       <w:pPr>
-        <w:pStyle w:val="ListNumber"/>
+        <w:spacing w:after="60"/>
+        <w:ind w:left="403" w:hanging="403"/>
       </w:pPr>
       <w:r>
-        <w:t>Open Feedback.</w:t>
+        <w:rPr>
+          <w:rFonts w:ascii="Arial" w:hAnsi="Arial"/>
+          <w:b/>
+          <w:i w:val="0"/>
+          <w:color w:val="000000"/>
+          <w:sz w:val="20"/>
+        </w:rPr>
+        <w:t xml:space="preserve">1. </w:t>
+      </w:r>
+      <w:r>
+        <w:rPr>
+          <w:rFonts w:ascii="Arial" w:hAnsi="Arial"/>
+          <w:b w:val="0"/>
+          <w:i w:val="0"/>
+          <w:color w:val="000000"/>
+          <w:sz w:val="20"/>
+        </w:rPr>
+        <w:t>Open Feedback / Escalate.</w:t>
       </w:r>
     </w:p>
     <w:p>
       <w:pPr>
-        <w:pStyle w:val="ListNumber"/>
+        <w:spacing w:after="60"/>
+        <w:ind w:left="403" w:hanging="403"/>
       </w:pPr>
       <w:r>
-        <w:t>Choose issue type and enter details.</w:t>
+        <w:rPr>
+          <w:rFonts w:ascii="Arial" w:hAnsi="Arial"/>
+          <w:b/>
+          <w:i w:val="0"/>
+          <w:color w:val="000000"/>
+          <w:sz w:val="20"/>
+        </w:rPr>
+        <w:t xml:space="preserve">2. </w:t>
+      </w:r>
+      <w:r>
+        <w:rPr>
+          <w:rFonts w:ascii="Arial" w:hAnsi="Arial"/>
+          <w:b w:val="0"/>
+          <w:i w:val="0"/>
+          <w:color w:val="000000"/>
+          <w:sz w:val="20"/>
+        </w:rPr>
+        <w:t>Select an issue type, enter details and submit the report.</w:t>
       </w:r>
     </w:p>
     <w:p>
       <w:pPr>
-        <w:pStyle w:val="ListNumber"/>
+        <w:spacing w:after="60"/>
+        <w:ind w:left="403" w:hanging="403"/>
       </w:pPr>
       <w:r>
-        <w:t>Submit the report.</w:t>
+        <w:rPr>
+          <w:rFonts w:ascii="Arial" w:hAnsi="Arial"/>
+          <w:b/>
+          <w:i w:val="0"/>
+          <w:color w:val="000000"/>
+          <w:sz w:val="20"/>
+        </w:rPr>
+        <w:t xml:space="preserve">3. </w:t>
       </w:r>
-    </w:p>
-    <w:p>
-      <w:pPr>
-        <w:pStyle w:val="ListNumber"/>
-      </w:pPr>
       <w:r>
-        <w:t>The log records the issue for staff follow-up in the prototype session.</w:t>
+        <w:rPr>
+          <w:rFonts w:ascii="Arial" w:hAnsi="Arial"/>
+          <w:b w:val="0"/>
+          <w:i w:val="0"/>
+          <w:color w:val="000000"/>
+          <w:sz w:val="20"/>
+        </w:rPr>
+        <w:t>Open Staff Control Panel. The same report appears under Reported issues for staff follow-up.</w:t>
       </w:r>
     </w:p>
     <w:p>
@@ -2157,7 +3614,7 @@
       <w:r>
         <w:drawing>
           <wp:inline xmlns:a="http://schemas.openxmlformats.org/drawingml/2006/main" xmlns:pic="http://schemas.openxmlformats.org/drawingml/2006/picture">
-            <wp:extent cx="5394960" cy="3523583"/>
+            <wp:extent cx="5989320" cy="3911775"/>
             <wp:docPr id="10" name="Picture 10"/>
             <wp:cNvGraphicFramePr>
               <a:graphicFrameLocks noChangeAspect="1"/>
@@ -2166,7 +3623,7 @@
               <a:graphicData uri="http://schemas.openxmlformats.org/drawingml/2006/picture">
                 <pic:pic>
                   <pic:nvPicPr>
-                    <pic:cNvPr id="0" name="09-feedback-log.png"/>
+                    <pic:cNvPr id="0" name="09-feedback-submission.png"/>
                     <pic:cNvPicPr/>
                   </pic:nvPicPr>
                   <pic:blipFill>
@@ -2178,7 +3635,7 @@
                   <pic:spPr>
                     <a:xfrm>
                       <a:off x="0" y="0"/>
-                      <a:ext cx="5394960" cy="3523583"/>
+                      <a:ext cx="5989320" cy="3911775"/>
                     </a:xfrm>
                     <a:prstGeom prst="rect"/>
                   </pic:spPr>
@@ -2195,11 +3652,983 @@
       </w:pPr>
       <w:r>
         <w:rPr>
+          <w:rFonts w:ascii="Arial" w:hAnsi="Arial"/>
+          <w:b w:val="0"/>
           <w:i/>
-          <w:color w:val="5B6270"/>
-          <w:sz w:val="18"/>
+          <w:color w:val="000000"/>
+          <w:sz w:val="17"/>
         </w:rPr>
-        <w:t>Feedback log after a sample report is submitted.</w:t>
+        <w:t>Figure 10. Feedback report logged by the passenger.</w:t>
+      </w:r>
+    </w:p>
+    <w:p>
+      <w:pPr>
+        <w:jc w:val="center"/>
+      </w:pPr>
+      <w:r>
+        <w:drawing>
+          <wp:inline xmlns:a="http://schemas.openxmlformats.org/drawingml/2006/main" xmlns:pic="http://schemas.openxmlformats.org/drawingml/2006/picture">
+            <wp:extent cx="5989320" cy="3911775"/>
+            <wp:docPr id="11" name="Picture 11"/>
+            <wp:cNvGraphicFramePr>
+              <a:graphicFrameLocks noChangeAspect="1"/>
+            </wp:cNvGraphicFramePr>
+            <a:graphic>
+              <a:graphicData uri="http://schemas.openxmlformats.org/drawingml/2006/picture">
+                <pic:pic>
+                  <pic:nvPicPr>
+                    <pic:cNvPr id="0" name="10-staff-report-feed.png"/>
+                    <pic:cNvPicPr/>
+                  </pic:nvPicPr>
+                  <pic:blipFill>
+                    <a:blip r:embed="rId19"/>
+                    <a:stretch>
+                      <a:fillRect/>
+                    </a:stretch>
+                  </pic:blipFill>
+                  <pic:spPr>
+                    <a:xfrm>
+                      <a:off x="0" y="0"/>
+                      <a:ext cx="5989320" cy="3911775"/>
+                    </a:xfrm>
+                    <a:prstGeom prst="rect"/>
+                  </pic:spPr>
+                </pic:pic>
+              </a:graphicData>
+            </a:graphic>
+          </wp:inline>
+        </w:drawing>
+      </w:r>
+    </w:p>
+    <w:p>
+      <w:pPr>
+        <w:jc w:val="center"/>
+      </w:pPr>
+      <w:r>
+        <w:rPr>
+          <w:rFonts w:ascii="Arial" w:hAnsi="Arial"/>
+          <w:b w:val="0"/>
+          <w:i/>
+          <w:color w:val="000000"/>
+          <w:sz w:val="17"/>
+        </w:rPr>
+        <w:t>Figure 11. Staff Control Panel showing the submitted passenger report.</w:t>
+      </w:r>
+    </w:p>
+    <w:p>
+      <w:pPr>
+        <w:pStyle w:val="Heading2"/>
+      </w:pPr>
+      <w:r>
+        <w:rPr>
+          <w:rFonts w:ascii="Arial" w:hAnsi="Arial"/>
+          <w:b/>
+          <w:i w:val="0"/>
+          <w:color w:val="000000"/>
+          <w:sz w:val="25"/>
+        </w:rPr>
+        <w:t>4.8 Staff Delay Proof</w:t>
+      </w:r>
+    </w:p>
+    <w:p>
+      <w:r>
+        <w:rPr>
+          <w:rFonts w:ascii="Arial" w:hAnsi="Arial"/>
+          <w:b w:val="0"/>
+          <w:i w:val="0"/>
+          <w:color w:val="000000"/>
+          <w:sz w:val="20"/>
+        </w:rPr>
+        <w:t>The Staff Control Panel is inside the prototype so the marker can trigger repeatable proof scenarios. The Word manual remains the separate admin deliverable.</w:t>
+      </w:r>
+    </w:p>
+    <w:p>
+      <w:pPr>
+        <w:spacing w:after="60"/>
+        <w:ind w:left="403" w:hanging="403"/>
+      </w:pPr>
+      <w:r>
+        <w:rPr>
+          <w:rFonts w:ascii="Arial" w:hAnsi="Arial"/>
+          <w:b/>
+          <w:i w:val="0"/>
+          <w:color w:val="000000"/>
+          <w:sz w:val="20"/>
+        </w:rPr>
+        <w:t xml:space="preserve">1. </w:t>
+      </w:r>
+      <w:r>
+        <w:rPr>
+          <w:rFonts w:ascii="Arial" w:hAnsi="Arial"/>
+          <w:b w:val="0"/>
+          <w:i w:val="0"/>
+          <w:color w:val="000000"/>
+          <w:sz w:val="20"/>
+        </w:rPr>
+        <w:t>Open Staff Control Panel.</w:t>
+      </w:r>
+    </w:p>
+    <w:p>
+      <w:pPr>
+        <w:spacing w:after="60"/>
+        <w:ind w:left="403" w:hanging="403"/>
+      </w:pPr>
+      <w:r>
+        <w:rPr>
+          <w:rFonts w:ascii="Arial" w:hAnsi="Arial"/>
+          <w:b/>
+          <w:i w:val="0"/>
+          <w:color w:val="000000"/>
+          <w:sz w:val="20"/>
+        </w:rPr>
+        <w:t xml:space="preserve">2. </w:t>
+      </w:r>
+      <w:r>
+        <w:rPr>
+          <w:rFonts w:ascii="Arial" w:hAnsi="Arial"/>
+          <w:b w:val="0"/>
+          <w:i w:val="0"/>
+          <w:color w:val="000000"/>
+          <w:sz w:val="20"/>
+        </w:rPr>
+        <w:t>Toggle BAS A1/A2 to delayed.</w:t>
+      </w:r>
+    </w:p>
+    <w:p>
+      <w:pPr>
+        <w:spacing w:after="60"/>
+        <w:ind w:left="403" w:hanging="403"/>
+      </w:pPr>
+      <w:r>
+        <w:rPr>
+          <w:rFonts w:ascii="Arial" w:hAnsi="Arial"/>
+          <w:b/>
+          <w:i w:val="0"/>
+          <w:color w:val="000000"/>
+          <w:sz w:val="20"/>
+        </w:rPr>
+        <w:t xml:space="preserve">3. </w:t>
+      </w:r>
+      <w:r>
+        <w:rPr>
+          <w:rFonts w:ascii="Arial" w:hAnsi="Arial"/>
+          <w:b w:val="0"/>
+          <w:i w:val="0"/>
+          <w:color w:val="000000"/>
+          <w:sz w:val="20"/>
+        </w:rPr>
+        <w:t>The app runs Resolution.prove('ali', 'route_a').</w:t>
+      </w:r>
+    </w:p>
+    <w:p>
+      <w:pPr>
+        <w:spacing w:after="60"/>
+        <w:ind w:left="403" w:hanging="403"/>
+      </w:pPr>
+      <w:r>
+        <w:rPr>
+          <w:rFonts w:ascii="Arial" w:hAnsi="Arial"/>
+          <w:b/>
+          <w:i w:val="0"/>
+          <w:color w:val="000000"/>
+          <w:sz w:val="20"/>
+        </w:rPr>
+        <w:t xml:space="preserve">4. </w:t>
+      </w:r>
+      <w:r>
+        <w:rPr>
+          <w:rFonts w:ascii="Arial" w:hAnsi="Arial"/>
+          <w:b w:val="0"/>
+          <w:i w:val="0"/>
+          <w:color w:val="000000"/>
+          <w:sz w:val="20"/>
+        </w:rPr>
+        <w:t>The proof panel derives the empty clause, proving NotifyUser(ali, route_a, delay).</w:t>
+      </w:r>
+    </w:p>
+    <w:p>
+      <w:pPr>
+        <w:spacing w:after="60"/>
+        <w:ind w:left="403" w:hanging="403"/>
+      </w:pPr>
+      <w:r>
+        <w:rPr>
+          <w:rFonts w:ascii="Arial" w:hAnsi="Arial"/>
+          <w:b/>
+          <w:i w:val="0"/>
+          <w:color w:val="000000"/>
+          <w:sz w:val="20"/>
+        </w:rPr>
+        <w:t xml:space="preserve">5. </w:t>
+      </w:r>
+      <w:r>
+        <w:rPr>
+          <w:rFonts w:ascii="Arial" w:hAnsi="Arial"/>
+          <w:b w:val="0"/>
+          <w:i w:val="0"/>
+          <w:color w:val="000000"/>
+          <w:sz w:val="20"/>
+        </w:rPr>
+        <w:t>Open Alerts to verify only the subscribed route notification is visible.</w:t>
+      </w:r>
+    </w:p>
+    <w:tbl>
+      <w:tblPr>
+        <w:tblStyle w:val="TableGrid"/>
+        <w:tblW w:type="auto" w:w="0"/>
+        <w:jc w:val="center"/>
+        <w:tblLayout w:type="fixed"/>
+        <w:tblLook w:firstColumn="1" w:firstRow="1" w:lastColumn="0" w:lastRow="0" w:noHBand="0" w:noVBand="1" w:val="04A0"/>
+      </w:tblPr>
+      <w:tblGrid>
+        <w:gridCol w:w="5184"/>
+        <w:gridCol w:w="5184"/>
+      </w:tblGrid>
+      <w:tr>
+        <w:tc>
+          <w:tcPr>
+            <w:tcW w:type="dxa" w:w="3528"/>
+            <w:vAlign w:val="top"/>
+            <w:tcMar>
+              <w:top w:w="55" w:type="dxa"/>
+              <w:start w:w="95" w:type="dxa"/>
+              <w:bottom w:w="55" w:type="dxa"/>
+              <w:end w:w="95" w:type="dxa"/>
+            </w:tcMar>
+          </w:tcPr>
+          <w:p>
+            <w:pPr>
+              <w:spacing w:after="0"/>
+            </w:pPr>
+            <w:r/>
+            <w:r>
+              <w:rPr>
+                <w:rFonts w:ascii="Arial" w:hAnsi="Arial"/>
+                <w:b/>
+                <w:i w:val="0"/>
+                <w:color w:val="000000"/>
+                <w:sz w:val="16"/>
+              </w:rPr>
+              <w:t>Clause</w:t>
+            </w:r>
+          </w:p>
+        </w:tc>
+        <w:tc>
+          <w:tcPr>
+            <w:tcW w:type="dxa" w:w="5976"/>
+            <w:vAlign w:val="top"/>
+            <w:tcMar>
+              <w:top w:w="55" w:type="dxa"/>
+              <w:start w:w="95" w:type="dxa"/>
+              <w:bottom w:w="55" w:type="dxa"/>
+              <w:end w:w="95" w:type="dxa"/>
+            </w:tcMar>
+          </w:tcPr>
+          <w:p>
+            <w:pPr>
+              <w:spacing w:after="0"/>
+            </w:pPr>
+            <w:r/>
+            <w:r>
+              <w:rPr>
+                <w:rFonts w:ascii="Arial" w:hAnsi="Arial"/>
+                <w:b/>
+                <w:i w:val="0"/>
+                <w:color w:val="000000"/>
+                <w:sz w:val="16"/>
+              </w:rPr>
+              <w:t>Meaning</w:t>
+            </w:r>
+          </w:p>
+        </w:tc>
+      </w:tr>
+      <w:tr>
+        <w:tc>
+          <w:tcPr>
+            <w:tcW w:type="dxa" w:w="3528"/>
+            <w:vAlign w:val="top"/>
+            <w:tcMar>
+              <w:top w:w="55" w:type="dxa"/>
+              <w:start w:w="95" w:type="dxa"/>
+              <w:bottom w:w="55" w:type="dxa"/>
+              <w:end w:w="95" w:type="dxa"/>
+            </w:tcMar>
+          </w:tcPr>
+          <w:p>
+            <w:pPr>
+              <w:spacing w:after="0"/>
+            </w:pPr>
+            <w:r/>
+            <w:r>
+              <w:rPr>
+                <w:rFonts w:ascii="Arial" w:hAnsi="Arial"/>
+                <w:b w:val="0"/>
+                <w:i w:val="0"/>
+                <w:color w:val="000000"/>
+                <w:sz w:val="16"/>
+              </w:rPr>
+              <w:t>P1 WantsRouteAlert(ali, route_a)</w:t>
+            </w:r>
+          </w:p>
+        </w:tc>
+        <w:tc>
+          <w:tcPr>
+            <w:tcW w:type="dxa" w:w="5976"/>
+            <w:vAlign w:val="top"/>
+            <w:tcMar>
+              <w:top w:w="55" w:type="dxa"/>
+              <w:start w:w="95" w:type="dxa"/>
+              <w:bottom w:w="55" w:type="dxa"/>
+              <w:end w:w="95" w:type="dxa"/>
+            </w:tcMar>
+          </w:tcPr>
+          <w:p>
+            <w:pPr>
+              <w:spacing w:after="0"/>
+            </w:pPr>
+            <w:r/>
+            <w:r>
+              <w:rPr>
+                <w:rFonts w:ascii="Arial" w:hAnsi="Arial"/>
+                <w:b w:val="0"/>
+                <w:i w:val="0"/>
+                <w:color w:val="000000"/>
+                <w:sz w:val="16"/>
+              </w:rPr>
+              <w:t>Ali subscribes to BAS A route alerts.</w:t>
+            </w:r>
+          </w:p>
+        </w:tc>
+      </w:tr>
+      <w:tr>
+        <w:tc>
+          <w:tcPr>
+            <w:tcW w:type="dxa" w:w="3528"/>
+            <w:vAlign w:val="top"/>
+            <w:tcMar>
+              <w:top w:w="55" w:type="dxa"/>
+              <w:start w:w="95" w:type="dxa"/>
+              <w:bottom w:w="55" w:type="dxa"/>
+              <w:end w:w="95" w:type="dxa"/>
+            </w:tcMar>
+          </w:tcPr>
+          <w:p>
+            <w:pPr>
+              <w:spacing w:after="0"/>
+            </w:pPr>
+            <w:r/>
+            <w:r>
+              <w:rPr>
+                <w:rFonts w:ascii="Arial" w:hAnsi="Arial"/>
+                <w:b w:val="0"/>
+                <w:i w:val="0"/>
+                <w:color w:val="000000"/>
+                <w:sz w:val="16"/>
+              </w:rPr>
+              <w:t>P2 Delayed(route_a)</w:t>
+            </w:r>
+          </w:p>
+        </w:tc>
+        <w:tc>
+          <w:tcPr>
+            <w:tcW w:type="dxa" w:w="5976"/>
+            <w:vAlign w:val="top"/>
+            <w:tcMar>
+              <w:top w:w="55" w:type="dxa"/>
+              <w:start w:w="95" w:type="dxa"/>
+              <w:bottom w:w="55" w:type="dxa"/>
+              <w:end w:w="95" w:type="dxa"/>
+            </w:tcMar>
+          </w:tcPr>
+          <w:p>
+            <w:pPr>
+              <w:spacing w:after="0"/>
+            </w:pPr>
+            <w:r/>
+            <w:r>
+              <w:rPr>
+                <w:rFonts w:ascii="Arial" w:hAnsi="Arial"/>
+                <w:b w:val="0"/>
+                <w:i w:val="0"/>
+                <w:color w:val="000000"/>
+                <w:sz w:val="16"/>
+              </w:rPr>
+              <w:t>BAS A is currently marked delayed by staff.</w:t>
+            </w:r>
+          </w:p>
+        </w:tc>
+      </w:tr>
+      <w:tr>
+        <w:tc>
+          <w:tcPr>
+            <w:tcW w:type="dxa" w:w="3528"/>
+            <w:vAlign w:val="top"/>
+            <w:tcMar>
+              <w:top w:w="55" w:type="dxa"/>
+              <w:start w:w="95" w:type="dxa"/>
+              <w:bottom w:w="55" w:type="dxa"/>
+              <w:end w:w="95" w:type="dxa"/>
+            </w:tcMar>
+          </w:tcPr>
+          <w:p>
+            <w:pPr>
+              <w:spacing w:after="0"/>
+            </w:pPr>
+            <w:r/>
+            <w:r>
+              <w:rPr>
+                <w:rFonts w:ascii="Arial" w:hAnsi="Arial"/>
+                <w:b w:val="0"/>
+                <w:i w:val="0"/>
+                <w:color w:val="000000"/>
+                <w:sz w:val="16"/>
+              </w:rPr>
+              <w:t>P3 not Delayed(r) OR NeedDelayNotification(r)</w:t>
+            </w:r>
+          </w:p>
+        </w:tc>
+        <w:tc>
+          <w:tcPr>
+            <w:tcW w:type="dxa" w:w="5976"/>
+            <w:vAlign w:val="top"/>
+            <w:tcMar>
+              <w:top w:w="55" w:type="dxa"/>
+              <w:start w:w="95" w:type="dxa"/>
+              <w:bottom w:w="55" w:type="dxa"/>
+              <w:end w:w="95" w:type="dxa"/>
+            </w:tcMar>
+          </w:tcPr>
+          <w:p>
+            <w:pPr>
+              <w:spacing w:after="0"/>
+            </w:pPr>
+            <w:r/>
+            <w:r>
+              <w:rPr>
+                <w:rFonts w:ascii="Arial" w:hAnsi="Arial"/>
+                <w:b w:val="0"/>
+                <w:i w:val="0"/>
+                <w:color w:val="000000"/>
+                <w:sz w:val="16"/>
+              </w:rPr>
+              <w:t>A delayed route requires a delay notification.</w:t>
+            </w:r>
+          </w:p>
+        </w:tc>
+      </w:tr>
+      <w:tr>
+        <w:tc>
+          <w:tcPr>
+            <w:tcW w:type="dxa" w:w="3528"/>
+            <w:vAlign w:val="top"/>
+            <w:tcMar>
+              <w:top w:w="55" w:type="dxa"/>
+              <w:start w:w="95" w:type="dxa"/>
+              <w:bottom w:w="55" w:type="dxa"/>
+              <w:end w:w="95" w:type="dxa"/>
+            </w:tcMar>
+          </w:tcPr>
+          <w:p>
+            <w:pPr>
+              <w:spacing w:after="0"/>
+            </w:pPr>
+            <w:r/>
+            <w:r>
+              <w:rPr>
+                <w:rFonts w:ascii="Arial" w:hAnsi="Arial"/>
+                <w:b w:val="0"/>
+                <w:i w:val="0"/>
+                <w:color w:val="000000"/>
+                <w:sz w:val="16"/>
+              </w:rPr>
+              <w:t>P4 not WantsRouteAlert(u,r) OR not NeedDelayNotification(r) OR NotifyUser(u,r,delay)</w:t>
+            </w:r>
+          </w:p>
+        </w:tc>
+        <w:tc>
+          <w:tcPr>
+            <w:tcW w:type="dxa" w:w="5976"/>
+            <w:vAlign w:val="top"/>
+            <w:tcMar>
+              <w:top w:w="55" w:type="dxa"/>
+              <w:start w:w="95" w:type="dxa"/>
+              <w:bottom w:w="55" w:type="dxa"/>
+              <w:end w:w="95" w:type="dxa"/>
+            </w:tcMar>
+          </w:tcPr>
+          <w:p>
+            <w:pPr>
+              <w:spacing w:after="0"/>
+            </w:pPr>
+            <w:r/>
+            <w:r>
+              <w:rPr>
+                <w:rFonts w:ascii="Arial" w:hAnsi="Arial"/>
+                <w:b w:val="0"/>
+                <w:i w:val="0"/>
+                <w:color w:val="000000"/>
+                <w:sz w:val="16"/>
+              </w:rPr>
+              <w:t>A subscribed user is notified when a notification is needed.</w:t>
+            </w:r>
+          </w:p>
+        </w:tc>
+      </w:tr>
+      <w:tr>
+        <w:tc>
+          <w:tcPr>
+            <w:tcW w:type="dxa" w:w="3528"/>
+            <w:vAlign w:val="top"/>
+            <w:tcMar>
+              <w:top w:w="55" w:type="dxa"/>
+              <w:start w:w="95" w:type="dxa"/>
+              <w:bottom w:w="55" w:type="dxa"/>
+              <w:end w:w="95" w:type="dxa"/>
+            </w:tcMar>
+          </w:tcPr>
+          <w:p>
+            <w:pPr>
+              <w:spacing w:after="0"/>
+            </w:pPr>
+            <w:r/>
+            <w:r>
+              <w:rPr>
+                <w:rFonts w:ascii="Arial" w:hAnsi="Arial"/>
+                <w:b w:val="0"/>
+                <w:i w:val="0"/>
+                <w:color w:val="000000"/>
+                <w:sz w:val="16"/>
+              </w:rPr>
+              <w:t>Negated goal: not NotifyUser(ali, route_a, delay)</w:t>
+            </w:r>
+          </w:p>
+        </w:tc>
+        <w:tc>
+          <w:tcPr>
+            <w:tcW w:type="dxa" w:w="5976"/>
+            <w:vAlign w:val="top"/>
+            <w:tcMar>
+              <w:top w:w="55" w:type="dxa"/>
+              <w:start w:w="95" w:type="dxa"/>
+              <w:bottom w:w="55" w:type="dxa"/>
+              <w:end w:w="95" w:type="dxa"/>
+            </w:tcMar>
+          </w:tcPr>
+          <w:p>
+            <w:pPr>
+              <w:spacing w:after="0"/>
+            </w:pPr>
+            <w:r/>
+            <w:r>
+              <w:rPr>
+                <w:rFonts w:ascii="Arial" w:hAnsi="Arial"/>
+                <w:b w:val="0"/>
+                <w:i w:val="0"/>
+                <w:color w:val="000000"/>
+                <w:sz w:val="16"/>
+              </w:rPr>
+              <w:t>Resolution assumes the opposite and derives a contradiction.</w:t>
+            </w:r>
+          </w:p>
+        </w:tc>
+      </w:tr>
+    </w:tbl>
+    <w:p/>
+    <w:p>
+      <w:pPr>
+        <w:jc w:val="center"/>
+      </w:pPr>
+      <w:r>
+        <w:drawing>
+          <wp:inline xmlns:a="http://schemas.openxmlformats.org/drawingml/2006/main" xmlns:pic="http://schemas.openxmlformats.org/drawingml/2006/picture">
+            <wp:extent cx="5989320" cy="3911775"/>
+            <wp:docPr id="12" name="Picture 12"/>
+            <wp:cNvGraphicFramePr>
+              <a:graphicFrameLocks noChangeAspect="1"/>
+            </wp:cNvGraphicFramePr>
+            <a:graphic>
+              <a:graphicData uri="http://schemas.openxmlformats.org/drawingml/2006/picture">
+                <pic:pic>
+                  <pic:nvPicPr>
+                    <pic:cNvPr id="0" name="11-resolution-proof.png"/>
+                    <pic:cNvPicPr/>
+                  </pic:nvPicPr>
+                  <pic:blipFill>
+                    <a:blip r:embed="rId20"/>
+                    <a:stretch>
+                      <a:fillRect/>
+                    </a:stretch>
+                  </pic:blipFill>
+                  <pic:spPr>
+                    <a:xfrm>
+                      <a:off x="0" y="0"/>
+                      <a:ext cx="5989320" cy="3911775"/>
+                    </a:xfrm>
+                    <a:prstGeom prst="rect"/>
+                  </pic:spPr>
+                </pic:pic>
+              </a:graphicData>
+            </a:graphic>
+          </wp:inline>
+        </w:drawing>
+      </w:r>
+    </w:p>
+    <w:p>
+      <w:pPr>
+        <w:jc w:val="center"/>
+      </w:pPr>
+      <w:r>
+        <w:rPr>
+          <w:rFonts w:ascii="Arial" w:hAnsi="Arial"/>
+          <w:b w:val="0"/>
+          <w:i/>
+          <w:color w:val="000000"/>
+          <w:sz w:val="17"/>
+        </w:rPr>
+        <w:t>Figure 12. Staff proof trace after BAS A is marked delayed.</w:t>
+      </w:r>
+    </w:p>
+    <w:p>
+      <w:pPr>
+        <w:jc w:val="center"/>
+      </w:pPr>
+      <w:r>
+        <w:drawing>
+          <wp:inline xmlns:a="http://schemas.openxmlformats.org/drawingml/2006/main" xmlns:pic="http://schemas.openxmlformats.org/drawingml/2006/picture">
+            <wp:extent cx="2880360" cy="5407644"/>
+            <wp:docPr id="13" name="Picture 13"/>
+            <wp:cNvGraphicFramePr>
+              <a:graphicFrameLocks noChangeAspect="1"/>
+            </wp:cNvGraphicFramePr>
+            <a:graphic>
+              <a:graphicData uri="http://schemas.openxmlformats.org/drawingml/2006/picture">
+                <pic:pic>
+                  <pic:nvPicPr>
+                    <pic:cNvPr id="0" name="11b-resolution-proof-box.png"/>
+                    <pic:cNvPicPr/>
+                  </pic:nvPicPr>
+                  <pic:blipFill>
+                    <a:blip r:embed="rId21"/>
+                    <a:stretch>
+                      <a:fillRect/>
+                    </a:stretch>
+                  </pic:blipFill>
+                  <pic:spPr>
+                    <a:xfrm>
+                      <a:off x="0" y="0"/>
+                      <a:ext cx="2880360" cy="5407644"/>
+                    </a:xfrm>
+                    <a:prstGeom prst="rect"/>
+                  </pic:spPr>
+                </pic:pic>
+              </a:graphicData>
+            </a:graphic>
+          </wp:inline>
+        </w:drawing>
+      </w:r>
+    </w:p>
+    <w:p>
+      <w:pPr>
+        <w:jc w:val="center"/>
+      </w:pPr>
+      <w:r>
+        <w:rPr>
+          <w:rFonts w:ascii="Arial" w:hAnsi="Arial"/>
+          <w:b w:val="0"/>
+          <w:i/>
+          <w:color w:val="000000"/>
+          <w:sz w:val="17"/>
+        </w:rPr>
+        <w:t>Figure 13. Cropped proof trace showing the empty clause.</w:t>
+      </w:r>
+    </w:p>
+    <w:p>
+      <w:pPr>
+        <w:sectPr>
+          <w:footerReference w:type="default" r:id="rId22"/>
+          <w:pgSz w:w="12240" w:h="15840"/>
+          <w:pgMar w:top="936" w:right="936" w:bottom="936" w:left="936" w:header="720" w:footer="720" w:gutter="0"/>
+          <w:cols w:space="720"/>
+          <w:docGrid w:linePitch="360"/>
+        </w:sectPr>
+      </w:pPr>
+    </w:p>
+    <w:p>
+      <w:pPr>
+        <w:pStyle w:val="Heading1"/>
+      </w:pPr>
+      <w:r>
+        <w:rPr>
+          <w:rFonts w:ascii="Arial" w:hAnsi="Arial"/>
+          <w:b/>
+          <w:i w:val="0"/>
+          <w:color w:val="000000"/>
+          <w:sz w:val="31"/>
+        </w:rPr>
+        <w:t>5. Configuration Guide</w:t>
+      </w:r>
+    </w:p>
+    <w:p>
+      <w:pPr>
+        <w:pStyle w:val="Heading2"/>
+      </w:pPr>
+      <w:r>
+        <w:rPr>
+          <w:rFonts w:ascii="Arial" w:hAnsi="Arial"/>
+          <w:b/>
+          <w:i w:val="0"/>
+          <w:color w:val="000000"/>
+          <w:sz w:val="25"/>
+        </w:rPr>
+        <w:t>5.1 Edit Stops</w:t>
+      </w:r>
+    </w:p>
+    <w:p>
+      <w:r>
+        <w:rPr>
+          <w:rFonts w:ascii="Arial" w:hAnsi="Arial"/>
+          <w:b w:val="0"/>
+          <w:i w:val="0"/>
+          <w:color w:val="000000"/>
+          <w:sz w:val="20"/>
+        </w:rPr>
+        <w:t>Stops are configured in KB.stops inside js/kb.js. Use aliases for names students actually type, and always include a status field that states whether the mapping is public, verified, or prototype-only.</w:t>
+      </w:r>
+    </w:p>
+    <w:p>
+      <w:pPr>
+        <w:spacing w:before="40" w:after="120"/>
+        <w:ind w:left="317"/>
+      </w:pPr>
+      <w:r>
+        <w:rPr>
+          <w:rFonts w:ascii="Courier New" w:hAnsi="Courier New"/>
+          <w:b w:val="0"/>
+          <w:i w:val="0"/>
+          <w:color w:val="000000"/>
+          <w:sz w:val="16"/>
+        </w:rPr>
+        <w:t>{ id: "p19", name: "P19 / FKE Area", aliases: ["p19", "fke", "electrical"], status: "public stop/area label with faculty alias", facilities: ["Faculty area", "Lecture halls"], walking: "Alight at P19 for the FKE-area prototype. Confirm the exact shelter in production." }</w:t>
+      </w:r>
+    </w:p>
+    <w:p>
+      <w:pPr>
+        <w:pStyle w:val="Heading2"/>
+      </w:pPr>
+      <w:r>
+        <w:rPr>
+          <w:rFonts w:ascii="Arial" w:hAnsi="Arial"/>
+          <w:b/>
+          <w:i w:val="0"/>
+          <w:color w:val="000000"/>
+          <w:sz w:val="25"/>
+        </w:rPr>
+        <w:t>5.2 Edit Routes and Timetables</w:t>
+      </w:r>
+    </w:p>
+    <w:p>
+      <w:r>
+        <w:rPr>
+          <w:rFonts w:ascii="Arial" w:hAnsi="Arial"/>
+          <w:b w:val="0"/>
+          <w:i w:val="0"/>
+          <w:color w:val="000000"/>
+          <w:sz w:val="20"/>
+        </w:rPr>
+        <w:t>Routes are configured in KB.routes. The full-day timetable is generated from operating.start, operating.end and headway. This keeps the demo repeatable without pretending to use live GPS.</w:t>
+      </w:r>
+    </w:p>
+    <w:p>
+      <w:pPr>
+        <w:spacing w:before="40" w:after="120"/>
+        <w:ind w:left="317"/>
+      </w:pPr>
+      <w:r>
+        <w:rPr>
+          <w:rFonts w:ascii="Courier New" w:hAnsi="Courier New"/>
+          <w:b w:val="0"/>
+          <w:i w:val="0"/>
+          <w:color w:val="000000"/>
+          <w:sz w:val="16"/>
+        </w:rPr>
+        <w:t>{ id: "route_g", name: "BAS G1/G2/G3 - KTR/KTHO/KTDI to SKT", stops: ["ktr","ktho","ktdi","n24","skt","p19","cp"], operating: { start: "07:00", end: "18:30" }, headway: 20, source: "Public UTM/DVC/KDOJ route listing; timetable estimate configured in app." }</w:t>
+      </w:r>
+    </w:p>
+    <w:p>
+      <w:pPr>
+        <w:pStyle w:val="Heading2"/>
+      </w:pPr>
+      <w:r>
+        <w:rPr>
+          <w:rFonts w:ascii="Arial" w:hAnsi="Arial"/>
+          <w:b/>
+          <w:i w:val="0"/>
+          <w:color w:val="000000"/>
+          <w:sz w:val="25"/>
+        </w:rPr>
+        <w:t>5.3 Tune Intents and Retrieval</w:t>
+      </w:r>
+    </w:p>
+    <w:p>
+      <w:pPr>
+        <w:pStyle w:val="ListBullet"/>
+      </w:pPr>
+      <w:r>
+        <w:rPr>
+          <w:rFonts w:ascii="Arial" w:hAnsi="Arial"/>
+          <w:b w:val="0"/>
+          <w:i w:val="0"/>
+          <w:color w:val="000000"/>
+          <w:sz w:val="20"/>
+        </w:rPr>
+        <w:t>Edit CUES in js/intent.js when common student phrases are missing.</w:t>
+      </w:r>
+    </w:p>
+    <w:p>
+      <w:pPr>
+        <w:pStyle w:val="ListBullet"/>
+      </w:pPr>
+      <w:r>
+        <w:rPr>
+          <w:rFonts w:ascii="Arial" w:hAnsi="Arial"/>
+          <w:b w:val="0"/>
+          <w:i w:val="0"/>
+          <w:color w:val="000000"/>
+          <w:sz w:val="20"/>
+        </w:rPr>
+        <w:t>Strong cues score 2; weak cues score 1. Avoid using overly common words as strong cues.</w:t>
+      </w:r>
+    </w:p>
+    <w:p>
+      <w:pPr>
+        <w:pStyle w:val="ListBullet"/>
+      </w:pPr>
+      <w:r>
+        <w:rPr>
+          <w:rFonts w:ascii="Arial" w:hAnsi="Arial"/>
+          <w:b w:val="0"/>
+          <w:i w:val="0"/>
+          <w:color w:val="000000"/>
+          <w:sz w:val="20"/>
+        </w:rPr>
+        <w:t>Edit KB.faqs and route/stop aliases to improve RAG-style retrieval results.</w:t>
+      </w:r>
+    </w:p>
+    <w:p>
+      <w:pPr>
+        <w:pStyle w:val="ListBullet"/>
+      </w:pPr>
+      <w:r>
+        <w:rPr>
+          <w:rFonts w:ascii="Arial" w:hAnsi="Arial"/>
+          <w:b w:val="0"/>
+          <w:i w:val="0"/>
+          <w:color w:val="000000"/>
+          <w:sz w:val="20"/>
+        </w:rPr>
+        <w:t>After changing intent cues, test schedule, route, arrival, bus-stop, alerts, feedback and FAQ queries.</w:t>
+      </w:r>
+    </w:p>
+    <w:p>
+      <w:pPr>
+        <w:pStyle w:val="Heading2"/>
+      </w:pPr>
+      <w:r>
+        <w:rPr>
+          <w:rFonts w:ascii="Arial" w:hAnsi="Arial"/>
+          <w:b/>
+          <w:i w:val="0"/>
+          <w:color w:val="000000"/>
+          <w:sz w:val="25"/>
+        </w:rPr>
+        <w:t>5.4 Configure Demo Time</w:t>
+      </w:r>
+    </w:p>
+    <w:p>
+      <w:r>
+        <w:rPr>
+          <w:rFonts w:ascii="Arial" w:hAnsi="Arial"/>
+          <w:b w:val="0"/>
+          <w:i w:val="0"/>
+          <w:color w:val="000000"/>
+          <w:sz w:val="20"/>
+        </w:rPr>
+        <w:t>The default demo time is 10:00 so presentation does not depend on the real current time. Staff can switch to 08:00, 10:00, 13:00, 17:30, 20:30 or live device time from Staff Control Panel.</w:t>
+      </w:r>
+    </w:p>
+    <w:p>
+      <w:pPr>
+        <w:pStyle w:val="Heading2"/>
+      </w:pPr>
+      <w:r>
+        <w:rPr>
+          <w:rFonts w:ascii="Arial" w:hAnsi="Arial"/>
+          <w:b/>
+          <w:i w:val="0"/>
+          <w:color w:val="000000"/>
+          <w:sz w:val="25"/>
+        </w:rPr>
+        <w:t>5.5 Configure Subscriptions and Delay Proof</w:t>
+      </w:r>
+    </w:p>
+    <w:p>
+      <w:pPr>
+        <w:pStyle w:val="ListBullet"/>
+      </w:pPr>
+      <w:r>
+        <w:rPr>
+          <w:rFonts w:ascii="Arial" w:hAnsi="Arial"/>
+          <w:b w:val="0"/>
+          <w:i w:val="0"/>
+          <w:color w:val="000000"/>
+          <w:sz w:val="20"/>
+        </w:rPr>
+        <w:t>KB.subscriptions stores WantsRouteAlert(user, route) facts. The demo user is ali.</w:t>
+      </w:r>
+    </w:p>
+    <w:p>
+      <w:pPr>
+        <w:pStyle w:val="ListBullet"/>
+      </w:pPr>
+      <w:r>
+        <w:rPr>
+          <w:rFonts w:ascii="Arial" w:hAnsi="Arial"/>
+          <w:b w:val="0"/>
+          <w:i w:val="0"/>
+          <w:color w:val="000000"/>
+          <w:sz w:val="20"/>
+        </w:rPr>
+        <w:t>KB.delayedRoutes stores Delayed(route) facts. Staff toggles update this list.</w:t>
+      </w:r>
+    </w:p>
+    <w:p>
+      <w:pPr>
+        <w:pStyle w:val="ListBullet"/>
+      </w:pPr>
+      <w:r>
+        <w:rPr>
+          <w:rFonts w:ascii="Arial" w:hAnsi="Arial"/>
+          <w:b w:val="0"/>
+          <w:i w:val="0"/>
+          <w:color w:val="000000"/>
+          <w:sz w:val="20"/>
+        </w:rPr>
+        <w:t>Resolution.prove(user, route) only proves NotifyUser when both subscription and delay facts exist.</w:t>
+      </w:r>
+    </w:p>
+    <w:p>
+      <w:pPr>
+        <w:pStyle w:val="ListBullet"/>
+      </w:pPr>
+      <w:r>
+        <w:rPr>
+          <w:rFonts w:ascii="Arial" w:hAnsi="Arial"/>
+          <w:b w:val="0"/>
+          <w:i w:val="0"/>
+          <w:color w:val="000000"/>
+          <w:sz w:val="20"/>
+        </w:rPr>
+        <w:t>If a delayed route is not subscribed, Alerts correctly hides the notification for Ali.</w:t>
       </w:r>
     </w:p>
     <w:p>
@@ -2208,121 +4637,13 @@
       </w:pPr>
       <w:r>
         <w:rPr>
-          <w:color w:val="7A0C2E"/>
+          <w:rFonts w:ascii="Arial" w:hAnsi="Arial"/>
+          <w:b/>
+          <w:i w:val="0"/>
+          <w:color w:val="000000"/>
+          <w:sz w:val="31"/>
         </w:rPr>
-        <w:t>6. Configuration Guide</w:t>
-      </w:r>
-    </w:p>
-    <w:p>
-      <w:pPr>
-        <w:pStyle w:val="Heading2"/>
-      </w:pPr>
-      <w:r>
-        <w:rPr>
-          <w:color w:val="7A0C2E"/>
-        </w:rPr>
-        <w:t>6.1 Add Or Edit A Stop</w:t>
-      </w:r>
-    </w:p>
-    <w:p>
-      <w:r>
-        <w:t>Edit KB.stops in js/kb.js. Add aliases users might type. Add a status value so the UI can tell the truth about public vs simulated data.</w:t>
-      </w:r>
-    </w:p>
-    <w:p>
-      <w:r>
-        <w:t>{ id: "p19", name: "P19 / FKE Area", aliases: ["p19", "fke", "electrical"], status: "public stop/area label with faculty alias", landmark: "...", facilities: ["Faculty area"], walking: "..." }</w:t>
-      </w:r>
-    </w:p>
-    <w:p>
-      <w:pPr>
-        <w:pStyle w:val="Heading2"/>
-      </w:pPr>
-      <w:r>
-        <w:rPr>
-          <w:color w:val="7A0C2E"/>
-        </w:rPr>
-        <w:t>6.2 Add Or Edit A Route</w:t>
-      </w:r>
-    </w:p>
-    <w:p>
-      <w:r>
-        <w:t>Edit KB.routes in js/kb.js. Keep public route sequences separate from simulated timing values.</w:t>
-      </w:r>
-    </w:p>
-    <w:p>
-      <w:r>
-        <w:t>{ id: "route_g", name: "BAS G1/G2/G3 - KTR/KTHO/KTDI to SKT", stops: ["ktr","ktho","ktdi","n24","skt","p19","cp"], operating: { start: "07:00", end: "18:30" }, headway: 20, source: "KDOJ public route list; timing simulated." }</w:t>
-      </w:r>
-    </w:p>
-    <w:p>
-      <w:pPr>
-        <w:pStyle w:val="Heading2"/>
-      </w:pPr>
-      <w:r>
-        <w:rPr>
-          <w:color w:val="7A0C2E"/>
-        </w:rPr>
-        <w:t>6.3 Tune Intent Recognition</w:t>
-      </w:r>
-    </w:p>
-    <w:p>
-      <w:pPr>
-        <w:pStyle w:val="ListBullet"/>
-      </w:pPr>
-      <w:r>
-        <w:t>Edit CUES in js/intent.js.</w:t>
-      </w:r>
-    </w:p>
-    <w:p>
-      <w:pPr>
-        <w:pStyle w:val="ListBullet"/>
-      </w:pPr>
-      <w:r>
-        <w:t>Strong cues score 2; weak cues score 1.</w:t>
-      </w:r>
-    </w:p>
-    <w:p>
-      <w:pPr>
-        <w:pStyle w:val="ListBullet"/>
-      </w:pPr>
-      <w:r>
-        <w:t>Avoid ultra-common words such as bare 'to' and 'from' as strong cues.</w:t>
-      </w:r>
-    </w:p>
-    <w:p>
-      <w:pPr>
-        <w:pStyle w:val="ListBullet"/>
-      </w:pPr>
-      <w:r>
-        <w:t>After edits, test schedule, route guidance, arrival, bus stop, alerts, feedback, and FAQ queries.</w:t>
-      </w:r>
-    </w:p>
-    <w:p>
-      <w:pPr>
-        <w:pStyle w:val="Heading2"/>
-      </w:pPr>
-      <w:r>
-        <w:rPr>
-          <w:color w:val="7A0C2E"/>
-        </w:rPr>
-        <w:t>6.4 Change Default Demo Time</w:t>
-      </w:r>
-    </w:p>
-    <w:p>
-      <w:r>
-        <w:t>Edit KB.clock.demoTime in js/kb.js. The default is 10:00 because it is a reliable presentation time. The Staff Demo selector can override it without editing code.</w:t>
-      </w:r>
-    </w:p>
-    <w:p>
-      <w:pPr>
-        <w:pStyle w:val="Heading1"/>
-      </w:pPr>
-      <w:r>
-        <w:rPr>
-          <w:color w:val="7A0C2E"/>
-        </w:rPr>
-        <w:t>7. Troubleshooting</w:t>
+        <w:t>6. Troubleshooting</w:t>
       </w:r>
     </w:p>
     <w:tbl>
@@ -2330,27 +4651,38 @@
         <w:tblStyle w:val="TableGrid"/>
         <w:tblW w:type="auto" w:w="0"/>
         <w:jc w:val="center"/>
+        <w:tblLayout w:type="fixed"/>
         <w:tblLook w:firstColumn="1" w:firstRow="1" w:lastColumn="0" w:lastRow="0" w:noHBand="0" w:noVBand="1" w:val="04A0"/>
       </w:tblPr>
       <w:tblGrid>
-        <w:gridCol w:w="3360"/>
-        <w:gridCol w:w="3360"/>
-        <w:gridCol w:w="3360"/>
+        <w:gridCol w:w="3456"/>
+        <w:gridCol w:w="3456"/>
+        <w:gridCol w:w="3456"/>
       </w:tblGrid>
       <w:tr>
         <w:tc>
           <w:tcPr>
-            <w:tcW w:type="dxa" w:w="3360"/>
-            <w:vAlign w:val="center"/>
-            <w:shd w:fill="FFF4D7"/>
+            <w:tcW w:type="dxa" w:w="2088"/>
+            <w:vAlign w:val="top"/>
+            <w:tcMar>
+              <w:top w:w="55" w:type="dxa"/>
+              <w:start w:w="95" w:type="dxa"/>
+              <w:bottom w:w="55" w:type="dxa"/>
+              <w:end w:w="95" w:type="dxa"/>
+            </w:tcMar>
           </w:tcPr>
           <w:p>
+            <w:pPr>
+              <w:spacing w:after="0"/>
+            </w:pPr>
             <w:r/>
             <w:r>
               <w:rPr>
+                <w:rFonts w:ascii="Arial" w:hAnsi="Arial"/>
                 <w:b/>
-                <w:color w:val="7A0C2E"/>
-                <w:sz w:val="18"/>
+                <w:i w:val="0"/>
+                <w:color w:val="000000"/>
+                <w:sz w:val="15"/>
               </w:rPr>
               <w:t>Symptom</w:t>
             </w:r>
@@ -2358,17 +4690,27 @@
         </w:tc>
         <w:tc>
           <w:tcPr>
-            <w:tcW w:type="dxa" w:w="3360"/>
-            <w:vAlign w:val="center"/>
-            <w:shd w:fill="FFF4D7"/>
+            <w:tcW w:type="dxa" w:w="3024"/>
+            <w:vAlign w:val="top"/>
+            <w:tcMar>
+              <w:top w:w="55" w:type="dxa"/>
+              <w:start w:w="95" w:type="dxa"/>
+              <w:bottom w:w="55" w:type="dxa"/>
+              <w:end w:w="95" w:type="dxa"/>
+            </w:tcMar>
           </w:tcPr>
           <w:p>
+            <w:pPr>
+              <w:spacing w:after="0"/>
+            </w:pPr>
             <w:r/>
             <w:r>
               <w:rPr>
+                <w:rFonts w:ascii="Arial" w:hAnsi="Arial"/>
                 <w:b/>
-                <w:color w:val="7A0C2E"/>
-                <w:sz w:val="18"/>
+                <w:i w:val="0"/>
+                <w:color w:val="000000"/>
+                <w:sz w:val="15"/>
               </w:rPr>
               <w:t>Likely cause</w:t>
             </w:r>
@@ -2376,17 +4718,27 @@
         </w:tc>
         <w:tc>
           <w:tcPr>
-            <w:tcW w:type="dxa" w:w="3360"/>
-            <w:vAlign w:val="center"/>
-            <w:shd w:fill="FFF4D7"/>
+            <w:tcW w:type="dxa" w:w="4392"/>
+            <w:vAlign w:val="top"/>
+            <w:tcMar>
+              <w:top w:w="55" w:type="dxa"/>
+              <w:start w:w="95" w:type="dxa"/>
+              <w:bottom w:w="55" w:type="dxa"/>
+              <w:end w:w="95" w:type="dxa"/>
+            </w:tcMar>
           </w:tcPr>
           <w:p>
+            <w:pPr>
+              <w:spacing w:after="0"/>
+            </w:pPr>
             <w:r/>
             <w:r>
               <w:rPr>
+                <w:rFonts w:ascii="Arial" w:hAnsi="Arial"/>
                 <w:b/>
-                <w:color w:val="7A0C2E"/>
-                <w:sz w:val="18"/>
+                <w:i w:val="0"/>
+                <w:color w:val="000000"/>
+                <w:sz w:val="15"/>
               </w:rPr>
               <w:t>Fix</w:t>
             </w:r>
@@ -2396,16 +4748,27 @@
       <w:tr>
         <w:tc>
           <w:tcPr>
-            <w:tcW w:type="dxa" w:w="3360"/>
-            <w:vAlign w:val="center"/>
+            <w:tcW w:type="dxa" w:w="2088"/>
+            <w:vAlign w:val="top"/>
+            <w:tcMar>
+              <w:top w:w="55" w:type="dxa"/>
+              <w:start w:w="95" w:type="dxa"/>
+              <w:bottom w:w="55" w:type="dxa"/>
+              <w:end w:w="95" w:type="dxa"/>
+            </w:tcMar>
           </w:tcPr>
           <w:p>
+            <w:pPr>
+              <w:spacing w:after="0"/>
+            </w:pPr>
             <w:r/>
             <w:r>
               <w:rPr>
+                <w:rFonts w:ascii="Arial" w:hAnsi="Arial"/>
                 <w:b w:val="0"/>
-                <w:color w:val="1E2330"/>
-                <w:sz w:val="18"/>
+                <w:i w:val="0"/>
+                <w:color w:val="000000"/>
+                <w:sz w:val="15"/>
               </w:rPr>
               <w:t>Blank screen</w:t>
             </w:r>
@@ -2413,16 +4776,27 @@
         </w:tc>
         <w:tc>
           <w:tcPr>
-            <w:tcW w:type="dxa" w:w="3360"/>
-            <w:vAlign w:val="center"/>
+            <w:tcW w:type="dxa" w:w="3024"/>
+            <w:vAlign w:val="top"/>
+            <w:tcMar>
+              <w:top w:w="55" w:type="dxa"/>
+              <w:start w:w="95" w:type="dxa"/>
+              <w:bottom w:w="55" w:type="dxa"/>
+              <w:end w:w="95" w:type="dxa"/>
+            </w:tcMar>
           </w:tcPr>
           <w:p>
+            <w:pPr>
+              <w:spacing w:after="0"/>
+            </w:pPr>
             <w:r/>
             <w:r>
               <w:rPr>
+                <w:rFonts w:ascii="Arial" w:hAnsi="Arial"/>
                 <w:b w:val="0"/>
-                <w:color w:val="1E2330"/>
-                <w:sz w:val="18"/>
+                <w:i w:val="0"/>
+                <w:color w:val="000000"/>
+                <w:sz w:val="15"/>
               </w:rPr>
               <w:t>Script load issue or missing file</w:t>
             </w:r>
@@ -2430,18 +4804,29 @@
         </w:tc>
         <w:tc>
           <w:tcPr>
-            <w:tcW w:type="dxa" w:w="3360"/>
-            <w:vAlign w:val="center"/>
+            <w:tcW w:type="dxa" w:w="4392"/>
+            <w:vAlign w:val="top"/>
+            <w:tcMar>
+              <w:top w:w="55" w:type="dxa"/>
+              <w:start w:w="95" w:type="dxa"/>
+              <w:bottom w:w="55" w:type="dxa"/>
+              <w:end w:w="95" w:type="dxa"/>
+            </w:tcMar>
           </w:tcPr>
           <w:p>
+            <w:pPr>
+              <w:spacing w:after="0"/>
+            </w:pPr>
             <w:r/>
             <w:r>
               <w:rPr>
+                <w:rFonts w:ascii="Arial" w:hAnsi="Arial"/>
                 <w:b w:val="0"/>
-                <w:color w:val="1E2330"/>
-                <w:sz w:val="18"/>
+                <w:i w:val="0"/>
+                <w:color w:val="000000"/>
+                <w:sz w:val="15"/>
               </w:rPr>
-              <w:t>Reload; ensure all js/*.js files are present.</w:t>
+              <w:t>Reload and ensure kb.js, intent.js, retriever.js, resolution.js, chat.js and app.js are loaded in index.html order.</w:t>
             </w:r>
           </w:p>
         </w:tc>
@@ -2449,16 +4834,27 @@
       <w:tr>
         <w:tc>
           <w:tcPr>
-            <w:tcW w:type="dxa" w:w="3360"/>
-            <w:vAlign w:val="center"/>
+            <w:tcW w:type="dxa" w:w="2088"/>
+            <w:vAlign w:val="top"/>
+            <w:tcMar>
+              <w:top w:w="55" w:type="dxa"/>
+              <w:start w:w="95" w:type="dxa"/>
+              <w:bottom w:w="55" w:type="dxa"/>
+              <w:end w:w="95" w:type="dxa"/>
+            </w:tcMar>
           </w:tcPr>
           <w:p>
+            <w:pPr>
+              <w:spacing w:after="0"/>
+            </w:pPr>
             <w:r/>
             <w:r>
               <w:rPr>
+                <w:rFonts w:ascii="Arial" w:hAnsi="Arial"/>
                 <w:b w:val="0"/>
-                <w:color w:val="1E2330"/>
-                <w:sz w:val="18"/>
+                <w:i w:val="0"/>
+                <w:color w:val="000000"/>
+                <w:sz w:val="15"/>
               </w:rPr>
               <w:t>Schedule says closed now</w:t>
             </w:r>
@@ -2466,35 +4862,57 @@
         </w:tc>
         <w:tc>
           <w:tcPr>
-            <w:tcW w:type="dxa" w:w="3360"/>
-            <w:vAlign w:val="center"/>
+            <w:tcW w:type="dxa" w:w="3024"/>
+            <w:vAlign w:val="top"/>
+            <w:tcMar>
+              <w:top w:w="55" w:type="dxa"/>
+              <w:start w:w="95" w:type="dxa"/>
+              <w:bottom w:w="55" w:type="dxa"/>
+              <w:end w:w="95" w:type="dxa"/>
+            </w:tcMar>
           </w:tcPr>
           <w:p>
+            <w:pPr>
+              <w:spacing w:after="0"/>
+            </w:pPr>
             <w:r/>
             <w:r>
               <w:rPr>
+                <w:rFonts w:ascii="Arial" w:hAnsi="Arial"/>
                 <w:b w:val="0"/>
-                <w:color w:val="1E2330"/>
-                <w:sz w:val="18"/>
+                <w:i w:val="0"/>
+                <w:color w:val="000000"/>
+                <w:sz w:val="15"/>
               </w:rPr>
-              <w:t>Demo/live clock outside operating window</w:t>
+              <w:t>Demo/live clock outside service window</w:t>
             </w:r>
           </w:p>
         </w:tc>
         <w:tc>
           <w:tcPr>
-            <w:tcW w:type="dxa" w:w="3360"/>
-            <w:vAlign w:val="center"/>
+            <w:tcW w:type="dxa" w:w="4392"/>
+            <w:vAlign w:val="top"/>
+            <w:tcMar>
+              <w:top w:w="55" w:type="dxa"/>
+              <w:start w:w="95" w:type="dxa"/>
+              <w:bottom w:w="55" w:type="dxa"/>
+              <w:end w:w="95" w:type="dxa"/>
+            </w:tcMar>
           </w:tcPr>
           <w:p>
+            <w:pPr>
+              <w:spacing w:after="0"/>
+            </w:pPr>
             <w:r/>
             <w:r>
               <w:rPr>
+                <w:rFonts w:ascii="Arial" w:hAnsi="Arial"/>
                 <w:b w:val="0"/>
-                <w:color w:val="1E2330"/>
-                <w:sz w:val="18"/>
+                <w:i w:val="0"/>
+                <w:color w:val="000000"/>
+                <w:sz w:val="15"/>
               </w:rPr>
-              <w:t>Staff Demo -&gt; Demo time -&gt; 10:00 for normal presentation.</w:t>
+              <w:t>Staff Control Panel -&gt; Demo time -&gt; 10:00 for normal presentation.</w:t>
             </w:r>
           </w:p>
         </w:tc>
@@ -2502,52 +4920,85 @@
       <w:tr>
         <w:tc>
           <w:tcPr>
-            <w:tcW w:type="dxa" w:w="3360"/>
-            <w:vAlign w:val="center"/>
+            <w:tcW w:type="dxa" w:w="2088"/>
+            <w:vAlign w:val="top"/>
+            <w:tcMar>
+              <w:top w:w="55" w:type="dxa"/>
+              <w:start w:w="95" w:type="dxa"/>
+              <w:bottom w:w="55" w:type="dxa"/>
+              <w:end w:w="95" w:type="dxa"/>
+            </w:tcMar>
           </w:tcPr>
           <w:p>
+            <w:pPr>
+              <w:spacing w:after="0"/>
+            </w:pPr>
             <w:r/>
             <w:r>
               <w:rPr>
+                <w:rFonts w:ascii="Arial" w:hAnsi="Arial"/>
                 <w:b w:val="0"/>
-                <w:color w:val="1E2330"/>
-                <w:sz w:val="18"/>
+                <w:i w:val="0"/>
+                <w:color w:val="000000"/>
+                <w:sz w:val="15"/>
               </w:rPr>
-              <w:t>Route missing</w:t>
+              <w:t>Wrong route result</w:t>
             </w:r>
           </w:p>
         </w:tc>
         <w:tc>
           <w:tcPr>
-            <w:tcW w:type="dxa" w:w="3360"/>
-            <w:vAlign w:val="center"/>
+            <w:tcW w:type="dxa" w:w="3024"/>
+            <w:vAlign w:val="top"/>
+            <w:tcMar>
+              <w:top w:w="55" w:type="dxa"/>
+              <w:start w:w="95" w:type="dxa"/>
+              <w:bottom w:w="55" w:type="dxa"/>
+              <w:end w:w="95" w:type="dxa"/>
+            </w:tcMar>
           </w:tcPr>
           <w:p>
+            <w:pPr>
+              <w:spacing w:after="0"/>
+            </w:pPr>
             <w:r/>
             <w:r>
               <w:rPr>
+                <w:rFonts w:ascii="Arial" w:hAnsi="Arial"/>
                 <w:b w:val="0"/>
-                <w:color w:val="1E2330"/>
-                <w:sz w:val="18"/>
+                <w:i w:val="0"/>
+                <w:color w:val="000000"/>
+                <w:sz w:val="15"/>
               </w:rPr>
-              <w:t>No verified direct route in KB</w:t>
+              <w:t>No directional route sequence serves origin before destination</w:t>
             </w:r>
           </w:p>
         </w:tc>
         <w:tc>
           <w:tcPr>
-            <w:tcW w:type="dxa" w:w="3360"/>
-            <w:vAlign w:val="center"/>
+            <w:tcW w:type="dxa" w:w="4392"/>
+            <w:vAlign w:val="top"/>
+            <w:tcMar>
+              <w:top w:w="55" w:type="dxa"/>
+              <w:start w:w="95" w:type="dxa"/>
+              <w:bottom w:w="55" w:type="dxa"/>
+              <w:end w:w="95" w:type="dxa"/>
+            </w:tcMar>
           </w:tcPr>
           <w:p>
+            <w:pPr>
+              <w:spacing w:after="0"/>
+            </w:pPr>
             <w:r/>
             <w:r>
               <w:rPr>
+                <w:rFonts w:ascii="Arial" w:hAnsi="Arial"/>
                 <w:b w:val="0"/>
-                <w:color w:val="1E2330"/>
-                <w:sz w:val="18"/>
+                <w:i w:val="0"/>
+                <w:color w:val="000000"/>
+                <w:sz w:val="15"/>
               </w:rPr>
-              <w:t>Use CP as interchange or add a verified route sequence; do not invent official data.</w:t>
+              <w:t>Use CP as interchange or add a verified route sequence. Do not invent official data.</w:t>
             </w:r>
           </w:p>
         </w:tc>
@@ -2555,52 +5006,85 @@
       <w:tr>
         <w:tc>
           <w:tcPr>
-            <w:tcW w:type="dxa" w:w="3360"/>
-            <w:vAlign w:val="center"/>
+            <w:tcW w:type="dxa" w:w="2088"/>
+            <w:vAlign w:val="top"/>
+            <w:tcMar>
+              <w:top w:w="55" w:type="dxa"/>
+              <w:start w:w="95" w:type="dxa"/>
+              <w:bottom w:w="55" w:type="dxa"/>
+              <w:end w:w="95" w:type="dxa"/>
+            </w:tcMar>
           </w:tcPr>
           <w:p>
+            <w:pPr>
+              <w:spacing w:after="0"/>
+            </w:pPr>
             <w:r/>
             <w:r>
               <w:rPr>
+                <w:rFonts w:ascii="Arial" w:hAnsi="Arial"/>
                 <w:b w:val="0"/>
-                <w:color w:val="1E2330"/>
-                <w:sz w:val="18"/>
+                <w:i w:val="0"/>
+                <w:color w:val="000000"/>
+                <w:sz w:val="15"/>
               </w:rPr>
-              <w:t>Wrong intent</w:t>
+              <w:t>No delay alert appears</w:t>
             </w:r>
           </w:p>
         </w:tc>
         <w:tc>
           <w:tcPr>
-            <w:tcW w:type="dxa" w:w="3360"/>
-            <w:vAlign w:val="center"/>
+            <w:tcW w:type="dxa" w:w="3024"/>
+            <w:vAlign w:val="top"/>
+            <w:tcMar>
+              <w:top w:w="55" w:type="dxa"/>
+              <w:start w:w="95" w:type="dxa"/>
+              <w:bottom w:w="55" w:type="dxa"/>
+              <w:end w:w="95" w:type="dxa"/>
+            </w:tcMar>
           </w:tcPr>
           <w:p>
+            <w:pPr>
+              <w:spacing w:after="0"/>
+            </w:pPr>
             <w:r/>
             <w:r>
               <w:rPr>
+                <w:rFonts w:ascii="Arial" w:hAnsi="Arial"/>
                 <w:b w:val="0"/>
-                <w:color w:val="1E2330"/>
-                <w:sz w:val="18"/>
+                <w:i w:val="0"/>
+                <w:color w:val="000000"/>
+                <w:sz w:val="15"/>
               </w:rPr>
-              <w:t>Missing cue phrase</w:t>
+              <w:t>Ali is not subscribed to the delayed route</w:t>
             </w:r>
           </w:p>
         </w:tc>
         <w:tc>
           <w:tcPr>
-            <w:tcW w:type="dxa" w:w="3360"/>
-            <w:vAlign w:val="center"/>
+            <w:tcW w:type="dxa" w:w="4392"/>
+            <w:vAlign w:val="top"/>
+            <w:tcMar>
+              <w:top w:w="55" w:type="dxa"/>
+              <w:start w:w="95" w:type="dxa"/>
+              <w:bottom w:w="55" w:type="dxa"/>
+              <w:end w:w="95" w:type="dxa"/>
+            </w:tcMar>
           </w:tcPr>
           <w:p>
+            <w:pPr>
+              <w:spacing w:after="0"/>
+            </w:pPr>
             <w:r/>
             <w:r>
               <w:rPr>
+                <w:rFonts w:ascii="Arial" w:hAnsi="Arial"/>
                 <w:b w:val="0"/>
-                <w:color w:val="1E2330"/>
-                <w:sz w:val="18"/>
+                <w:i w:val="0"/>
+                <w:color w:val="000000"/>
+                <w:sz w:val="15"/>
               </w:rPr>
-              <w:t>Add the phrase to CUES in js/intent.js and retest.</w:t>
+              <w:t>Turn on the route subscription or use BAS A, which is seeded for the proof.</w:t>
             </w:r>
           </w:p>
         </w:tc>
@@ -2608,16 +5092,27 @@
       <w:tr>
         <w:tc>
           <w:tcPr>
-            <w:tcW w:type="dxa" w:w="3360"/>
-            <w:vAlign w:val="center"/>
+            <w:tcW w:type="dxa" w:w="2088"/>
+            <w:vAlign w:val="top"/>
+            <w:tcMar>
+              <w:top w:w="55" w:type="dxa"/>
+              <w:start w:w="95" w:type="dxa"/>
+              <w:bottom w:w="55" w:type="dxa"/>
+              <w:end w:w="95" w:type="dxa"/>
+            </w:tcMar>
           </w:tcPr>
           <w:p>
+            <w:pPr>
+              <w:spacing w:after="0"/>
+            </w:pPr>
             <w:r/>
             <w:r>
               <w:rPr>
+                <w:rFonts w:ascii="Arial" w:hAnsi="Arial"/>
                 <w:b w:val="0"/>
-                <w:color w:val="1E2330"/>
-                <w:sz w:val="18"/>
+                <w:i w:val="0"/>
+                <w:color w:val="000000"/>
+                <w:sz w:val="15"/>
               </w:rPr>
               <w:t>Proof does not run</w:t>
             </w:r>
@@ -2625,35 +5120,57 @@
         </w:tc>
         <w:tc>
           <w:tcPr>
-            <w:tcW w:type="dxa" w:w="3360"/>
-            <w:vAlign w:val="center"/>
+            <w:tcW w:type="dxa" w:w="3024"/>
+            <w:vAlign w:val="top"/>
+            <w:tcMar>
+              <w:top w:w="55" w:type="dxa"/>
+              <w:start w:w="95" w:type="dxa"/>
+              <w:bottom w:w="55" w:type="dxa"/>
+              <w:end w:w="95" w:type="dxa"/>
+            </w:tcMar>
           </w:tcPr>
           <w:p>
+            <w:pPr>
+              <w:spacing w:after="0"/>
+            </w:pPr>
             <w:r/>
             <w:r>
               <w:rPr>
+                <w:rFonts w:ascii="Arial" w:hAnsi="Arial"/>
                 <w:b w:val="0"/>
-                <w:color w:val="1E2330"/>
-                <w:sz w:val="18"/>
+                <w:i w:val="0"/>
+                <w:color w:val="000000"/>
+                <w:sz w:val="15"/>
               </w:rPr>
-              <w:t>Route is not delayed or user is not subscribed</w:t>
+              <w:t>Route is not marked delayed or user lacks subscription</w:t>
             </w:r>
           </w:p>
         </w:tc>
         <w:tc>
           <w:tcPr>
-            <w:tcW w:type="dxa" w:w="3360"/>
-            <w:vAlign w:val="center"/>
+            <w:tcW w:type="dxa" w:w="4392"/>
+            <w:vAlign w:val="top"/>
+            <w:tcMar>
+              <w:top w:w="55" w:type="dxa"/>
+              <w:start w:w="95" w:type="dxa"/>
+              <w:bottom w:w="55" w:type="dxa"/>
+              <w:end w:w="95" w:type="dxa"/>
+            </w:tcMar>
           </w:tcPr>
           <w:p>
+            <w:pPr>
+              <w:spacing w:after="0"/>
+            </w:pPr>
             <w:r/>
             <w:r>
               <w:rPr>
+                <w:rFonts w:ascii="Arial" w:hAnsi="Arial"/>
                 <w:b w:val="0"/>
-                <w:color w:val="1E2330"/>
-                <w:sz w:val="18"/>
+                <w:i w:val="0"/>
+                <w:color w:val="000000"/>
+                <w:sz w:val="15"/>
               </w:rPr>
-              <w:t>Toggle delay and ensure KB.subscriptions includes ali for route_a.</w:t>
+              <w:t>Toggle BAS A delayed and confirm KB.subscriptions contains ali/route_a.</w:t>
             </w:r>
           </w:p>
         </w:tc>
@@ -2661,52 +5178,171 @@
       <w:tr>
         <w:tc>
           <w:tcPr>
-            <w:tcW w:type="dxa" w:w="3360"/>
-            <w:vAlign w:val="center"/>
+            <w:tcW w:type="dxa" w:w="2088"/>
+            <w:vAlign w:val="top"/>
+            <w:tcMar>
+              <w:top w:w="55" w:type="dxa"/>
+              <w:start w:w="95" w:type="dxa"/>
+              <w:bottom w:w="55" w:type="dxa"/>
+              <w:end w:w="95" w:type="dxa"/>
+            </w:tcMar>
           </w:tcPr>
           <w:p>
+            <w:pPr>
+              <w:spacing w:after="0"/>
+            </w:pPr>
             <w:r/>
             <w:r>
               <w:rPr>
+                <w:rFonts w:ascii="Arial" w:hAnsi="Arial"/>
                 <w:b w:val="0"/>
-                <w:color w:val="1E2330"/>
-                <w:sz w:val="18"/>
+                <w:i w:val="0"/>
+                <w:color w:val="000000"/>
+                <w:sz w:val="15"/>
               </w:rPr>
-              <w:t>Edited data not visible</w:t>
+              <w:t>Feedback not visible to staff</w:t>
             </w:r>
           </w:p>
         </w:tc>
         <w:tc>
           <w:tcPr>
-            <w:tcW w:type="dxa" w:w="3360"/>
-            <w:vAlign w:val="center"/>
+            <w:tcW w:type="dxa" w:w="3024"/>
+            <w:vAlign w:val="top"/>
+            <w:tcMar>
+              <w:top w:w="55" w:type="dxa"/>
+              <w:start w:w="95" w:type="dxa"/>
+              <w:bottom w:w="55" w:type="dxa"/>
+              <w:end w:w="95" w:type="dxa"/>
+            </w:tcMar>
           </w:tcPr>
           <w:p>
+            <w:pPr>
+              <w:spacing w:after="0"/>
+            </w:pPr>
             <w:r/>
             <w:r>
               <w:rPr>
+                <w:rFonts w:ascii="Arial" w:hAnsi="Arial"/>
                 <w:b w:val="0"/>
-                <w:color w:val="1E2330"/>
-                <w:sz w:val="18"/>
+                <w:i w:val="0"/>
+                <w:color w:val="000000"/>
+                <w:sz w:val="15"/>
               </w:rPr>
-              <w:t>Browser cache</w:t>
+              <w:t>Staff Control Panel has not been opened/refreshed after submission</w:t>
             </w:r>
           </w:p>
         </w:tc>
         <w:tc>
           <w:tcPr>
-            <w:tcW w:type="dxa" w:w="3360"/>
-            <w:vAlign w:val="center"/>
+            <w:tcW w:type="dxa" w:w="4392"/>
+            <w:vAlign w:val="top"/>
+            <w:tcMar>
+              <w:top w:w="55" w:type="dxa"/>
+              <w:start w:w="95" w:type="dxa"/>
+              <w:bottom w:w="55" w:type="dxa"/>
+              <w:end w:w="95" w:type="dxa"/>
+            </w:tcMar>
           </w:tcPr>
           <w:p>
+            <w:pPr>
+              <w:spacing w:after="0"/>
+            </w:pPr>
             <w:r/>
             <w:r>
               <w:rPr>
+                <w:rFonts w:ascii="Arial" w:hAnsi="Arial"/>
                 <w:b w:val="0"/>
-                <w:color w:val="1E2330"/>
-                <w:sz w:val="18"/>
+                <w:i w:val="0"/>
+                <w:color w:val="000000"/>
+                <w:sz w:val="15"/>
               </w:rPr>
-              <w:t>Save and hard-refresh the browser.</w:t>
+              <w:t>Open Staff Control Panel; renderStaffIssues() reads KB.feedbackLog.</w:t>
+            </w:r>
+          </w:p>
+        </w:tc>
+      </w:tr>
+      <w:tr>
+        <w:tc>
+          <w:tcPr>
+            <w:tcW w:type="dxa" w:w="2088"/>
+            <w:vAlign w:val="top"/>
+            <w:tcMar>
+              <w:top w:w="55" w:type="dxa"/>
+              <w:start w:w="95" w:type="dxa"/>
+              <w:bottom w:w="55" w:type="dxa"/>
+              <w:end w:w="95" w:type="dxa"/>
+            </w:tcMar>
+          </w:tcPr>
+          <w:p>
+            <w:pPr>
+              <w:spacing w:after="0"/>
+            </w:pPr>
+            <w:r/>
+            <w:r>
+              <w:rPr>
+                <w:rFonts w:ascii="Arial" w:hAnsi="Arial"/>
+                <w:b w:val="0"/>
+                <w:i w:val="0"/>
+                <w:color w:val="000000"/>
+                <w:sz w:val="15"/>
+              </w:rPr>
+              <w:t>Teacher asks if times are official</w:t>
+            </w:r>
+          </w:p>
+        </w:tc>
+        <w:tc>
+          <w:tcPr>
+            <w:tcW w:type="dxa" w:w="3024"/>
+            <w:vAlign w:val="top"/>
+            <w:tcMar>
+              <w:top w:w="55" w:type="dxa"/>
+              <w:start w:w="95" w:type="dxa"/>
+              <w:bottom w:w="55" w:type="dxa"/>
+              <w:end w:w="95" w:type="dxa"/>
+            </w:tcMar>
+          </w:tcPr>
+          <w:p>
+            <w:pPr>
+              <w:spacing w:after="0"/>
+            </w:pPr>
+            <w:r/>
+            <w:r>
+              <w:rPr>
+                <w:rFonts w:ascii="Arial" w:hAnsi="Arial"/>
+                <w:b w:val="0"/>
+                <w:i w:val="0"/>
+                <w:color w:val="000000"/>
+                <w:sz w:val="15"/>
+              </w:rPr>
+              <w:t>Prototype uses configured estimates</w:t>
+            </w:r>
+          </w:p>
+        </w:tc>
+        <w:tc>
+          <w:tcPr>
+            <w:tcW w:type="dxa" w:w="4392"/>
+            <w:vAlign w:val="top"/>
+            <w:tcMar>
+              <w:top w:w="55" w:type="dxa"/>
+              <w:start w:w="95" w:type="dxa"/>
+              <w:bottom w:w="55" w:type="dxa"/>
+              <w:end w:w="95" w:type="dxa"/>
+            </w:tcMar>
+          </w:tcPr>
+          <w:p>
+            <w:pPr>
+              <w:spacing w:after="0"/>
+            </w:pPr>
+            <w:r/>
+            <w:r>
+              <w:rPr>
+                <w:rFonts w:ascii="Arial" w:hAnsi="Arial"/>
+                <w:b w:val="0"/>
+                <w:i w:val="0"/>
+                <w:color w:val="000000"/>
+                <w:sz w:val="15"/>
+              </w:rPr>
+              <w:t>State clearly: route names/sequences are public-list aligned; timing/ETA/delay are POC estimates.</w:t>
             </w:r>
           </w:p>
         </w:tc>
@@ -2719,179 +5355,13 @@
       </w:pPr>
       <w:r>
         <w:rPr>
-          <w:color w:val="7A0C2E"/>
+          <w:rFonts w:ascii="Arial" w:hAnsi="Arial"/>
+          <w:b/>
+          <w:i w:val="0"/>
+          <w:color w:val="000000"/>
+          <w:sz w:val="31"/>
         </w:rPr>
-        <w:t>8. Rubric Mapping</w:t>
-      </w:r>
-    </w:p>
-    <w:tbl>
-      <w:tblPr>
-        <w:tblStyle w:val="TableGrid"/>
-        <w:tblW w:type="auto" w:w="0"/>
-        <w:jc w:val="center"/>
-        <w:tblLook w:firstColumn="1" w:firstRow="1" w:lastColumn="0" w:lastRow="0" w:noHBand="0" w:noVBand="1" w:val="04A0"/>
-      </w:tblPr>
-      <w:tblGrid>
-        <w:gridCol w:w="5040"/>
-        <w:gridCol w:w="5040"/>
-      </w:tblGrid>
-      <w:tr>
-        <w:tc>
-          <w:tcPr>
-            <w:tcW w:type="dxa" w:w="5040"/>
-            <w:vAlign w:val="center"/>
-            <w:shd w:fill="FFF4D7"/>
-          </w:tcPr>
-          <w:p>
-            <w:r/>
-            <w:r>
-              <w:rPr>
-                <w:b/>
-                <w:color w:val="7A0C2E"/>
-                <w:sz w:val="18"/>
-              </w:rPr>
-              <w:t>Rubric criterion</w:t>
-            </w:r>
-          </w:p>
-        </w:tc>
-        <w:tc>
-          <w:tcPr>
-            <w:tcW w:type="dxa" w:w="5040"/>
-            <w:vAlign w:val="center"/>
-            <w:shd w:fill="FFF4D7"/>
-          </w:tcPr>
-          <w:p>
-            <w:r/>
-            <w:r>
-              <w:rPr>
-                <w:b/>
-                <w:color w:val="7A0C2E"/>
-                <w:sz w:val="18"/>
-              </w:rPr>
-              <w:t>Evidence in prototype</w:t>
-            </w:r>
-          </w:p>
-        </w:tc>
-      </w:tr>
-      <w:tr>
-        <w:tc>
-          <w:tcPr>
-            <w:tcW w:type="dxa" w:w="5040"/>
-            <w:vAlign w:val="center"/>
-          </w:tcPr>
-          <w:p>
-            <w:r/>
-            <w:r>
-              <w:rPr>
-                <w:b w:val="0"/>
-                <w:color w:val="1E2330"/>
-                <w:sz w:val="18"/>
-              </w:rPr>
-              <w:t>Originality / Interactive Screen</w:t>
-            </w:r>
-          </w:p>
-        </w:tc>
-        <w:tc>
-          <w:tcPr>
-            <w:tcW w:type="dxa" w:w="5040"/>
-            <w:vAlign w:val="center"/>
-          </w:tcPr>
-          <w:p>
-            <w:r/>
-            <w:r>
-              <w:rPr>
-                <w:b w:val="0"/>
-                <w:color w:val="1E2330"/>
-                <w:sz w:val="18"/>
-              </w:rPr>
-              <w:t>Phone-frame app, quick actions, free text, intent confidence, RAG-style panel, proof trace, Staff Demo controls.</w:t>
-            </w:r>
-          </w:p>
-        </w:tc>
-      </w:tr>
-      <w:tr>
-        <w:tc>
-          <w:tcPr>
-            <w:tcW w:type="dxa" w:w="5040"/>
-            <w:vAlign w:val="center"/>
-          </w:tcPr>
-          <w:p>
-            <w:r/>
-            <w:r>
-              <w:rPr>
-                <w:b w:val="0"/>
-                <w:color w:val="1E2330"/>
-                <w:sz w:val="18"/>
-              </w:rPr>
-              <w:t>Problem Solving</w:t>
-            </w:r>
-          </w:p>
-        </w:tc>
-        <w:tc>
-          <w:tcPr>
-            <w:tcW w:type="dxa" w:w="5040"/>
-            <w:vAlign w:val="center"/>
-          </w:tcPr>
-          <w:p>
-            <w:r/>
-            <w:r>
-              <w:rPr>
-                <w:b w:val="0"/>
-                <w:color w:val="1E2330"/>
-                <w:sz w:val="18"/>
-              </w:rPr>
-              <w:t>Schedule uncertainty, route confusion, arrival uncertainty, delay alerts, and feedback are all covered.</w:t>
-            </w:r>
-          </w:p>
-        </w:tc>
-      </w:tr>
-      <w:tr>
-        <w:tc>
-          <w:tcPr>
-            <w:tcW w:type="dxa" w:w="5040"/>
-            <w:vAlign w:val="center"/>
-          </w:tcPr>
-          <w:p>
-            <w:r/>
-            <w:r>
-              <w:rPr>
-                <w:b w:val="0"/>
-                <w:color w:val="1E2330"/>
-                <w:sz w:val="18"/>
-              </w:rPr>
-              <w:t>Admin Manual</w:t>
-            </w:r>
-          </w:p>
-        </w:tc>
-        <w:tc>
-          <w:tcPr>
-            <w:tcW w:type="dxa" w:w="5040"/>
-            <w:vAlign w:val="center"/>
-          </w:tcPr>
-          <w:p>
-            <w:r/>
-            <w:r>
-              <w:rPr>
-                <w:b w:val="0"/>
-                <w:color w:val="1E2330"/>
-                <w:sz w:val="18"/>
-              </w:rPr>
-              <w:t>This Word manual includes component map, configuration notes, source policy, screenshots, procedures, and troubleshooting.</w:t>
-            </w:r>
-          </w:p>
-        </w:tc>
-      </w:tr>
-    </w:tbl>
-    <w:p/>
-    <w:p>
-      <w:pPr>
-        <w:pStyle w:val="Heading1"/>
-      </w:pPr>
-      <w:r>
-        <w:rPr>
-          <w:color w:val="7A0C2E"/>
-        </w:rPr>
-        <w:t>9. Submission Checklist</w:t>
+        <w:t>7. Demo Checklist</w:t>
       </w:r>
     </w:p>
     <w:p>
@@ -2899,7 +5369,14 @@
         <w:pStyle w:val="ListBullet"/>
       </w:pPr>
       <w:r>
-        <w:t>Open prototype/index.html or run python3 -m http.server 8000 from the prototype folder.</w:t>
+        <w:rPr>
+          <w:rFonts w:ascii="Arial" w:hAnsi="Arial"/>
+          <w:b w:val="0"/>
+          <w:i w:val="0"/>
+          <w:color w:val="000000"/>
+          <w:sz w:val="20"/>
+        </w:rPr>
+        <w:t>Open index.html or serve the prototype folder with python3 -m http.server 8000.</w:t>
       </w:r>
     </w:p>
     <w:p>
@@ -2907,7 +5384,14 @@
         <w:pStyle w:val="ListBullet"/>
       </w:pPr>
       <w:r>
-        <w:t>Use Staff Demo -&gt; Demo time -&gt; 10:00 before presenting schedule and arrival flows.</w:t>
+        <w:rPr>
+          <w:rFonts w:ascii="Arial" w:hAnsi="Arial"/>
+          <w:b w:val="0"/>
+          <w:i w:val="0"/>
+          <w:color w:val="000000"/>
+          <w:sz w:val="20"/>
+        </w:rPr>
+        <w:t>Set Staff Control Panel -&gt; Demo time to 10:00 before the main demo.</w:t>
       </w:r>
     </w:p>
     <w:p>
@@ -2915,7 +5399,14 @@
         <w:pStyle w:val="ListBullet"/>
       </w:pPr>
       <w:r>
-        <w:t>State clearly that ETA/headway/timetable are simulated POC data.</w:t>
+        <w:rPr>
+          <w:rFonts w:ascii="Arial" w:hAnsi="Arial"/>
+          <w:b w:val="0"/>
+          <w:i w:val="0"/>
+          <w:color w:val="000000"/>
+          <w:sz w:val="20"/>
+        </w:rPr>
+        <w:t>Show Home, Chat schedule, Timetable search, route timetable, route guidance, bus-stop detail, Alerts, Feedback and Staff Control Panel.</w:t>
       </w:r>
     </w:p>
     <w:p>
@@ -2923,7 +5414,14 @@
         <w:pStyle w:val="ListBullet"/>
       </w:pPr>
       <w:r>
-        <w:t>Use the route source note when asked whether the route data is official.</w:t>
+        <w:rPr>
+          <w:rFonts w:ascii="Arial" w:hAnsi="Arial"/>
+          <w:b w:val="0"/>
+          <w:i w:val="0"/>
+          <w:color w:val="000000"/>
+          <w:sz w:val="20"/>
+        </w:rPr>
+        <w:t>Submit a Feedback report and verify it appears under Staff Control Panel -&gt; Reported issues.</w:t>
       </w:r>
     </w:p>
     <w:p>
@@ -2931,7 +5429,14 @@
         <w:pStyle w:val="ListBullet"/>
       </w:pPr>
       <w:r>
-        <w:t>Show Staff Demo -&gt; delay toggle -&gt; proof trace -&gt; Alerts as the originality highlight.</w:t>
+        <w:rPr>
+          <w:rFonts w:ascii="Arial" w:hAnsi="Arial"/>
+          <w:b w:val="0"/>
+          <w:i w:val="0"/>
+          <w:color w:val="000000"/>
+          <w:sz w:val="20"/>
+        </w:rPr>
+        <w:t>Toggle BAS A delayed, show the resolution proof, then open Alerts to show the subscribed notification.</w:t>
       </w:r>
     </w:p>
     <w:p>
@@ -2939,13 +5444,19 @@
         <w:pStyle w:val="ListBullet"/>
       </w:pPr>
       <w:r>
-        <w:t>Submit ADMIN_MANUAL.docx and TransitAI_UTM_Prototype_Demo.pptx with the prototype folder.</w:t>
+        <w:rPr>
+          <w:rFonts w:ascii="Arial" w:hAnsi="Arial"/>
+          <w:b w:val="0"/>
+          <w:i w:val="0"/>
+          <w:color w:val="000000"/>
+          <w:sz w:val="20"/>
+        </w:rPr>
+        <w:t>Say the data boundary clearly: public route names/sequences where available; timetable, ETA and delay values are configured POC estimates.</w:t>
       </w:r>
     </w:p>
     <w:sectPr>
-      <w:footerReference w:type="default" r:id="rId19"/>
       <w:pgSz w:w="12240" w:h="15840"/>
-      <w:pgMar w:top="1080" w:right="1080" w:bottom="1080" w:left="1080" w:header="720" w:footer="720" w:gutter="0"/>
+      <w:pgMar w:top="936" w:right="936" w:bottom="936" w:left="936" w:header="720" w:footer="720" w:gutter="0"/>
       <w:cols w:space="720"/>
       <w:docGrid w:linePitch="360"/>
     </w:sectPr>
@@ -2962,9 +5473,13 @@
     </w:pPr>
     <w:r>
       <w:rPr>
+        <w:rFonts w:ascii="Arial" w:hAnsi="Arial"/>
+        <w:b w:val="0"/>
+        <w:i w:val="0"/>
+        <w:color w:val="000000"/>
         <w:sz w:val="16"/>
       </w:rPr>
-      <w:t>TransitAI UTM Prototype · Administrator Manual · Group 5</w:t>
+      <w:t>TransitAI UTM Prototype | Administrator Manual | Group 5</w:t>
     </w:r>
   </w:p>
 </w:ftr>
@@ -3334,12 +5849,12 @@
     <w:qFormat/>
     <w:rsid w:val="00FC693F"/>
     <w:pPr>
-      <w:spacing w:after="100" w:line="259" w:lineRule="auto"/>
+      <w:spacing w:after="80" w:line="264" w:lineRule="auto"/>
     </w:pPr>
     <w:rPr>
       <w:rFonts w:ascii="Arial" w:hAnsi="Arial"/>
-      <w:color w:val="1E2330"/>
-      <w:sz w:val="21"/>
+      <w:color w:val="000000"/>
+      <w:sz w:val="20"/>
     </w:rPr>
   </w:style>
   <w:style w:type="paragraph" w:styleId="Header">
@@ -3397,15 +5912,15 @@
     <w:pPr>
       <w:keepNext/>
       <w:keepLines/>
-      <w:spacing w:before="240" w:after="100"/>
+      <w:spacing w:before="200" w:after="80"/>
       <w:outlineLvl w:val="0"/>
     </w:pPr>
     <w:rPr>
       <w:rFonts w:asciiTheme="majorHAnsi" w:eastAsiaTheme="majorEastAsia" w:hAnsiTheme="majorHAnsi" w:cstheme="majorBidi" w:ascii="Arial" w:hAnsi="Arial"/>
       <w:b/>
       <w:bCs/>
-      <w:color w:val="7A0C2E"/>
-      <w:sz w:val="34"/>
+      <w:color w:val="000000"/>
+      <w:sz w:val="31"/>
       <w:szCs w:val="28"/>
     </w:rPr>
   </w:style>
@@ -3421,15 +5936,15 @@
     <w:pPr>
       <w:keepNext/>
       <w:keepLines/>
-      <w:spacing w:before="240" w:after="100"/>
+      <w:spacing w:before="200" w:after="80"/>
       <w:outlineLvl w:val="1"/>
     </w:pPr>
     <w:rPr>
       <w:rFonts w:asciiTheme="majorHAnsi" w:eastAsiaTheme="majorEastAsia" w:hAnsiTheme="majorHAnsi" w:cstheme="majorBidi" w:ascii="Arial" w:hAnsi="Arial"/>
       <w:b/>
       <w:bCs/>
-      <w:color w:val="7A0C2E"/>
-      <w:sz w:val="27"/>
+      <w:color w:val="000000"/>
+      <w:sz w:val="25"/>
       <w:szCs w:val="26"/>
     </w:rPr>
   </w:style>
@@ -3445,15 +5960,15 @@
     <w:pPr>
       <w:keepNext/>
       <w:keepLines/>
-      <w:spacing w:before="240" w:after="100"/>
+      <w:spacing w:before="200" w:after="80"/>
       <w:outlineLvl w:val="2"/>
     </w:pPr>
     <w:rPr>
       <w:rFonts w:asciiTheme="majorHAnsi" w:eastAsiaTheme="majorEastAsia" w:hAnsiTheme="majorHAnsi" w:cstheme="majorBidi" w:ascii="Arial" w:hAnsi="Arial"/>
       <w:b/>
       <w:bCs/>
-      <w:color w:val="7A0C2E"/>
-      <w:sz w:val="23"/>
+      <w:color w:val="000000"/>
+      <w:sz w:val="22"/>
     </w:rPr>
   </w:style>
   <w:style w:type="paragraph" w:styleId="Heading4">
@@ -3873,6 +6388,7 @@
     </w:pPr>
     <w:rPr>
       <w:rFonts w:ascii="Arial" w:hAnsi="Arial"/>
+      <w:color w:val="000000"/>
       <w:sz w:val="20"/>
     </w:rPr>
   </w:style>
@@ -3916,6 +6432,7 @@
     </w:pPr>
     <w:rPr>
       <w:rFonts w:ascii="Arial" w:hAnsi="Arial"/>
+      <w:color w:val="000000"/>
       <w:sz w:val="20"/>
     </w:rPr>
   </w:style>

--- a/ADMIN_MANUAL.docx
+++ b/ADMIN_MANUAL.docx
@@ -2344,7 +2344,7 @@
                 <w:color w:val="000000"/>
                 <w:sz w:val="16"/>
               </w:rPr>
-              <w:t>Prototype simulation</w:t>
+              <w:t>Prototype estimate</w:t>
             </w:r>
           </w:p>
         </w:tc>
@@ -2372,7 +2372,7 @@
                 <w:color w:val="000000"/>
                 <w:sz w:val="16"/>
               </w:rPr>
-              <w:t>Staff toggle simulates transport staff publishing a disruption so the logic proof and alert workflow can be shown.</w:t>
+              <w:t>Staff toggle represents transport staff publishing a disruption so the logic proof and alert workflow can be shown.</w:t>
             </w:r>
           </w:p>
         </w:tc>
